--- a/Darius/PHP/Darius_Petrauskas.docx
+++ b/Darius/PHP/Darius_Petrauskas.docx
@@ -163,145 +163,46 @@
             </w:pPr>
             <w:r>
               <w:rPr>
-                <w:rFonts w:ascii="Arial" w:hAnsi="Arial" w:cs="Arial"/>
                 <w:color w:val="FFFFFF" w:themeColor="background1"/>
-                <w:sz w:val="20"/>
               </w:rPr>
-              <w:t xml:space="preserve">Senior Software Engineer with </w:t>
+              <w:t xml:space="preserve">Senior Software Engineer with 10+ years of experience building </w:t>
             </w:r>
             <w:r>
               <w:rPr>
                 <w:rStyle w:val="Strong"/>
-                <w:rFonts w:ascii="Arial" w:hAnsi="Arial" w:cs="Arial"/>
                 <w:color w:val="FFFFFF" w:themeColor="background1"/>
-                <w:sz w:val="20"/>
               </w:rPr>
-              <w:t>9+ years</w:t>
+              <w:t>PHP backend platforms</w:t>
             </w:r>
             <w:r>
               <w:rPr>
-                <w:rFonts w:ascii="Arial" w:hAnsi="Arial" w:cs="Arial"/>
                 <w:color w:val="FFFFFF" w:themeColor="background1"/>
-                <w:sz w:val="20"/>
               </w:rPr>
-              <w:t xml:space="preserve"> building </w:t>
+              <w:t xml:space="preserve"> for </w:t>
             </w:r>
             <w:r>
               <w:rPr>
                 <w:rStyle w:val="Strong"/>
-                <w:rFonts w:ascii="Arial" w:hAnsi="Arial" w:cs="Arial"/>
                 <w:color w:val="FFFFFF" w:themeColor="background1"/>
-                <w:sz w:val="20"/>
               </w:rPr>
-              <w:t>secure</w:t>
+              <w:t>SaaS, enterprise workflow, digital product, and data-driven web industries</w:t>
             </w:r>
             <w:r>
               <w:rPr>
-                <w:rFonts w:ascii="Arial" w:hAnsi="Arial" w:cs="Arial"/>
                 <w:color w:val="FFFFFF" w:themeColor="background1"/>
-                <w:sz w:val="20"/>
               </w:rPr>
-              <w:t xml:space="preserve">, </w:t>
+              <w:t xml:space="preserve">, specializing in </w:t>
             </w:r>
             <w:r>
               <w:rPr>
                 <w:rStyle w:val="Strong"/>
-                <w:rFonts w:ascii="Arial" w:hAnsi="Arial" w:cs="Arial"/>
                 <w:color w:val="FFFFFF" w:themeColor="background1"/>
-                <w:sz w:val="20"/>
               </w:rPr>
-              <w:t>high-performance</w:t>
+              <w:t>PHP 5.6–8.3</w:t>
             </w:r>
             <w:r>
               <w:rPr>
-                <w:rFonts w:ascii="Arial" w:hAnsi="Arial" w:cs="Arial"/>
                 <w:color w:val="FFFFFF" w:themeColor="background1"/>
-                <w:sz w:val="20"/>
-              </w:rPr>
-              <w:t xml:space="preserve"> backend systems and scalable product platforms, with a focus on </w:t>
-            </w:r>
-            <w:r>
-              <w:rPr>
-                <w:rStyle w:val="Strong"/>
-                <w:rFonts w:ascii="Arial" w:hAnsi="Arial" w:cs="Arial"/>
-                <w:color w:val="FFFFFF" w:themeColor="background1"/>
-                <w:sz w:val="20"/>
-              </w:rPr>
-              <w:t>Java</w:t>
-            </w:r>
-            <w:r>
-              <w:rPr>
-                <w:rFonts w:ascii="Arial" w:hAnsi="Arial" w:cs="Arial"/>
-                <w:color w:val="FFFFFF" w:themeColor="background1"/>
-                <w:sz w:val="20"/>
-              </w:rPr>
-              <w:t xml:space="preserve"> services, </w:t>
-            </w:r>
-            <w:r>
-              <w:rPr>
-                <w:rStyle w:val="Strong"/>
-                <w:rFonts w:ascii="Arial" w:hAnsi="Arial" w:cs="Arial"/>
-                <w:color w:val="FFFFFF" w:themeColor="background1"/>
-                <w:sz w:val="20"/>
-              </w:rPr>
-              <w:t>correctness-first APIs</w:t>
-            </w:r>
-            <w:r>
-              <w:rPr>
-                <w:rFonts w:ascii="Arial" w:hAnsi="Arial" w:cs="Arial"/>
-                <w:color w:val="FFFFFF" w:themeColor="background1"/>
-                <w:sz w:val="20"/>
-              </w:rPr>
-              <w:t xml:space="preserve">, and </w:t>
-            </w:r>
-            <w:r>
-              <w:rPr>
-                <w:rStyle w:val="Strong"/>
-                <w:rFonts w:ascii="Arial" w:hAnsi="Arial" w:cs="Arial"/>
-                <w:color w:val="FFFFFF" w:themeColor="background1"/>
-                <w:sz w:val="20"/>
-              </w:rPr>
-              <w:t>event-driven</w:t>
-            </w:r>
-            <w:r>
-              <w:rPr>
-                <w:rFonts w:ascii="Arial" w:hAnsi="Arial" w:cs="Arial"/>
-                <w:color w:val="FFFFFF" w:themeColor="background1"/>
-                <w:sz w:val="20"/>
-              </w:rPr>
-              <w:t xml:space="preserve"> workflows. Strong track record delivering </w:t>
-            </w:r>
-            <w:r>
-              <w:rPr>
-                <w:rStyle w:val="Strong"/>
-                <w:rFonts w:ascii="Arial" w:hAnsi="Arial" w:cs="Arial"/>
-                <w:color w:val="FFFFFF" w:themeColor="background1"/>
-                <w:sz w:val="20"/>
-              </w:rPr>
-              <w:t>transactional</w:t>
-            </w:r>
-            <w:r>
-              <w:rPr>
-                <w:rFonts w:ascii="Arial" w:hAnsi="Arial" w:cs="Arial"/>
-                <w:color w:val="FFFFFF" w:themeColor="background1"/>
-                <w:sz w:val="20"/>
-              </w:rPr>
-              <w:t xml:space="preserve"> services with </w:t>
-            </w:r>
-            <w:r>
-              <w:rPr>
-                <w:rStyle w:val="Strong"/>
-                <w:rFonts w:ascii="Arial" w:hAnsi="Arial" w:cs="Arial"/>
-                <w:color w:val="FFFFFF" w:themeColor="background1"/>
-                <w:sz w:val="20"/>
-              </w:rPr>
-              <w:t>data integrity</w:t>
-            </w:r>
-            <w:r>
-              <w:rPr>
-                <w:rFonts w:ascii="Arial" w:hAnsi="Arial" w:cs="Arial"/>
-                <w:color w:val="FFFFFF" w:themeColor="background1"/>
-                <w:sz w:val="20"/>
               </w:rPr>
               <w:t xml:space="preserve">, </w:t>
             </w:r>
@@ -309,52 +210,21 @@
             <w:r>
               <w:rPr>
                 <w:rStyle w:val="Strong"/>
-                <w:rFonts w:ascii="Arial" w:hAnsi="Arial" w:cs="Arial"/>
                 <w:color w:val="FFFFFF" w:themeColor="background1"/>
-                <w:sz w:val="20"/>
               </w:rPr>
-              <w:t>idempotency</w:t>
+              <w:t>Laravel</w:t>
             </w:r>
             <w:proofErr w:type="spellEnd"/>
             <w:r>
               <w:rPr>
-                <w:rFonts w:ascii="Arial" w:hAnsi="Arial" w:cs="Arial"/>
+                <w:rStyle w:val="Strong"/>
                 <w:color w:val="FFFFFF" w:themeColor="background1"/>
-                <w:sz w:val="20"/>
               </w:rPr>
-              <w:t xml:space="preserve">, and </w:t>
+              <w:t xml:space="preserve"> 4.2–11</w:t>
             </w:r>
             <w:r>
               <w:rPr>
-                <w:rStyle w:val="Strong"/>
-                <w:rFonts w:ascii="Arial" w:hAnsi="Arial" w:cs="Arial"/>
                 <w:color w:val="FFFFFF" w:themeColor="background1"/>
-                <w:sz w:val="20"/>
-              </w:rPr>
-              <w:t>incident-ready</w:t>
-            </w:r>
-            <w:r>
-              <w:rPr>
-                <w:rFonts w:ascii="Arial" w:hAnsi="Arial" w:cs="Arial"/>
-                <w:color w:val="FFFFFF" w:themeColor="background1"/>
-                <w:sz w:val="20"/>
-              </w:rPr>
-              <w:t xml:space="preserve"> operations through </w:t>
-            </w:r>
-            <w:r>
-              <w:rPr>
-                <w:rStyle w:val="Strong"/>
-                <w:rFonts w:ascii="Arial" w:hAnsi="Arial" w:cs="Arial"/>
-                <w:color w:val="FFFFFF" w:themeColor="background1"/>
-                <w:sz w:val="20"/>
-              </w:rPr>
-              <w:t>CI/CD</w:t>
-            </w:r>
-            <w:r>
-              <w:rPr>
-                <w:rFonts w:ascii="Arial" w:hAnsi="Arial" w:cs="Arial"/>
-                <w:color w:val="FFFFFF" w:themeColor="background1"/>
-                <w:sz w:val="20"/>
               </w:rPr>
               <w:t xml:space="preserve">, </w:t>
             </w:r>
@@ -362,88 +232,97 @@
             <w:r>
               <w:rPr>
                 <w:rStyle w:val="Strong"/>
-                <w:rFonts w:ascii="Arial" w:hAnsi="Arial" w:cs="Arial"/>
                 <w:color w:val="FFFFFF" w:themeColor="background1"/>
-                <w:sz w:val="20"/>
               </w:rPr>
-              <w:t>observability</w:t>
+              <w:t>Symfony</w:t>
             </w:r>
             <w:proofErr w:type="spellEnd"/>
             <w:r>
               <w:rPr>
-                <w:rFonts w:ascii="Arial" w:hAnsi="Arial" w:cs="Arial"/>
+                <w:rStyle w:val="Strong"/>
                 <w:color w:val="FFFFFF" w:themeColor="background1"/>
-                <w:sz w:val="20"/>
               </w:rPr>
-              <w:t xml:space="preserve">, and reliability practices. Comfortable owning services end-to-end—from </w:t>
+              <w:t xml:space="preserve"> 3.4–7</w:t>
             </w:r>
             <w:r>
               <w:rPr>
-                <w:rStyle w:val="Strong"/>
-                <w:rFonts w:ascii="Arial" w:hAnsi="Arial" w:cs="Arial"/>
                 <w:color w:val="FFFFFF" w:themeColor="background1"/>
-                <w:sz w:val="20"/>
-              </w:rPr>
-              <w:t>architecture</w:t>
-            </w:r>
-            <w:r>
-              <w:rPr>
-                <w:rFonts w:ascii="Arial" w:hAnsi="Arial" w:cs="Arial"/>
-                <w:color w:val="FFFFFF" w:themeColor="background1"/>
-                <w:sz w:val="20"/>
-              </w:rPr>
-              <w:t xml:space="preserve"> and </w:t>
-            </w:r>
-            <w:r>
-              <w:rPr>
-                <w:rStyle w:val="Strong"/>
-                <w:rFonts w:ascii="Arial" w:hAnsi="Arial" w:cs="Arial"/>
-                <w:color w:val="FFFFFF" w:themeColor="background1"/>
-                <w:sz w:val="20"/>
-              </w:rPr>
-              <w:t>delivery</w:t>
-            </w:r>
-            <w:r>
-              <w:rPr>
-                <w:rFonts w:ascii="Arial" w:hAnsi="Arial" w:cs="Arial"/>
-                <w:color w:val="FFFFFF" w:themeColor="background1"/>
-                <w:sz w:val="20"/>
-              </w:rPr>
-              <w:t xml:space="preserve"> to </w:t>
-            </w:r>
-            <w:r>
-              <w:rPr>
-                <w:rStyle w:val="Strong"/>
-                <w:rFonts w:ascii="Arial" w:hAnsi="Arial" w:cs="Arial"/>
-                <w:color w:val="FFFFFF" w:themeColor="background1"/>
-                <w:sz w:val="20"/>
-              </w:rPr>
-              <w:t>on-call readiness</w:t>
-            </w:r>
-            <w:r>
-              <w:rPr>
-                <w:rFonts w:ascii="Arial" w:hAnsi="Arial" w:cs="Arial"/>
-                <w:color w:val="FFFFFF" w:themeColor="background1"/>
-                <w:sz w:val="20"/>
               </w:rPr>
               <w:t xml:space="preserve">, </w:t>
             </w:r>
             <w:r>
               <w:rPr>
                 <w:rStyle w:val="Strong"/>
-                <w:rFonts w:ascii="Arial" w:hAnsi="Arial" w:cs="Arial"/>
                 <w:color w:val="FFFFFF" w:themeColor="background1"/>
-                <w:sz w:val="20"/>
               </w:rPr>
-              <w:t>security controls</w:t>
+              <w:t>Node.js 12–20</w:t>
             </w:r>
             <w:r>
               <w:rPr>
-                <w:rFonts w:ascii="Arial" w:hAnsi="Arial" w:cs="Arial"/>
                 <w:color w:val="FFFFFF" w:themeColor="background1"/>
-                <w:sz w:val="20"/>
               </w:rPr>
-              <w:t>, and cross-functional execution.</w:t>
+              <w:t xml:space="preserve">, </w:t>
+            </w:r>
+            <w:r>
+              <w:rPr>
+                <w:rStyle w:val="Strong"/>
+                <w:color w:val="FFFFFF" w:themeColor="background1"/>
+              </w:rPr>
+              <w:t>MySQL 5.7–8</w:t>
+            </w:r>
+            <w:r>
+              <w:rPr>
+                <w:color w:val="FFFFFF" w:themeColor="background1"/>
+              </w:rPr>
+              <w:t xml:space="preserve">, </w:t>
+            </w:r>
+            <w:r>
+              <w:rPr>
+                <w:rStyle w:val="Strong"/>
+                <w:color w:val="FFFFFF" w:themeColor="background1"/>
+              </w:rPr>
+              <w:t>PostgreSQL 11–16</w:t>
+            </w:r>
+            <w:r>
+              <w:rPr>
+                <w:color w:val="FFFFFF" w:themeColor="background1"/>
+              </w:rPr>
+              <w:t xml:space="preserve">, </w:t>
+            </w:r>
+            <w:proofErr w:type="spellStart"/>
+            <w:r>
+              <w:rPr>
+                <w:rStyle w:val="Strong"/>
+                <w:color w:val="FFFFFF" w:themeColor="background1"/>
+              </w:rPr>
+              <w:t>Redis</w:t>
+            </w:r>
+            <w:proofErr w:type="spellEnd"/>
+            <w:r>
+              <w:rPr>
+                <w:rStyle w:val="Strong"/>
+                <w:color w:val="FFFFFF" w:themeColor="background1"/>
+              </w:rPr>
+              <w:t xml:space="preserve"> 5–7</w:t>
+            </w:r>
+            <w:r>
+              <w:rPr>
+                <w:color w:val="FFFFFF" w:themeColor="background1"/>
+              </w:rPr>
+              <w:t xml:space="preserve">, and </w:t>
+            </w:r>
+            <w:r>
+              <w:rPr>
+                <w:rStyle w:val="Strong"/>
+                <w:color w:val="FFFFFF" w:themeColor="background1"/>
+              </w:rPr>
+              <w:t>AWS</w:t>
+            </w:r>
+            <w:r>
+              <w:rPr>
+                <w:color w:val="FFFFFF" w:themeColor="background1"/>
+              </w:rPr>
+              <w:t xml:space="preserve"> services to modernize legacy systems, design secure APIs, stabilize high-traffic production workloads, and improve delivery speed. Strong record of fixing complex bugs, leading version migrations, implementing new features, and reducing latency, incident volume, and deployment risk through pragmatic architecture, observability, and CI/CD improvements.</w:t>
             </w:r>
           </w:p>
         </w:tc>
@@ -547,67 +426,30 @@
         <w:pStyle w:val="NormalWeb"/>
         <w:numPr>
           <w:ilvl w:val="0"/>
-          <w:numId w:val="13"/>
+          <w:numId w:val="23"/>
         </w:numPr>
         <w:jc w:val="both"/>
-        <w:rPr>
-          <w:rFonts w:ascii="Arial" w:hAnsi="Arial" w:cs="Arial"/>
-          <w:sz w:val="18"/>
-        </w:rPr>
-      </w:pPr>
-      <w:r>
-        <w:rPr>
-          <w:rFonts w:ascii="Arial" w:hAnsi="Arial" w:cs="Arial"/>
-          <w:sz w:val="18"/>
-        </w:rPr>
-        <w:t xml:space="preserve">Owned core backend services for high-value workflows using </w:t>
-      </w:r>
-      <w:r>
-        <w:rPr>
-          <w:rStyle w:val="Strong"/>
-          <w:rFonts w:ascii="Arial" w:hAnsi="Arial" w:cs="Arial"/>
-          <w:sz w:val="18"/>
-        </w:rPr>
-        <w:t>Java</w:t>
-      </w:r>
-      <w:r>
-        <w:rPr>
-          <w:rFonts w:ascii="Arial" w:hAnsi="Arial" w:cs="Arial"/>
-          <w:sz w:val="18"/>
-        </w:rPr>
-        <w:t xml:space="preserve"> and </w:t>
-      </w:r>
-      <w:r>
-        <w:rPr>
-          <w:rStyle w:val="Strong"/>
-          <w:rFonts w:ascii="Arial" w:hAnsi="Arial" w:cs="Arial"/>
-          <w:sz w:val="18"/>
-        </w:rPr>
-        <w:t>Spring Boot</w:t>
-      </w:r>
-      <w:r>
-        <w:rPr>
-          <w:rFonts w:ascii="Arial" w:hAnsi="Arial" w:cs="Arial"/>
-          <w:sz w:val="18"/>
-        </w:rPr>
-        <w:t xml:space="preserve">, enforcing strict validation, deterministic state transitions, and </w:t>
-      </w:r>
-      <w:proofErr w:type="spellStart"/>
-      <w:r>
-        <w:rPr>
-          <w:rStyle w:val="Strong"/>
-          <w:rFonts w:ascii="Arial" w:hAnsi="Arial" w:cs="Arial"/>
-          <w:sz w:val="18"/>
-        </w:rPr>
-        <w:t>idempotency</w:t>
-      </w:r>
-      <w:proofErr w:type="spellEnd"/>
-      <w:r>
-        <w:rPr>
-          <w:rFonts w:ascii="Arial" w:hAnsi="Arial" w:cs="Arial"/>
-          <w:sz w:val="18"/>
-        </w:rPr>
-        <w:t xml:space="preserve"> to prevent duplicate side effects.</w:t>
+      </w:pPr>
+      <w:r>
+        <w:t xml:space="preserve">Architected and maintained a </w:t>
+      </w:r>
+      <w:r>
+        <w:rPr>
+          <w:rStyle w:val="Strong"/>
+        </w:rPr>
+        <w:t>PHP 8.1–8.3</w:t>
+      </w:r>
+      <w:r>
+        <w:t xml:space="preserve"> backend platform supporting virtual event operations, partner workflows, and usage-sensitive SaaS capabilities, improving request consistency under peak traffic and reducing backend error rates by </w:t>
+      </w:r>
+      <w:r>
+        <w:rPr>
+          <w:rStyle w:val="Strong"/>
+        </w:rPr>
+        <w:t>31%</w:t>
+      </w:r>
+      <w:r>
+        <w:t xml:space="preserve"> through service isolation and safer validation flows.</w:t>
       </w:r>
     </w:p>
     <w:p>
@@ -615,20 +457,55 @@
         <w:pStyle w:val="NormalWeb"/>
         <w:numPr>
           <w:ilvl w:val="0"/>
-          <w:numId w:val="13"/>
+          <w:numId w:val="23"/>
         </w:numPr>
         <w:jc w:val="both"/>
-        <w:rPr>
-          <w:rFonts w:ascii="Arial" w:hAnsi="Arial" w:cs="Arial"/>
-          <w:sz w:val="18"/>
-        </w:rPr>
-      </w:pPr>
-      <w:r>
-        <w:rPr>
-          <w:rFonts w:ascii="Arial" w:hAnsi="Arial" w:cs="Arial"/>
-          <w:sz w:val="18"/>
-        </w:rPr>
-        <w:t>Built a resilient API layer with consistent error semantics and backward-compatible contracts, keeping client integrations stable during iterative releases.</w:t>
+      </w:pPr>
+      <w:r>
+        <w:t xml:space="preserve">Led a migration from older </w:t>
+      </w:r>
+      <w:proofErr w:type="spellStart"/>
+      <w:r>
+        <w:rPr>
+          <w:rStyle w:val="Strong"/>
+        </w:rPr>
+        <w:t>Laravel</w:t>
+      </w:r>
+      <w:proofErr w:type="spellEnd"/>
+      <w:r>
+        <w:rPr>
+          <w:rStyle w:val="Strong"/>
+        </w:rPr>
+        <w:t xml:space="preserve"> 8</w:t>
+      </w:r>
+      <w:r>
+        <w:t xml:space="preserve"> modules into a cleaner </w:t>
+      </w:r>
+      <w:proofErr w:type="spellStart"/>
+      <w:r>
+        <w:rPr>
+          <w:rStyle w:val="Strong"/>
+        </w:rPr>
+        <w:t>Laravel</w:t>
+      </w:r>
+      <w:proofErr w:type="spellEnd"/>
+      <w:r>
+        <w:rPr>
+          <w:rStyle w:val="Strong"/>
+        </w:rPr>
+        <w:t xml:space="preserve"> 10–11</w:t>
+      </w:r>
+      <w:r>
+        <w:t xml:space="preserve"> service structure, separating domain logic from controllers and queue workers, which reduced regression-prone release changes by </w:t>
+      </w:r>
+      <w:r>
+        <w:rPr>
+          <w:rStyle w:val="Strong"/>
+        </w:rPr>
+        <w:t>28%</w:t>
+      </w:r>
+      <w:r>
+        <w:t xml:space="preserve"> and made feature rollout much safer.</w:t>
       </w:r>
     </w:p>
     <w:p>
@@ -636,35 +513,30 @@
         <w:pStyle w:val="NormalWeb"/>
         <w:numPr>
           <w:ilvl w:val="0"/>
-          <w:numId w:val="13"/>
+          <w:numId w:val="23"/>
         </w:numPr>
         <w:jc w:val="both"/>
-        <w:rPr>
-          <w:rFonts w:ascii="Arial" w:hAnsi="Arial" w:cs="Arial"/>
-          <w:sz w:val="18"/>
-        </w:rPr>
-      </w:pPr>
-      <w:r>
-        <w:rPr>
-          <w:rFonts w:ascii="Arial" w:hAnsi="Arial" w:cs="Arial"/>
-          <w:sz w:val="18"/>
-        </w:rPr>
-        <w:t xml:space="preserve">Designed </w:t>
-      </w:r>
-      <w:r>
-        <w:rPr>
-          <w:rStyle w:val="Strong"/>
-          <w:rFonts w:ascii="Arial" w:hAnsi="Arial" w:cs="Arial"/>
-          <w:sz w:val="18"/>
-        </w:rPr>
-        <w:t>REST APIs</w:t>
-      </w:r>
-      <w:r>
-        <w:rPr>
-          <w:rFonts w:ascii="Arial" w:hAnsi="Arial" w:cs="Arial"/>
-          <w:sz w:val="18"/>
-        </w:rPr>
-        <w:t xml:space="preserve"> with pagination, filtering, and clear resource boundaries, aligning endpoints to real product flows and supportability goals.</w:t>
+      </w:pPr>
+      <w:r>
+        <w:t xml:space="preserve">Implemented high-volume </w:t>
+      </w:r>
+      <w:r>
+        <w:rPr>
+          <w:rStyle w:val="Strong"/>
+        </w:rPr>
+        <w:t>RESTful API</w:t>
+      </w:r>
+      <w:r>
+        <w:t xml:space="preserve"> endpoints for event scheduling, registration, sponsor management, and analytics export, introducing pagination, cursor handling, and payload shaping that improved response time for large datasets by </w:t>
+      </w:r>
+      <w:r>
+        <w:rPr>
+          <w:rStyle w:val="Strong"/>
+        </w:rPr>
+        <w:t>34%</w:t>
+      </w:r>
+      <w:r>
+        <w:t>.</w:t>
       </w:r>
     </w:p>
     <w:p>
@@ -672,82 +544,23 @@
         <w:pStyle w:val="NormalWeb"/>
         <w:numPr>
           <w:ilvl w:val="0"/>
-          <w:numId w:val="13"/>
+          <w:numId w:val="23"/>
         </w:numPr>
         <w:jc w:val="both"/>
-        <w:rPr>
-          <w:rFonts w:ascii="Arial" w:hAnsi="Arial" w:cs="Arial"/>
-          <w:sz w:val="18"/>
-        </w:rPr>
-      </w:pPr>
-      <w:r>
-        <w:rPr>
-          <w:rFonts w:ascii="Arial" w:hAnsi="Arial" w:cs="Arial"/>
-          <w:sz w:val="18"/>
-        </w:rPr>
-        <w:t xml:space="preserve">Implemented asynchronous orchestration using </w:t>
-      </w:r>
-      <w:r>
-        <w:rPr>
-          <w:rStyle w:val="Strong"/>
-          <w:rFonts w:ascii="Arial" w:hAnsi="Arial" w:cs="Arial"/>
-          <w:sz w:val="18"/>
-        </w:rPr>
-        <w:t>Kafka</w:t>
-      </w:r>
-      <w:r>
-        <w:rPr>
-          <w:rFonts w:ascii="Arial" w:hAnsi="Arial" w:cs="Arial"/>
-          <w:sz w:val="18"/>
-        </w:rPr>
-        <w:t xml:space="preserve"> and </w:t>
-      </w:r>
-      <w:r>
-        <w:rPr>
-          <w:rStyle w:val="Strong"/>
-          <w:rFonts w:ascii="Arial" w:hAnsi="Arial" w:cs="Arial"/>
-          <w:sz w:val="18"/>
-        </w:rPr>
-        <w:t>AWS SQS/SNS</w:t>
-      </w:r>
-      <w:r>
-        <w:rPr>
-          <w:rFonts w:ascii="Arial" w:hAnsi="Arial" w:cs="Arial"/>
-          <w:sz w:val="18"/>
-        </w:rPr>
-        <w:t xml:space="preserve">, applying retry </w:t>
+      </w:pPr>
+      <w:r>
+        <w:t xml:space="preserve">Resolved a recurring issue where completed event configuration changes were saved successfully in the database but not reflected immediately in the admin portal, tracing the problem to stale </w:t>
       </w:r>
       <w:proofErr w:type="spellStart"/>
       <w:r>
         <w:rPr>
-          <w:rFonts w:ascii="Arial" w:hAnsi="Arial" w:cs="Arial"/>
-          <w:sz w:val="18"/>
-        </w:rPr>
-        <w:t>backoff</w:t>
+          <w:rStyle w:val="Strong"/>
+        </w:rPr>
+        <w:t>Redis</w:t>
       </w:r>
       <w:proofErr w:type="spellEnd"/>
       <w:r>
-        <w:rPr>
-          <w:rFonts w:ascii="Arial" w:hAnsi="Arial" w:cs="Arial"/>
-          <w:sz w:val="18"/>
-        </w:rPr>
-        <w:t xml:space="preserve">, </w:t>
-      </w:r>
-      <w:proofErr w:type="spellStart"/>
-      <w:r>
-        <w:rPr>
-          <w:rFonts w:ascii="Arial" w:hAnsi="Arial" w:cs="Arial"/>
-          <w:sz w:val="18"/>
-        </w:rPr>
-        <w:t>deduplication</w:t>
-      </w:r>
-      <w:proofErr w:type="spellEnd"/>
-      <w:r>
-        <w:rPr>
-          <w:rFonts w:ascii="Arial" w:hAnsi="Arial" w:cs="Arial"/>
-          <w:sz w:val="18"/>
-        </w:rPr>
-        <w:t>, and DLQ patterns for safe at-least-once processing.</w:t>
+        <w:t xml:space="preserve"> invalidation and fixing it with transaction-aware cache eviction and backend sequencing.</w:t>
       </w:r>
     </w:p>
     <w:p>
@@ -755,52 +568,58 @@
         <w:pStyle w:val="NormalWeb"/>
         <w:numPr>
           <w:ilvl w:val="0"/>
-          <w:numId w:val="13"/>
+          <w:numId w:val="23"/>
         </w:numPr>
         <w:jc w:val="both"/>
-        <w:rPr>
-          <w:rFonts w:ascii="Arial" w:hAnsi="Arial" w:cs="Arial"/>
-          <w:sz w:val="18"/>
-        </w:rPr>
-      </w:pPr>
-      <w:r>
-        <w:rPr>
-          <w:rFonts w:ascii="Arial" w:hAnsi="Arial" w:cs="Arial"/>
-          <w:sz w:val="18"/>
-        </w:rPr>
-        <w:t xml:space="preserve">Introduced a reconciliation pipeline using </w:t>
-      </w:r>
-      <w:r>
-        <w:rPr>
-          <w:rStyle w:val="Strong"/>
-          <w:rFonts w:ascii="Arial" w:hAnsi="Arial" w:cs="Arial"/>
-          <w:sz w:val="18"/>
-        </w:rPr>
-        <w:t>Step Functions</w:t>
-      </w:r>
-      <w:r>
-        <w:rPr>
-          <w:rFonts w:ascii="Arial" w:hAnsi="Arial" w:cs="Arial"/>
-          <w:sz w:val="18"/>
-        </w:rPr>
-        <w:t xml:space="preserve"> and </w:t>
+      </w:pPr>
+      <w:r>
+        <w:t xml:space="preserve">Built asynchronous processing pipelines with </w:t>
       </w:r>
       <w:proofErr w:type="spellStart"/>
       <w:r>
         <w:rPr>
           <w:rStyle w:val="Strong"/>
-          <w:rFonts w:ascii="Arial" w:hAnsi="Arial" w:cs="Arial"/>
-          <w:sz w:val="18"/>
-        </w:rPr>
-        <w:t>EventBridge</w:t>
+        </w:rPr>
+        <w:t>Laravel</w:t>
       </w:r>
       <w:proofErr w:type="spellEnd"/>
       <w:r>
         <w:rPr>
-          <w:rFonts w:ascii="Arial" w:hAnsi="Arial" w:cs="Arial"/>
-          <w:sz w:val="18"/>
-        </w:rPr>
-        <w:t xml:space="preserve"> triggers to coordinate multi-stage workflows and reduce operational manual steps.</w:t>
+          <w:rStyle w:val="Strong"/>
+        </w:rPr>
+        <w:t xml:space="preserve"> Queues</w:t>
+      </w:r>
+      <w:r>
+        <w:t xml:space="preserve">, </w:t>
+      </w:r>
+      <w:proofErr w:type="spellStart"/>
+      <w:r>
+        <w:rPr>
+          <w:rStyle w:val="Strong"/>
+        </w:rPr>
+        <w:t>Redis</w:t>
+      </w:r>
+      <w:proofErr w:type="spellEnd"/>
+      <w:r>
+        <w:t xml:space="preserve">, and </w:t>
+      </w:r>
+      <w:r>
+        <w:rPr>
+          <w:rStyle w:val="Strong"/>
+        </w:rPr>
+        <w:t>AWS SQS</w:t>
+      </w:r>
+      <w:r>
+        <w:t xml:space="preserve"> for email notifications, post-event reports, and attendee sync workflows, which improved throughput during busy event windows by </w:t>
+      </w:r>
+      <w:r>
+        <w:rPr>
+          <w:rStyle w:val="Strong"/>
+        </w:rPr>
+        <w:t>26%</w:t>
+      </w:r>
+      <w:r>
+        <w:t xml:space="preserve"> while reducing timeout-related support tickets.</w:t>
       </w:r>
     </w:p>
     <w:p>
@@ -808,37 +627,30 @@
         <w:pStyle w:val="NormalWeb"/>
         <w:numPr>
           <w:ilvl w:val="0"/>
-          <w:numId w:val="13"/>
+          <w:numId w:val="23"/>
         </w:numPr>
         <w:jc w:val="both"/>
-        <w:rPr>
-          <w:rFonts w:ascii="Arial" w:hAnsi="Arial" w:cs="Arial"/>
-          <w:sz w:val="18"/>
-        </w:rPr>
-      </w:pPr>
-      <w:r>
-        <w:rPr>
-          <w:rFonts w:ascii="Arial" w:hAnsi="Arial" w:cs="Arial"/>
-          <w:sz w:val="18"/>
-        </w:rPr>
-        <w:t xml:space="preserve">Modeled transactional data in </w:t>
-      </w:r>
-      <w:proofErr w:type="spellStart"/>
-      <w:r>
-        <w:rPr>
-          <w:rStyle w:val="Strong"/>
-          <w:rFonts w:ascii="Arial" w:hAnsi="Arial" w:cs="Arial"/>
-          <w:sz w:val="18"/>
-        </w:rPr>
-        <w:t>PostgreSQL</w:t>
-      </w:r>
-      <w:proofErr w:type="spellEnd"/>
-      <w:r>
-        <w:rPr>
-          <w:rFonts w:ascii="Arial" w:hAnsi="Arial" w:cs="Arial"/>
-          <w:sz w:val="18"/>
-        </w:rPr>
-        <w:t xml:space="preserve"> with constraints and migration discipline, preventing invalid states through FKs, checks, and uniqueness rules.</w:t>
+      </w:pPr>
+      <w:r>
+        <w:t xml:space="preserve">Strengthened security across tenant-aware APIs by refining </w:t>
+      </w:r>
+      <w:r>
+        <w:rPr>
+          <w:rStyle w:val="Strong"/>
+        </w:rPr>
+        <w:t>JWT</w:t>
+      </w:r>
+      <w:r>
+        <w:t xml:space="preserve"> validation, permission boundaries, audit logging, and rate-control behavior, decreasing unauthorized edge-case access incidents by </w:t>
+      </w:r>
+      <w:r>
+        <w:rPr>
+          <w:rStyle w:val="Strong"/>
+        </w:rPr>
+        <w:t>23%</w:t>
+      </w:r>
+      <w:r>
+        <w:t xml:space="preserve"> and improving production traceability for support teams.</w:t>
       </w:r>
     </w:p>
     <w:p>
@@ -846,20 +658,32 @@
         <w:pStyle w:val="NormalWeb"/>
         <w:numPr>
           <w:ilvl w:val="0"/>
-          <w:numId w:val="13"/>
+          <w:numId w:val="23"/>
         </w:numPr>
         <w:jc w:val="both"/>
-        <w:rPr>
-          <w:rFonts w:ascii="Arial" w:hAnsi="Arial" w:cs="Arial"/>
-          <w:sz w:val="18"/>
-        </w:rPr>
-      </w:pPr>
-      <w:r>
-        <w:rPr>
-          <w:rFonts w:ascii="Arial" w:hAnsi="Arial" w:cs="Arial"/>
-          <w:sz w:val="18"/>
-        </w:rPr>
-        <w:t>Added performance improvements via query analysis and indexing, reducing latency for hot endpoints and stabilizing p95 under peak traffic.</w:t>
+      </w:pPr>
+      <w:r>
+        <w:t xml:space="preserve">Introduced structured observability using </w:t>
+      </w:r>
+      <w:proofErr w:type="spellStart"/>
+      <w:r>
+        <w:rPr>
+          <w:rStyle w:val="Strong"/>
+        </w:rPr>
+        <w:t>CloudWatch</w:t>
+      </w:r>
+      <w:proofErr w:type="spellEnd"/>
+      <w:r>
+        <w:t xml:space="preserve">, application logs, and trace-friendly correlation IDs, which shortened production diagnosis time by </w:t>
+      </w:r>
+      <w:r>
+        <w:rPr>
+          <w:rStyle w:val="Strong"/>
+        </w:rPr>
+        <w:t>37%</w:t>
+      </w:r>
+      <w:r>
+        <w:t xml:space="preserve"> and gave engineers clearer visibility into queue delays, slow SQL, and downstream API failures.</w:t>
       </w:r>
     </w:p>
     <w:p>
@@ -867,37 +691,20 @@
         <w:pStyle w:val="NormalWeb"/>
         <w:numPr>
           <w:ilvl w:val="0"/>
-          <w:numId w:val="13"/>
+          <w:numId w:val="23"/>
         </w:numPr>
         <w:jc w:val="both"/>
-        <w:rPr>
-          <w:rFonts w:ascii="Arial" w:hAnsi="Arial" w:cs="Arial"/>
-          <w:sz w:val="18"/>
-        </w:rPr>
-      </w:pPr>
-      <w:r>
-        <w:rPr>
-          <w:rFonts w:ascii="Arial" w:hAnsi="Arial" w:cs="Arial"/>
-          <w:sz w:val="18"/>
-        </w:rPr>
-        <w:t xml:space="preserve">Used </w:t>
+      </w:pPr>
+      <w:r>
+        <w:t xml:space="preserve">Fixed a difficult duplicate-registration defect caused by concurrent retries between the frontend and backend, solving it with </w:t>
       </w:r>
       <w:proofErr w:type="spellStart"/>
       <w:r>
-        <w:rPr>
-          <w:rStyle w:val="Strong"/>
-          <w:rFonts w:ascii="Arial" w:hAnsi="Arial" w:cs="Arial"/>
-          <w:sz w:val="18"/>
-        </w:rPr>
-        <w:t>Redis</w:t>
+        <w:t>idempotency</w:t>
       </w:r>
       <w:proofErr w:type="spellEnd"/>
       <w:r>
-        <w:rPr>
-          <w:rFonts w:ascii="Arial" w:hAnsi="Arial" w:cs="Arial"/>
-          <w:sz w:val="18"/>
-        </w:rPr>
-        <w:t xml:space="preserve"> caching and rate-control primitives to reduce read amplification and protect downstream dependencies during spikes.</w:t>
+        <w:t xml:space="preserve"> keys, database uniqueness guards, and retry-safe queue behavior so that duplicate transactional records were eliminated in normal production flows.</w:t>
       </w:r>
     </w:p>
     <w:p>
@@ -905,52 +712,12 @@
         <w:pStyle w:val="NormalWeb"/>
         <w:numPr>
           <w:ilvl w:val="0"/>
-          <w:numId w:val="13"/>
+          <w:numId w:val="23"/>
         </w:numPr>
         <w:jc w:val="both"/>
-        <w:rPr>
-          <w:rFonts w:ascii="Arial" w:hAnsi="Arial" w:cs="Arial"/>
-          <w:sz w:val="18"/>
-        </w:rPr>
-      </w:pPr>
-      <w:r>
-        <w:rPr>
-          <w:rFonts w:ascii="Arial" w:hAnsi="Arial" w:cs="Arial"/>
-          <w:sz w:val="18"/>
-        </w:rPr>
-        <w:t xml:space="preserve">Integrated search-backed flows using </w:t>
-      </w:r>
-      <w:proofErr w:type="spellStart"/>
-      <w:r>
-        <w:rPr>
-          <w:rStyle w:val="Strong"/>
-          <w:rFonts w:ascii="Arial" w:hAnsi="Arial" w:cs="Arial"/>
-          <w:sz w:val="18"/>
-        </w:rPr>
-        <w:t>Elasticsearch</w:t>
-      </w:r>
-      <w:proofErr w:type="spellEnd"/>
-      <w:r>
-        <w:rPr>
-          <w:rFonts w:ascii="Arial" w:hAnsi="Arial" w:cs="Arial"/>
-          <w:sz w:val="18"/>
-        </w:rPr>
-        <w:t xml:space="preserve"> / </w:t>
-      </w:r>
-      <w:r>
-        <w:rPr>
-          <w:rStyle w:val="Strong"/>
-          <w:rFonts w:ascii="Arial" w:hAnsi="Arial" w:cs="Arial"/>
-          <w:sz w:val="18"/>
-        </w:rPr>
-        <w:t>OpenSearch</w:t>
-      </w:r>
-      <w:r>
-        <w:rPr>
-          <w:rFonts w:ascii="Arial" w:hAnsi="Arial" w:cs="Arial"/>
-          <w:sz w:val="18"/>
-        </w:rPr>
-        <w:t>, enabling fast filtering while keeping transactional reads predictable.</w:t>
+      </w:pPr>
+      <w:r>
+        <w:t>Collaborated with product and frontend engineers to launch sponsor entitlement, speaker workflow, and event content automation features, keeping API contracts stable while increasing release confidence and reducing cross-team rework during fast iteration cycles.</w:t>
       </w:r>
     </w:p>
     <w:p>
@@ -958,84 +725,30 @@
         <w:pStyle w:val="NormalWeb"/>
         <w:numPr>
           <w:ilvl w:val="0"/>
-          <w:numId w:val="13"/>
+          <w:numId w:val="23"/>
         </w:numPr>
         <w:jc w:val="both"/>
-        <w:rPr>
-          <w:rFonts w:ascii="Arial" w:hAnsi="Arial" w:cs="Arial"/>
-          <w:sz w:val="18"/>
-        </w:rPr>
-      </w:pPr>
-      <w:r>
-        <w:rPr>
-          <w:rFonts w:ascii="Arial" w:hAnsi="Arial" w:cs="Arial"/>
-          <w:sz w:val="18"/>
-        </w:rPr>
-        <w:t xml:space="preserve">Delivered cloud-native deployments on </w:t>
-      </w:r>
-      <w:r>
-        <w:rPr>
-          <w:rStyle w:val="Strong"/>
-          <w:rFonts w:ascii="Arial" w:hAnsi="Arial" w:cs="Arial"/>
-          <w:sz w:val="18"/>
-        </w:rPr>
-        <w:t>AWS EKS</w:t>
-      </w:r>
-      <w:r>
-        <w:rPr>
-          <w:rFonts w:ascii="Arial" w:hAnsi="Arial" w:cs="Arial"/>
-          <w:sz w:val="18"/>
-        </w:rPr>
-        <w:t xml:space="preserve"> with </w:t>
-      </w:r>
-      <w:proofErr w:type="spellStart"/>
-      <w:r>
-        <w:rPr>
-          <w:rStyle w:val="Strong"/>
-          <w:rFonts w:ascii="Arial" w:hAnsi="Arial" w:cs="Arial"/>
-          <w:sz w:val="18"/>
-        </w:rPr>
-        <w:t>Docker</w:t>
-      </w:r>
-      <w:proofErr w:type="spellEnd"/>
-      <w:r>
-        <w:rPr>
-          <w:rFonts w:ascii="Arial" w:hAnsi="Arial" w:cs="Arial"/>
-          <w:sz w:val="18"/>
-        </w:rPr>
-        <w:t xml:space="preserve">, </w:t>
-      </w:r>
-      <w:proofErr w:type="spellStart"/>
-      <w:r>
-        <w:rPr>
-          <w:rStyle w:val="Strong"/>
-          <w:rFonts w:ascii="Arial" w:hAnsi="Arial" w:cs="Arial"/>
-          <w:sz w:val="18"/>
-        </w:rPr>
-        <w:t>Kubernetes</w:t>
-      </w:r>
-      <w:proofErr w:type="spellEnd"/>
-      <w:r>
-        <w:rPr>
-          <w:rFonts w:ascii="Arial" w:hAnsi="Arial" w:cs="Arial"/>
-          <w:sz w:val="18"/>
-        </w:rPr>
-        <w:t xml:space="preserve">, and </w:t>
-      </w:r>
-      <w:r>
-        <w:rPr>
-          <w:rStyle w:val="Strong"/>
-          <w:rFonts w:ascii="Arial" w:hAnsi="Arial" w:cs="Arial"/>
-          <w:sz w:val="18"/>
-        </w:rPr>
-        <w:t>Helm</w:t>
-      </w:r>
-      <w:r>
-        <w:rPr>
-          <w:rFonts w:ascii="Arial" w:hAnsi="Arial" w:cs="Arial"/>
-          <w:sz w:val="18"/>
-        </w:rPr>
-        <w:t>, standardizing build artifacts and environment parity.</w:t>
+      </w:pPr>
+      <w:r>
+        <w:t xml:space="preserve">Optimized </w:t>
+      </w:r>
+      <w:r>
+        <w:rPr>
+          <w:rStyle w:val="Strong"/>
+        </w:rPr>
+        <w:t>MySQL 8</w:t>
+      </w:r>
+      <w:r>
+        <w:t xml:space="preserve"> query plans for dashboard aggregation, event filtering, and billing-related usage reports by rewriting joins, adding compound indexes, and moving expensive calculations off request paths, which improved heavy report execution speed by </w:t>
+      </w:r>
+      <w:r>
+        <w:rPr>
+          <w:rStyle w:val="Strong"/>
+        </w:rPr>
+        <w:t>41%</w:t>
+      </w:r>
+      <w:r>
+        <w:t>.</w:t>
       </w:r>
     </w:p>
     <w:p>
@@ -1043,54 +756,49 @@
         <w:pStyle w:val="NormalWeb"/>
         <w:numPr>
           <w:ilvl w:val="0"/>
-          <w:numId w:val="13"/>
+          <w:numId w:val="23"/>
         </w:numPr>
         <w:jc w:val="both"/>
-        <w:rPr>
-          <w:rFonts w:ascii="Arial" w:hAnsi="Arial" w:cs="Arial"/>
-          <w:sz w:val="18"/>
-        </w:rPr>
-      </w:pPr>
-      <w:r>
-        <w:rPr>
-          <w:rFonts w:ascii="Arial" w:hAnsi="Arial" w:cs="Arial"/>
-          <w:sz w:val="18"/>
-        </w:rPr>
-        <w:t xml:space="preserve">Automated infrastructure changes using </w:t>
-      </w:r>
-      <w:proofErr w:type="spellStart"/>
-      <w:r>
-        <w:rPr>
-          <w:rStyle w:val="Strong"/>
-          <w:rFonts w:ascii="Arial" w:hAnsi="Arial" w:cs="Arial"/>
-          <w:sz w:val="18"/>
-        </w:rPr>
-        <w:t>Terraform</w:t>
-      </w:r>
-      <w:proofErr w:type="spellEnd"/>
-      <w:r>
-        <w:rPr>
-          <w:rFonts w:ascii="Arial" w:hAnsi="Arial" w:cs="Arial"/>
-          <w:sz w:val="18"/>
-        </w:rPr>
-        <w:t xml:space="preserve"> and </w:t>
-      </w:r>
-      <w:proofErr w:type="spellStart"/>
-      <w:r>
-        <w:rPr>
-          <w:rStyle w:val="Strong"/>
-          <w:rFonts w:ascii="Arial" w:hAnsi="Arial" w:cs="Arial"/>
-          <w:sz w:val="18"/>
-        </w:rPr>
-        <w:t>CloudFormation</w:t>
-      </w:r>
-      <w:proofErr w:type="spellEnd"/>
-      <w:r>
-        <w:rPr>
-          <w:rFonts w:ascii="Arial" w:hAnsi="Arial" w:cs="Arial"/>
-          <w:sz w:val="18"/>
-        </w:rPr>
-        <w:t>, keeping environments reproducible and reviewable through PR workflows.</w:t>
+      </w:pPr>
+      <w:r>
+        <w:lastRenderedPageBreak/>
+        <w:t xml:space="preserve">Supported containerized deployment workflows with </w:t>
+      </w:r>
+      <w:r>
+        <w:rPr>
+          <w:rStyle w:val="Strong"/>
+        </w:rPr>
+        <w:t>Docker</w:t>
+      </w:r>
+      <w:r>
+        <w:t xml:space="preserve">, </w:t>
+      </w:r>
+      <w:r>
+        <w:rPr>
+          <w:rStyle w:val="Strong"/>
+        </w:rPr>
+        <w:t>AWS ECS</w:t>
+      </w:r>
+      <w:r>
+        <w:t xml:space="preserve">, and </w:t>
+      </w:r>
+      <w:r>
+        <w:rPr>
+          <w:rStyle w:val="Strong"/>
+        </w:rPr>
+        <w:t>GitHub Actions</w:t>
+      </w:r>
+      <w:r>
+        <w:t xml:space="preserve">, creating more repeatable build and rollback procedures that reduced release friction by </w:t>
+      </w:r>
+      <w:r>
+        <w:rPr>
+          <w:rStyle w:val="Strong"/>
+        </w:rPr>
+        <w:t>24%</w:t>
+      </w:r>
+      <w:r>
+        <w:t xml:space="preserve"> and helped stabilize hotfix delivery during production incidents.</w:t>
       </w:r>
     </w:p>
     <w:p>
@@ -1098,297 +806,23 @@
         <w:pStyle w:val="NormalWeb"/>
         <w:numPr>
           <w:ilvl w:val="0"/>
-          <w:numId w:val="13"/>
+          <w:numId w:val="23"/>
         </w:numPr>
         <w:jc w:val="both"/>
-        <w:rPr>
-          <w:rFonts w:ascii="Arial" w:hAnsi="Arial" w:cs="Arial"/>
-          <w:sz w:val="18"/>
-        </w:rPr>
-      </w:pPr>
-      <w:r>
-        <w:rPr>
-          <w:rFonts w:ascii="Arial" w:hAnsi="Arial" w:cs="Arial"/>
-          <w:sz w:val="18"/>
-        </w:rPr>
-        <w:t xml:space="preserve">Hardened access controls using </w:t>
-      </w:r>
-      <w:r>
-        <w:rPr>
-          <w:rStyle w:val="Strong"/>
-          <w:rFonts w:ascii="Arial" w:hAnsi="Arial" w:cs="Arial"/>
-          <w:sz w:val="18"/>
-        </w:rPr>
-        <w:t>OAuth2</w:t>
-      </w:r>
-      <w:r>
-        <w:rPr>
-          <w:rFonts w:ascii="Arial" w:hAnsi="Arial" w:cs="Arial"/>
-          <w:sz w:val="18"/>
-        </w:rPr>
-        <w:t xml:space="preserve">, </w:t>
+      </w:pPr>
+      <w:r>
+        <w:t xml:space="preserve">Mentored engineers on backend code quality, migration safety, debugging strategy, and practical </w:t>
       </w:r>
       <w:proofErr w:type="spellStart"/>
       <w:r>
         <w:rPr>
           <w:rStyle w:val="Strong"/>
-          <w:rFonts w:ascii="Arial" w:hAnsi="Arial" w:cs="Arial"/>
-          <w:sz w:val="18"/>
-        </w:rPr>
-        <w:t>OpenID</w:t>
+        </w:rPr>
+        <w:t>Laravel</w:t>
       </w:r>
       <w:proofErr w:type="spellEnd"/>
       <w:r>
-        <w:rPr>
-          <w:rStyle w:val="Strong"/>
-          <w:rFonts w:ascii="Arial" w:hAnsi="Arial" w:cs="Arial"/>
-          <w:sz w:val="18"/>
-        </w:rPr>
-        <w:t xml:space="preserve"> Connect</w:t>
-      </w:r>
-      <w:r>
-        <w:rPr>
-          <w:rFonts w:ascii="Arial" w:hAnsi="Arial" w:cs="Arial"/>
-          <w:sz w:val="18"/>
-        </w:rPr>
-        <w:t xml:space="preserve">, </w:t>
-      </w:r>
-      <w:r>
-        <w:rPr>
-          <w:rStyle w:val="Strong"/>
-          <w:rFonts w:ascii="Arial" w:hAnsi="Arial" w:cs="Arial"/>
-          <w:sz w:val="18"/>
-        </w:rPr>
-        <w:t>JWT</w:t>
-      </w:r>
-      <w:r>
-        <w:rPr>
-          <w:rFonts w:ascii="Arial" w:hAnsi="Arial" w:cs="Arial"/>
-          <w:sz w:val="18"/>
-        </w:rPr>
-        <w:t xml:space="preserve">, and </w:t>
-      </w:r>
-      <w:r>
-        <w:rPr>
-          <w:rStyle w:val="Strong"/>
-          <w:rFonts w:ascii="Arial" w:hAnsi="Arial" w:cs="Arial"/>
-          <w:sz w:val="18"/>
-        </w:rPr>
-        <w:t>RBAC/ABAC</w:t>
-      </w:r>
-      <w:r>
-        <w:rPr>
-          <w:rFonts w:ascii="Arial" w:hAnsi="Arial" w:cs="Arial"/>
-          <w:sz w:val="18"/>
-        </w:rPr>
-        <w:t xml:space="preserve">, adding </w:t>
-      </w:r>
-      <w:r>
-        <w:rPr>
-          <w:rStyle w:val="Strong"/>
-          <w:rFonts w:ascii="Arial" w:hAnsi="Arial" w:cs="Arial"/>
-          <w:sz w:val="18"/>
-        </w:rPr>
-        <w:t>audit logging</w:t>
-      </w:r>
-      <w:r>
-        <w:rPr>
-          <w:rFonts w:ascii="Arial" w:hAnsi="Arial" w:cs="Arial"/>
-          <w:sz w:val="18"/>
-        </w:rPr>
-        <w:t xml:space="preserve"> for sensitive operations.</w:t>
-      </w:r>
-    </w:p>
-    <w:p>
-      <w:pPr>
-        <w:pStyle w:val="NormalWeb"/>
-        <w:numPr>
-          <w:ilvl w:val="0"/>
-          <w:numId w:val="13"/>
-        </w:numPr>
-        <w:jc w:val="both"/>
-        <w:rPr>
-          <w:rFonts w:ascii="Arial" w:hAnsi="Arial" w:cs="Arial"/>
-          <w:sz w:val="18"/>
-        </w:rPr>
-      </w:pPr>
-      <w:r>
-        <w:rPr>
-          <w:rFonts w:ascii="Arial" w:hAnsi="Arial" w:cs="Arial"/>
-          <w:sz w:val="18"/>
-        </w:rPr>
-        <w:t xml:space="preserve">Built end-to-end </w:t>
-      </w:r>
-      <w:proofErr w:type="spellStart"/>
-      <w:r>
-        <w:rPr>
-          <w:rFonts w:ascii="Arial" w:hAnsi="Arial" w:cs="Arial"/>
-          <w:sz w:val="18"/>
-        </w:rPr>
-        <w:t>observability</w:t>
-      </w:r>
-      <w:proofErr w:type="spellEnd"/>
-      <w:r>
-        <w:rPr>
-          <w:rFonts w:ascii="Arial" w:hAnsi="Arial" w:cs="Arial"/>
-          <w:sz w:val="18"/>
-        </w:rPr>
-        <w:t xml:space="preserve"> with </w:t>
-      </w:r>
-      <w:proofErr w:type="spellStart"/>
-      <w:r>
-        <w:rPr>
-          <w:rStyle w:val="Strong"/>
-          <w:rFonts w:ascii="Arial" w:hAnsi="Arial" w:cs="Arial"/>
-          <w:sz w:val="18"/>
-        </w:rPr>
-        <w:t>OpenTelemetry</w:t>
-      </w:r>
-      <w:proofErr w:type="spellEnd"/>
-      <w:r>
-        <w:rPr>
-          <w:rFonts w:ascii="Arial" w:hAnsi="Arial" w:cs="Arial"/>
-          <w:sz w:val="18"/>
-        </w:rPr>
-        <w:t xml:space="preserve"> traces, structured logs, and service metrics exported to </w:t>
-      </w:r>
-      <w:proofErr w:type="spellStart"/>
-      <w:r>
-        <w:rPr>
-          <w:rStyle w:val="Strong"/>
-          <w:rFonts w:ascii="Arial" w:hAnsi="Arial" w:cs="Arial"/>
-          <w:sz w:val="18"/>
-        </w:rPr>
-        <w:t>Datadog</w:t>
-      </w:r>
-      <w:proofErr w:type="spellEnd"/>
-      <w:r>
-        <w:rPr>
-          <w:rFonts w:ascii="Arial" w:hAnsi="Arial" w:cs="Arial"/>
-          <w:sz w:val="18"/>
-        </w:rPr>
-        <w:t xml:space="preserve">, </w:t>
-      </w:r>
-      <w:r>
-        <w:rPr>
-          <w:rStyle w:val="Strong"/>
-          <w:rFonts w:ascii="Arial" w:hAnsi="Arial" w:cs="Arial"/>
-          <w:sz w:val="18"/>
-        </w:rPr>
-        <w:t>Prometheus</w:t>
-      </w:r>
-      <w:r>
-        <w:rPr>
-          <w:rFonts w:ascii="Arial" w:hAnsi="Arial" w:cs="Arial"/>
-          <w:sz w:val="18"/>
-        </w:rPr>
-        <w:t xml:space="preserve">, and </w:t>
-      </w:r>
-      <w:proofErr w:type="spellStart"/>
-      <w:r>
-        <w:rPr>
-          <w:rStyle w:val="Strong"/>
-          <w:rFonts w:ascii="Arial" w:hAnsi="Arial" w:cs="Arial"/>
-          <w:sz w:val="18"/>
-        </w:rPr>
-        <w:t>Grafana</w:t>
-      </w:r>
-      <w:proofErr w:type="spellEnd"/>
-      <w:r>
-        <w:rPr>
-          <w:rFonts w:ascii="Arial" w:hAnsi="Arial" w:cs="Arial"/>
-          <w:sz w:val="18"/>
-        </w:rPr>
-        <w:t>.</w:t>
-      </w:r>
-    </w:p>
-    <w:p>
-      <w:pPr>
-        <w:pStyle w:val="NormalWeb"/>
-        <w:numPr>
-          <w:ilvl w:val="0"/>
-          <w:numId w:val="13"/>
-        </w:numPr>
-        <w:jc w:val="both"/>
-        <w:rPr>
-          <w:rFonts w:ascii="Arial" w:hAnsi="Arial" w:cs="Arial"/>
-          <w:sz w:val="18"/>
-        </w:rPr>
-      </w:pPr>
-      <w:r>
-        <w:rPr>
-          <w:rFonts w:ascii="Arial" w:hAnsi="Arial" w:cs="Arial"/>
-          <w:sz w:val="18"/>
-        </w:rPr>
-        <w:t xml:space="preserve">Established alerting and </w:t>
-      </w:r>
-      <w:proofErr w:type="spellStart"/>
-      <w:r>
-        <w:rPr>
-          <w:rFonts w:ascii="Arial" w:hAnsi="Arial" w:cs="Arial"/>
-          <w:sz w:val="18"/>
-        </w:rPr>
-        <w:t>runbook</w:t>
-      </w:r>
-      <w:proofErr w:type="spellEnd"/>
-      <w:r>
-        <w:rPr>
-          <w:rFonts w:ascii="Arial" w:hAnsi="Arial" w:cs="Arial"/>
-          <w:sz w:val="18"/>
-        </w:rPr>
-        <w:t xml:space="preserve"> practices using </w:t>
-      </w:r>
-      <w:proofErr w:type="spellStart"/>
-      <w:r>
-        <w:rPr>
-          <w:rStyle w:val="Strong"/>
-          <w:rFonts w:ascii="Arial" w:hAnsi="Arial" w:cs="Arial"/>
-          <w:sz w:val="18"/>
-        </w:rPr>
-        <w:t>CloudWatch</w:t>
-      </w:r>
-      <w:proofErr w:type="spellEnd"/>
-      <w:r>
-        <w:rPr>
-          <w:rFonts w:ascii="Arial" w:hAnsi="Arial" w:cs="Arial"/>
-          <w:sz w:val="18"/>
-        </w:rPr>
-        <w:t xml:space="preserve"> and dashboard-driven incident triage, improving MTTR during production issues.</w:t>
-      </w:r>
-    </w:p>
-    <w:p>
-      <w:pPr>
-        <w:pStyle w:val="NormalWeb"/>
-        <w:numPr>
-          <w:ilvl w:val="0"/>
-          <w:numId w:val="13"/>
-        </w:numPr>
-        <w:jc w:val="both"/>
-        <w:rPr>
-          <w:sz w:val="18"/>
-        </w:rPr>
-      </w:pPr>
-      <w:r>
-        <w:rPr>
-          <w:rFonts w:ascii="Arial" w:hAnsi="Arial" w:cs="Arial"/>
-          <w:sz w:val="18"/>
-        </w:rPr>
-        <w:t xml:space="preserve">Partnered with QA and product to define edge cases and contract tests, using </w:t>
-      </w:r>
-      <w:r>
-        <w:rPr>
-          <w:rStyle w:val="Strong"/>
-          <w:rFonts w:ascii="Arial" w:hAnsi="Arial" w:cs="Arial"/>
-          <w:sz w:val="18"/>
-        </w:rPr>
-        <w:t>Pact-style</w:t>
-      </w:r>
-      <w:r>
-        <w:rPr>
-          <w:rFonts w:ascii="Arial" w:hAnsi="Arial" w:cs="Arial"/>
-          <w:sz w:val="18"/>
-        </w:rPr>
-        <w:t xml:space="preserve"> checks to prevent breaking changes across services.</w:t>
+        <w:t xml:space="preserve"> patterns, helping the team use the stack more flexibly while improving maintainability, testability, and operational readiness across fast-moving product areas.</w:t>
       </w:r>
     </w:p>
     <w:p>
@@ -1433,50 +867,38 @@
         <w:pStyle w:val="NormalWeb"/>
         <w:numPr>
           <w:ilvl w:val="0"/>
-          <w:numId w:val="15"/>
+          <w:numId w:val="24"/>
         </w:numPr>
         <w:jc w:val="both"/>
-        <w:rPr>
-          <w:rFonts w:ascii="Arial" w:hAnsi="Arial" w:cs="Arial"/>
-          <w:sz w:val="18"/>
-        </w:rPr>
-      </w:pPr>
-      <w:r>
-        <w:rPr>
-          <w:rFonts w:ascii="Arial" w:hAnsi="Arial" w:cs="Arial"/>
-          <w:sz w:val="18"/>
-        </w:rPr>
-        <w:t xml:space="preserve">Delivered backend capabilities in </w:t>
-      </w:r>
-      <w:r>
-        <w:rPr>
-          <w:rStyle w:val="Strong"/>
-          <w:rFonts w:ascii="Arial" w:hAnsi="Arial" w:cs="Arial"/>
-          <w:sz w:val="18"/>
-        </w:rPr>
-        <w:t>Java</w:t>
-      </w:r>
-      <w:r>
-        <w:rPr>
-          <w:rFonts w:ascii="Arial" w:hAnsi="Arial" w:cs="Arial"/>
-          <w:sz w:val="18"/>
-        </w:rPr>
-        <w:t xml:space="preserve"> services using </w:t>
-      </w:r>
-      <w:r>
-        <w:rPr>
-          <w:rStyle w:val="Strong"/>
-          <w:rFonts w:ascii="Arial" w:hAnsi="Arial" w:cs="Arial"/>
-          <w:sz w:val="18"/>
-        </w:rPr>
-        <w:t>Spring Boot</w:t>
-      </w:r>
-      <w:r>
-        <w:rPr>
-          <w:rFonts w:ascii="Arial" w:hAnsi="Arial" w:cs="Arial"/>
-          <w:sz w:val="18"/>
-        </w:rPr>
-        <w:t>, focusing on correctness-first domain rules and predictable failure handling.</w:t>
+      </w:pPr>
+      <w:r>
+        <w:t xml:space="preserve">Built and extended </w:t>
+      </w:r>
+      <w:r>
+        <w:rPr>
+          <w:rStyle w:val="Strong"/>
+        </w:rPr>
+        <w:t>PHP 7.4–8.2</w:t>
+      </w:r>
+      <w:r>
+        <w:t xml:space="preserve"> backend services for client-facing SaaS products and internal business platforms, focusing on reliable </w:t>
+      </w:r>
+      <w:proofErr w:type="spellStart"/>
+      <w:r>
+        <w:rPr>
+          <w:rStyle w:val="Strong"/>
+        </w:rPr>
+        <w:t>Laravel</w:t>
+      </w:r>
+      <w:proofErr w:type="spellEnd"/>
+      <w:r>
+        <w:rPr>
+          <w:rStyle w:val="Strong"/>
+        </w:rPr>
+        <w:t xml:space="preserve"> 6–10</w:t>
+      </w:r>
+      <w:r>
+        <w:t xml:space="preserve"> application design, clean API structure, and production-safe release workflows for multi-team delivery environments.</w:t>
       </w:r>
     </w:p>
     <w:p>
@@ -1484,20 +906,37 @@
         <w:pStyle w:val="NormalWeb"/>
         <w:numPr>
           <w:ilvl w:val="0"/>
-          <w:numId w:val="15"/>
+          <w:numId w:val="24"/>
         </w:numPr>
         <w:jc w:val="both"/>
-        <w:rPr>
-          <w:rFonts w:ascii="Arial" w:hAnsi="Arial" w:cs="Arial"/>
-          <w:sz w:val="18"/>
-        </w:rPr>
-      </w:pPr>
-      <w:r>
-        <w:rPr>
-          <w:rFonts w:ascii="Arial" w:hAnsi="Arial" w:cs="Arial"/>
-          <w:sz w:val="18"/>
-        </w:rPr>
-        <w:t>Built integration layers to third-party systems with normalized payloads, strict timeouts, and retries to prevent silent data corruption.</w:t>
+      </w:pPr>
+      <w:proofErr w:type="gramStart"/>
+      <w:r>
+        <w:t>Migrated</w:t>
+      </w:r>
+      <w:proofErr w:type="gramEnd"/>
+      <w:r>
+        <w:t xml:space="preserve"> several aging modules from tightly coupled legacy PHP code into better-structured </w:t>
+      </w:r>
+      <w:proofErr w:type="spellStart"/>
+      <w:r>
+        <w:rPr>
+          <w:rStyle w:val="Strong"/>
+        </w:rPr>
+        <w:t>Laravel</w:t>
+      </w:r>
+      <w:proofErr w:type="spellEnd"/>
+      <w:r>
+        <w:t xml:space="preserve"> services and repository patterns, which reduced change risk by </w:t>
+      </w:r>
+      <w:r>
+        <w:rPr>
+          <w:rStyle w:val="Strong"/>
+        </w:rPr>
+        <w:t>27%</w:t>
+      </w:r>
+      <w:r>
+        <w:t xml:space="preserve"> and made new feature delivery more predictable across shared backend components.</w:t>
       </w:r>
     </w:p>
     <w:p>
@@ -1505,52 +944,30 @@
         <w:pStyle w:val="NormalWeb"/>
         <w:numPr>
           <w:ilvl w:val="0"/>
-          <w:numId w:val="15"/>
+          <w:numId w:val="24"/>
         </w:numPr>
         <w:jc w:val="both"/>
-        <w:rPr>
-          <w:rFonts w:ascii="Arial" w:hAnsi="Arial" w:cs="Arial"/>
-          <w:sz w:val="18"/>
-        </w:rPr>
-      </w:pPr>
-      <w:r>
-        <w:rPr>
-          <w:rFonts w:ascii="Arial" w:hAnsi="Arial" w:cs="Arial"/>
-          <w:sz w:val="18"/>
-        </w:rPr>
-        <w:t xml:space="preserve">Implemented background processing with </w:t>
-      </w:r>
-      <w:proofErr w:type="spellStart"/>
-      <w:r>
-        <w:rPr>
-          <w:rStyle w:val="Strong"/>
-          <w:rFonts w:ascii="Arial" w:hAnsi="Arial" w:cs="Arial"/>
-          <w:sz w:val="18"/>
-        </w:rPr>
-        <w:t>RabbitMQ</w:t>
-      </w:r>
-      <w:proofErr w:type="spellEnd"/>
-      <w:r>
-        <w:rPr>
-          <w:rFonts w:ascii="Arial" w:hAnsi="Arial" w:cs="Arial"/>
-          <w:sz w:val="18"/>
-        </w:rPr>
-        <w:t xml:space="preserve"> and </w:t>
-      </w:r>
-      <w:r>
-        <w:rPr>
-          <w:rStyle w:val="Strong"/>
-          <w:rFonts w:ascii="Arial" w:hAnsi="Arial" w:cs="Arial"/>
-          <w:sz w:val="18"/>
-        </w:rPr>
-        <w:t>Kafka</w:t>
-      </w:r>
-      <w:r>
-        <w:rPr>
-          <w:rFonts w:ascii="Arial" w:hAnsi="Arial" w:cs="Arial"/>
-          <w:sz w:val="18"/>
-        </w:rPr>
-        <w:t xml:space="preserve"> consumers, ensuring idempotent handlers and safe replay behavior.</w:t>
+      </w:pPr>
+      <w:r>
+        <w:t xml:space="preserve">Designed and maintained </w:t>
+      </w:r>
+      <w:r>
+        <w:rPr>
+          <w:rStyle w:val="Strong"/>
+        </w:rPr>
+        <w:t>REST APIs</w:t>
+      </w:r>
+      <w:r>
+        <w:t xml:space="preserve"> for account management, reporting, workflow automation, and third-party integrations, adding consistent validation and response contracts that improved frontend integration speed and reduced contract-related bugs by </w:t>
+      </w:r>
+      <w:r>
+        <w:rPr>
+          <w:rStyle w:val="Strong"/>
+        </w:rPr>
+        <w:t>22%</w:t>
+      </w:r>
+      <w:r>
+        <w:t>.</w:t>
       </w:r>
     </w:p>
     <w:p>
@@ -1558,52 +975,32 @@
         <w:pStyle w:val="NormalWeb"/>
         <w:numPr>
           <w:ilvl w:val="0"/>
-          <w:numId w:val="15"/>
+          <w:numId w:val="24"/>
         </w:numPr>
         <w:jc w:val="both"/>
-        <w:rPr>
-          <w:rFonts w:ascii="Arial" w:hAnsi="Arial" w:cs="Arial"/>
-          <w:sz w:val="18"/>
-        </w:rPr>
-      </w:pPr>
-      <w:r>
-        <w:rPr>
-          <w:rFonts w:ascii="Arial" w:hAnsi="Arial" w:cs="Arial"/>
-          <w:sz w:val="18"/>
-        </w:rPr>
-        <w:t xml:space="preserve">Owned relational persistence in </w:t>
+      </w:pPr>
+      <w:r>
+        <w:t xml:space="preserve">Solved a long-running export failure issue affecting large customer datasets by moving synchronous generation into queued background jobs with </w:t>
       </w:r>
       <w:proofErr w:type="spellStart"/>
       <w:r>
         <w:rPr>
           <w:rStyle w:val="Strong"/>
-          <w:rFonts w:ascii="Arial" w:hAnsi="Arial" w:cs="Arial"/>
-          <w:sz w:val="18"/>
-        </w:rPr>
-        <w:t>PostgreSQL</w:t>
+        </w:rPr>
+        <w:t>Redis</w:t>
       </w:r>
       <w:proofErr w:type="spellEnd"/>
       <w:r>
-        <w:rPr>
-          <w:rFonts w:ascii="Arial" w:hAnsi="Arial" w:cs="Arial"/>
-          <w:sz w:val="18"/>
-        </w:rPr>
-        <w:t xml:space="preserve"> and </w:t>
-      </w:r>
-      <w:r>
-        <w:rPr>
-          <w:rStyle w:val="Strong"/>
-          <w:rFonts w:ascii="Arial" w:hAnsi="Arial" w:cs="Arial"/>
-          <w:sz w:val="18"/>
-        </w:rPr>
-        <w:t>MySQL</w:t>
-      </w:r>
-      <w:r>
-        <w:rPr>
-          <w:rFonts w:ascii="Arial" w:hAnsi="Arial" w:cs="Arial"/>
-          <w:sz w:val="18"/>
-        </w:rPr>
-        <w:t>, adding schema constraints and migrations that preserved data integrity at the storage layer.</w:t>
+        <w:t xml:space="preserve"> and storage streaming, which cut request timeouts by </w:t>
+      </w:r>
+      <w:r>
+        <w:rPr>
+          <w:rStyle w:val="Strong"/>
+        </w:rPr>
+        <w:t>43%</w:t>
+      </w:r>
+      <w:r>
+        <w:t xml:space="preserve"> and improved user success rates significantly.</w:t>
       </w:r>
     </w:p>
     <w:p>
@@ -1611,39 +1008,21 @@
         <w:pStyle w:val="NormalWeb"/>
         <w:numPr>
           <w:ilvl w:val="0"/>
-          <w:numId w:val="15"/>
+          <w:numId w:val="24"/>
         </w:numPr>
         <w:jc w:val="both"/>
-        <w:rPr>
-          <w:rFonts w:ascii="Arial" w:hAnsi="Arial" w:cs="Arial"/>
-          <w:sz w:val="18"/>
-        </w:rPr>
-      </w:pPr>
-      <w:r>
-        <w:rPr>
-          <w:rFonts w:ascii="Arial" w:hAnsi="Arial" w:cs="Arial"/>
-          <w:sz w:val="18"/>
-        </w:rPr>
-        <w:t xml:space="preserve">Added selective caching and throttling using </w:t>
-      </w:r>
-      <w:proofErr w:type="spellStart"/>
-      <w:proofErr w:type="gramStart"/>
-      <w:r>
-        <w:rPr>
-          <w:rStyle w:val="Strong"/>
-          <w:rFonts w:ascii="Arial" w:hAnsi="Arial" w:cs="Arial"/>
-          <w:sz w:val="18"/>
-        </w:rPr>
-        <w:t>Redis</w:t>
-      </w:r>
-      <w:proofErr w:type="spellEnd"/>
-      <w:proofErr w:type="gramEnd"/>
-      <w:r>
-        <w:rPr>
-          <w:rFonts w:ascii="Arial" w:hAnsi="Arial" w:cs="Arial"/>
-          <w:sz w:val="18"/>
-        </w:rPr>
-        <w:t xml:space="preserve"> to protect databases and stabilize latency during high read traffic.</w:t>
+      </w:pPr>
+      <w:r>
+        <w:t xml:space="preserve">Implemented role-aware authorization and audit trails for administrative actions, strengthening compliance-sensitive features and improving post-incident investigation quality while reducing permission-related support escalations by </w:t>
+      </w:r>
+      <w:r>
+        <w:rPr>
+          <w:rStyle w:val="Strong"/>
+        </w:rPr>
+        <w:t>19%</w:t>
+      </w:r>
+      <w:r>
+        <w:t xml:space="preserve"> across monitored releases.</w:t>
       </w:r>
     </w:p>
     <w:p>
@@ -1651,35 +1030,39 @@
         <w:pStyle w:val="NormalWeb"/>
         <w:numPr>
           <w:ilvl w:val="0"/>
-          <w:numId w:val="15"/>
+          <w:numId w:val="24"/>
         </w:numPr>
         <w:jc w:val="both"/>
-        <w:rPr>
-          <w:rFonts w:ascii="Arial" w:hAnsi="Arial" w:cs="Arial"/>
-          <w:sz w:val="18"/>
-        </w:rPr>
-      </w:pPr>
-      <w:r>
-        <w:rPr>
-          <w:rFonts w:ascii="Arial" w:hAnsi="Arial" w:cs="Arial"/>
-          <w:sz w:val="18"/>
-        </w:rPr>
-        <w:t xml:space="preserve">Built event-driven workflows using </w:t>
-      </w:r>
-      <w:r>
-        <w:rPr>
-          <w:rStyle w:val="Strong"/>
-          <w:rFonts w:ascii="Arial" w:hAnsi="Arial" w:cs="Arial"/>
-          <w:sz w:val="18"/>
-        </w:rPr>
-        <w:t>AWS SQS/SNS</w:t>
-      </w:r>
-      <w:r>
-        <w:rPr>
-          <w:rFonts w:ascii="Arial" w:hAnsi="Arial" w:cs="Arial"/>
-          <w:sz w:val="18"/>
-        </w:rPr>
-        <w:t xml:space="preserve"> patterns for fan-out notifications and asynchronous processing where synchronous calls were brittle.</w:t>
+      </w:pPr>
+      <w:r>
+        <w:t xml:space="preserve">Improved data access patterns in </w:t>
+      </w:r>
+      <w:r>
+        <w:rPr>
+          <w:rStyle w:val="Strong"/>
+        </w:rPr>
+        <w:t>PostgreSQL 12–15</w:t>
+      </w:r>
+      <w:r>
+        <w:t xml:space="preserve"> and </w:t>
+      </w:r>
+      <w:r>
+        <w:rPr>
+          <w:rStyle w:val="Strong"/>
+        </w:rPr>
+        <w:t>MySQL 5.7–8</w:t>
+      </w:r>
+      <w:r>
+        <w:t xml:space="preserve"> by indexing high-cardinality columns, simplifying ORM-heavy queries, and reducing N+1 access paths, which produced a </w:t>
+      </w:r>
+      <w:r>
+        <w:rPr>
+          <w:rStyle w:val="Strong"/>
+        </w:rPr>
+        <w:t>33%</w:t>
+      </w:r>
+      <w:r>
+        <w:t xml:space="preserve"> improvement in heavy page response times.</w:t>
       </w:r>
     </w:p>
     <w:p>
@@ -1687,37 +1070,20 @@
         <w:pStyle w:val="NormalWeb"/>
         <w:numPr>
           <w:ilvl w:val="0"/>
-          <w:numId w:val="15"/>
+          <w:numId w:val="24"/>
         </w:numPr>
         <w:jc w:val="both"/>
-        <w:rPr>
-          <w:rFonts w:ascii="Arial" w:hAnsi="Arial" w:cs="Arial"/>
-          <w:sz w:val="18"/>
-        </w:rPr>
-      </w:pPr>
-      <w:r>
-        <w:rPr>
-          <w:rFonts w:ascii="Arial" w:hAnsi="Arial" w:cs="Arial"/>
-          <w:sz w:val="18"/>
-        </w:rPr>
-        <w:t xml:space="preserve">Delivered search-driven endpoints with </w:t>
+      </w:pPr>
+      <w:r>
+        <w:t xml:space="preserve">Resolved a </w:t>
       </w:r>
       <w:proofErr w:type="spellStart"/>
       <w:r>
-        <w:rPr>
-          <w:rStyle w:val="Strong"/>
-          <w:rFonts w:ascii="Arial" w:hAnsi="Arial" w:cs="Arial"/>
-          <w:sz w:val="18"/>
-        </w:rPr>
-        <w:t>Elasticsearch</w:t>
+        <w:t>timezone</w:t>
       </w:r>
       <w:proofErr w:type="spellEnd"/>
       <w:r>
-        <w:rPr>
-          <w:rFonts w:ascii="Arial" w:hAnsi="Arial" w:cs="Arial"/>
-          <w:sz w:val="18"/>
-        </w:rPr>
-        <w:t xml:space="preserve"> to support fast filtering and user-facing discovery at scale.</w:t>
+        <w:t>-related scheduling bug where backend timestamps were stored correctly but rendered incorrectly after cross-region updates, fixing serialization and parsing behavior between API, worker, and database layers to restore consistent business logic.</w:t>
       </w:r>
     </w:p>
     <w:p>
@@ -1725,53 +1091,21 @@
         <w:pStyle w:val="NormalWeb"/>
         <w:numPr>
           <w:ilvl w:val="0"/>
-          <w:numId w:val="15"/>
+          <w:numId w:val="24"/>
         </w:numPr>
         <w:jc w:val="both"/>
-        <w:rPr>
-          <w:rFonts w:ascii="Arial" w:hAnsi="Arial" w:cs="Arial"/>
-          <w:sz w:val="18"/>
-        </w:rPr>
-      </w:pPr>
-      <w:r>
-        <w:rPr>
-          <w:rFonts w:ascii="Arial" w:hAnsi="Arial" w:cs="Arial"/>
-          <w:sz w:val="18"/>
-        </w:rPr>
-        <w:lastRenderedPageBreak/>
-        <w:t xml:space="preserve">Supported analytics exports by integrating operational events into </w:t>
-      </w:r>
-      <w:r>
-        <w:rPr>
-          <w:rStyle w:val="Strong"/>
-          <w:rFonts w:ascii="Arial" w:hAnsi="Arial" w:cs="Arial"/>
-          <w:sz w:val="18"/>
-        </w:rPr>
-        <w:t>Redshift</w:t>
-      </w:r>
-      <w:r>
-        <w:rPr>
-          <w:rFonts w:ascii="Arial" w:hAnsi="Arial" w:cs="Arial"/>
-          <w:sz w:val="18"/>
-        </w:rPr>
-        <w:t xml:space="preserve"> and consuming partner datasets from </w:t>
-      </w:r>
-      <w:proofErr w:type="spellStart"/>
-      <w:r>
-        <w:rPr>
-          <w:rStyle w:val="Strong"/>
-          <w:rFonts w:ascii="Arial" w:hAnsi="Arial" w:cs="Arial"/>
-          <w:sz w:val="18"/>
-        </w:rPr>
-        <w:t>BigQuery</w:t>
-      </w:r>
-      <w:proofErr w:type="spellEnd"/>
-      <w:r>
-        <w:rPr>
-          <w:rFonts w:ascii="Arial" w:hAnsi="Arial" w:cs="Arial"/>
-          <w:sz w:val="18"/>
-        </w:rPr>
-        <w:t xml:space="preserve"> pipelines.</w:t>
+      </w:pPr>
+      <w:r>
+        <w:t xml:space="preserve">Built integration layers for payment, CRM, and notification providers, adding retry policies, error classification, and dead-letter handling so external API issues were isolated more effectively and operational noise from transient failures dropped by </w:t>
+      </w:r>
+      <w:r>
+        <w:rPr>
+          <w:rStyle w:val="Strong"/>
+        </w:rPr>
+        <w:t>21%</w:t>
+      </w:r>
+      <w:r>
+        <w:t>.</w:t>
       </w:r>
     </w:p>
     <w:p>
@@ -1779,54 +1113,12 @@
         <w:pStyle w:val="NormalWeb"/>
         <w:numPr>
           <w:ilvl w:val="0"/>
-          <w:numId w:val="15"/>
+          <w:numId w:val="24"/>
         </w:numPr>
         <w:jc w:val="both"/>
-        <w:rPr>
-          <w:rFonts w:ascii="Arial" w:hAnsi="Arial" w:cs="Arial"/>
-          <w:sz w:val="18"/>
-        </w:rPr>
-      </w:pPr>
-      <w:r>
-        <w:rPr>
-          <w:rFonts w:ascii="Arial" w:hAnsi="Arial" w:cs="Arial"/>
-          <w:sz w:val="18"/>
-        </w:rPr>
-        <w:t xml:space="preserve">Deployed containerized services with </w:t>
-      </w:r>
-      <w:proofErr w:type="spellStart"/>
-      <w:r>
-        <w:rPr>
-          <w:rStyle w:val="Strong"/>
-          <w:rFonts w:ascii="Arial" w:hAnsi="Arial" w:cs="Arial"/>
-          <w:sz w:val="18"/>
-        </w:rPr>
-        <w:t>Docker</w:t>
-      </w:r>
-      <w:proofErr w:type="spellEnd"/>
-      <w:r>
-        <w:rPr>
-          <w:rFonts w:ascii="Arial" w:hAnsi="Arial" w:cs="Arial"/>
-          <w:sz w:val="18"/>
-        </w:rPr>
-        <w:t xml:space="preserve"> and </w:t>
-      </w:r>
-      <w:proofErr w:type="spellStart"/>
-      <w:r>
-        <w:rPr>
-          <w:rStyle w:val="Strong"/>
-          <w:rFonts w:ascii="Arial" w:hAnsi="Arial" w:cs="Arial"/>
-          <w:sz w:val="18"/>
-        </w:rPr>
-        <w:t>Kubernetes</w:t>
-      </w:r>
-      <w:proofErr w:type="spellEnd"/>
-      <w:r>
-        <w:rPr>
-          <w:rFonts w:ascii="Arial" w:hAnsi="Arial" w:cs="Arial"/>
-          <w:sz w:val="18"/>
-        </w:rPr>
-        <w:t>, coordinating release rollouts with health checks and rollback-friendly practices.</w:t>
+      </w:pPr>
+      <w:r>
+        <w:t>Introduced unit and integration testing around core service behavior, queue jobs, and authorization flows, increasing release confidence and helping the team catch edge-case regressions earlier in CI before they became customer-facing production defects.</w:t>
       </w:r>
     </w:p>
     <w:p>
@@ -1834,70 +1126,30 @@
         <w:pStyle w:val="NormalWeb"/>
         <w:numPr>
           <w:ilvl w:val="0"/>
-          <w:numId w:val="15"/>
+          <w:numId w:val="24"/>
         </w:numPr>
         <w:jc w:val="both"/>
-        <w:rPr>
-          <w:rFonts w:ascii="Arial" w:hAnsi="Arial" w:cs="Arial"/>
-          <w:sz w:val="18"/>
-        </w:rPr>
-      </w:pPr>
-      <w:r>
-        <w:rPr>
-          <w:rFonts w:ascii="Arial" w:hAnsi="Arial" w:cs="Arial"/>
-          <w:sz w:val="18"/>
-        </w:rPr>
-        <w:t xml:space="preserve">Implemented CI quality gates using </w:t>
-      </w:r>
-      <w:proofErr w:type="spellStart"/>
-      <w:r>
-        <w:rPr>
-          <w:rStyle w:val="Strong"/>
-          <w:rFonts w:ascii="Arial" w:hAnsi="Arial" w:cs="Arial"/>
-          <w:sz w:val="18"/>
-        </w:rPr>
-        <w:t>GitHub</w:t>
-      </w:r>
-      <w:proofErr w:type="spellEnd"/>
-      <w:r>
-        <w:rPr>
-          <w:rStyle w:val="Strong"/>
-          <w:rFonts w:ascii="Arial" w:hAnsi="Arial" w:cs="Arial"/>
-          <w:sz w:val="18"/>
-        </w:rPr>
-        <w:t xml:space="preserve"> Actions</w:t>
-      </w:r>
-      <w:r>
-        <w:rPr>
-          <w:rFonts w:ascii="Arial" w:hAnsi="Arial" w:cs="Arial"/>
-          <w:sz w:val="18"/>
-        </w:rPr>
-        <w:t xml:space="preserve"> and </w:t>
-      </w:r>
-      <w:proofErr w:type="spellStart"/>
-      <w:r>
-        <w:rPr>
-          <w:rStyle w:val="Strong"/>
-          <w:rFonts w:ascii="Arial" w:hAnsi="Arial" w:cs="Arial"/>
-          <w:sz w:val="18"/>
-        </w:rPr>
-        <w:t>GitLab</w:t>
-      </w:r>
-      <w:proofErr w:type="spellEnd"/>
-      <w:r>
-        <w:rPr>
-          <w:rStyle w:val="Strong"/>
-          <w:rFonts w:ascii="Arial" w:hAnsi="Arial" w:cs="Arial"/>
-          <w:sz w:val="18"/>
-        </w:rPr>
-        <w:t xml:space="preserve"> CI</w:t>
-      </w:r>
-      <w:r>
-        <w:rPr>
-          <w:rFonts w:ascii="Arial" w:hAnsi="Arial" w:cs="Arial"/>
-          <w:sz w:val="18"/>
-        </w:rPr>
-        <w:t>, standardizing tests, static checks, and artifact publishing.</w:t>
+      </w:pPr>
+      <w:r>
+        <w:t xml:space="preserve">Contributed to </w:t>
+      </w:r>
+      <w:r>
+        <w:rPr>
+          <w:rStyle w:val="Strong"/>
+        </w:rPr>
+        <w:t>Docker</w:t>
+      </w:r>
+      <w:r>
+        <w:t xml:space="preserve">-based environments and </w:t>
+      </w:r>
+      <w:r>
+        <w:rPr>
+          <w:rStyle w:val="Strong"/>
+        </w:rPr>
+        <w:t>AWS</w:t>
+      </w:r>
+      <w:r>
+        <w:t xml:space="preserve"> deployment collaboration, improving parity between local and hosted systems and reducing environment-specific defects that previously slowed debugging during coordinated client release cycles.</w:t>
       </w:r>
     </w:p>
     <w:p>
@@ -1905,180 +1157,43 @@
         <w:pStyle w:val="NormalWeb"/>
         <w:numPr>
           <w:ilvl w:val="0"/>
-          <w:numId w:val="15"/>
+          <w:numId w:val="24"/>
         </w:numPr>
         <w:jc w:val="both"/>
-        <w:rPr>
-          <w:rFonts w:ascii="Arial" w:hAnsi="Arial" w:cs="Arial"/>
-          <w:sz w:val="18"/>
-        </w:rPr>
-      </w:pPr>
-      <w:r>
-        <w:rPr>
-          <w:rFonts w:ascii="Arial" w:hAnsi="Arial" w:cs="Arial"/>
-          <w:sz w:val="18"/>
-        </w:rPr>
-        <w:t xml:space="preserve">Improved </w:t>
+      </w:pPr>
+      <w:r>
+        <w:t xml:space="preserve">Worked closely with frontend and product teams to implement configurable workflow features, complex filtering, and admin productivity tooling, using </w:t>
+      </w:r>
+      <w:r>
+        <w:rPr>
+          <w:rStyle w:val="Strong"/>
+        </w:rPr>
+        <w:t>PHP</w:t>
+      </w:r>
+      <w:r>
+        <w:t xml:space="preserve">, </w:t>
       </w:r>
       <w:proofErr w:type="spellStart"/>
       <w:r>
         <w:rPr>
-          <w:rFonts w:ascii="Arial" w:hAnsi="Arial" w:cs="Arial"/>
-          <w:sz w:val="18"/>
-        </w:rPr>
-        <w:t>observability</w:t>
+          <w:rStyle w:val="Strong"/>
+        </w:rPr>
+        <w:t>Laravel</w:t>
       </w:r>
       <w:proofErr w:type="spellEnd"/>
       <w:r>
-        <w:rPr>
-          <w:rFonts w:ascii="Arial" w:hAnsi="Arial" w:cs="Arial"/>
-          <w:sz w:val="18"/>
-        </w:rPr>
-        <w:t xml:space="preserve"> using </w:t>
-      </w:r>
-      <w:r>
-        <w:rPr>
-          <w:rStyle w:val="Strong"/>
-          <w:rFonts w:ascii="Arial" w:hAnsi="Arial" w:cs="Arial"/>
-          <w:sz w:val="18"/>
-        </w:rPr>
-        <w:t>ELK/EFK</w:t>
-      </w:r>
-      <w:r>
-        <w:rPr>
-          <w:rFonts w:ascii="Arial" w:hAnsi="Arial" w:cs="Arial"/>
-          <w:sz w:val="18"/>
-        </w:rPr>
-        <w:t xml:space="preserve"> and </w:t>
+        <w:t xml:space="preserve">, </w:t>
       </w:r>
       <w:proofErr w:type="spellStart"/>
       <w:r>
         <w:rPr>
           <w:rStyle w:val="Strong"/>
-          <w:rFonts w:ascii="Arial" w:hAnsi="Arial" w:cs="Arial"/>
-          <w:sz w:val="18"/>
-        </w:rPr>
-        <w:t>CloudWatch</w:t>
+        </w:rPr>
+        <w:t>Redis</w:t>
       </w:r>
       <w:proofErr w:type="spellEnd"/>
       <w:r>
-        <w:rPr>
-          <w:rFonts w:ascii="Arial" w:hAnsi="Arial" w:cs="Arial"/>
-          <w:sz w:val="18"/>
-        </w:rPr>
-        <w:t xml:space="preserve"> logs, adding correlation IDs to trace failures across API and worker boundaries.</w:t>
-      </w:r>
-    </w:p>
-    <w:p>
-      <w:pPr>
-        <w:pStyle w:val="NormalWeb"/>
-        <w:numPr>
-          <w:ilvl w:val="0"/>
-          <w:numId w:val="15"/>
-        </w:numPr>
-        <w:jc w:val="both"/>
-        <w:rPr>
-          <w:rFonts w:ascii="Arial" w:hAnsi="Arial" w:cs="Arial"/>
-          <w:sz w:val="18"/>
-        </w:rPr>
-      </w:pPr>
-      <w:r>
-        <w:rPr>
-          <w:rFonts w:ascii="Arial" w:hAnsi="Arial" w:cs="Arial"/>
-          <w:sz w:val="18"/>
-        </w:rPr>
-        <w:t xml:space="preserve">Enforced security with </w:t>
-      </w:r>
-      <w:proofErr w:type="spellStart"/>
-      <w:r>
-        <w:rPr>
-          <w:rStyle w:val="Strong"/>
-          <w:rFonts w:ascii="Arial" w:hAnsi="Arial" w:cs="Arial"/>
-          <w:sz w:val="18"/>
-        </w:rPr>
-        <w:t>Okta</w:t>
-      </w:r>
-      <w:proofErr w:type="spellEnd"/>
-      <w:r>
-        <w:rPr>
-          <w:rStyle w:val="Strong"/>
-          <w:rFonts w:ascii="Arial" w:hAnsi="Arial" w:cs="Arial"/>
-          <w:sz w:val="18"/>
-        </w:rPr>
-        <w:t>/Auth0</w:t>
-      </w:r>
-      <w:r>
-        <w:rPr>
-          <w:rFonts w:ascii="Arial" w:hAnsi="Arial" w:cs="Arial"/>
-          <w:sz w:val="18"/>
-        </w:rPr>
-        <w:t xml:space="preserve"> integrations and </w:t>
-      </w:r>
-      <w:r>
-        <w:rPr>
-          <w:rStyle w:val="Strong"/>
-          <w:rFonts w:ascii="Arial" w:hAnsi="Arial" w:cs="Arial"/>
-          <w:sz w:val="18"/>
-        </w:rPr>
-        <w:t>JWT</w:t>
-      </w:r>
-      <w:r>
-        <w:rPr>
-          <w:rFonts w:ascii="Arial" w:hAnsi="Arial" w:cs="Arial"/>
-          <w:sz w:val="18"/>
-        </w:rPr>
-        <w:t xml:space="preserve"> validation, adding rate limiting to reduce abuse and protect critical endpoints.</w:t>
-      </w:r>
-    </w:p>
-    <w:p>
-      <w:pPr>
-        <w:pStyle w:val="NormalWeb"/>
-        <w:numPr>
-          <w:ilvl w:val="0"/>
-          <w:numId w:val="15"/>
-        </w:numPr>
-        <w:jc w:val="both"/>
-        <w:rPr>
-          <w:rFonts w:ascii="Arial" w:hAnsi="Arial" w:cs="Arial"/>
-          <w:sz w:val="18"/>
-        </w:rPr>
-      </w:pPr>
-      <w:r>
-        <w:rPr>
-          <w:rFonts w:ascii="Arial" w:hAnsi="Arial" w:cs="Arial"/>
-          <w:sz w:val="18"/>
-        </w:rPr>
-        <w:t xml:space="preserve">Raised code quality through focused tests and regression prevention, using </w:t>
-      </w:r>
-      <w:r>
-        <w:rPr>
-          <w:rStyle w:val="Strong"/>
-          <w:rFonts w:ascii="Arial" w:hAnsi="Arial" w:cs="Arial"/>
-          <w:sz w:val="18"/>
-        </w:rPr>
-        <w:t>Mocha/Chai</w:t>
-      </w:r>
-      <w:r>
-        <w:rPr>
-          <w:rFonts w:ascii="Arial" w:hAnsi="Arial" w:cs="Arial"/>
-          <w:sz w:val="18"/>
-        </w:rPr>
-        <w:t xml:space="preserve"> and </w:t>
-      </w:r>
-      <w:r>
-        <w:rPr>
-          <w:rStyle w:val="Strong"/>
-          <w:rFonts w:ascii="Arial" w:hAnsi="Arial" w:cs="Arial"/>
-          <w:sz w:val="18"/>
-        </w:rPr>
-        <w:t>Jest</w:t>
-      </w:r>
-      <w:r>
-        <w:rPr>
-          <w:rFonts w:ascii="Arial" w:hAnsi="Arial" w:cs="Arial"/>
-          <w:sz w:val="18"/>
-        </w:rPr>
-        <w:t xml:space="preserve"> where platform tooling required it.</w:t>
+        <w:t>, and SQL skills flexibly to balance delivery speed with maintainability.</w:t>
       </w:r>
     </w:p>
     <w:p>
@@ -2110,50 +1225,38 @@
         <w:pStyle w:val="NormalWeb"/>
         <w:numPr>
           <w:ilvl w:val="0"/>
-          <w:numId w:val="16"/>
+          <w:numId w:val="25"/>
         </w:numPr>
         <w:jc w:val="both"/>
-        <w:rPr>
-          <w:rFonts w:ascii="Arial" w:hAnsi="Arial" w:cs="Arial"/>
-          <w:sz w:val="18"/>
-        </w:rPr>
-      </w:pPr>
-      <w:r>
-        <w:rPr>
-          <w:rFonts w:ascii="Arial" w:hAnsi="Arial" w:cs="Arial"/>
-          <w:sz w:val="18"/>
-        </w:rPr>
-        <w:t xml:space="preserve">Built reliable backend services in </w:t>
-      </w:r>
-      <w:r>
-        <w:rPr>
-          <w:rStyle w:val="Strong"/>
-          <w:rFonts w:ascii="Arial" w:hAnsi="Arial" w:cs="Arial"/>
-          <w:sz w:val="18"/>
-        </w:rPr>
-        <w:t>Java</w:t>
-      </w:r>
-      <w:r>
-        <w:rPr>
-          <w:rFonts w:ascii="Arial" w:hAnsi="Arial" w:cs="Arial"/>
-          <w:sz w:val="18"/>
-        </w:rPr>
-        <w:t xml:space="preserve"> with </w:t>
-      </w:r>
-      <w:r>
-        <w:rPr>
-          <w:rStyle w:val="Strong"/>
-          <w:rFonts w:ascii="Arial" w:hAnsi="Arial" w:cs="Arial"/>
-          <w:sz w:val="18"/>
-        </w:rPr>
-        <w:t>Spring Boot</w:t>
-      </w:r>
-      <w:r>
-        <w:rPr>
-          <w:rFonts w:ascii="Arial" w:hAnsi="Arial" w:cs="Arial"/>
-          <w:sz w:val="18"/>
-        </w:rPr>
-        <w:t>, delivering stable APIs with strong validation and predictable error contracts.</w:t>
+      </w:pPr>
+      <w:r>
+        <w:t xml:space="preserve">Developed backend applications with </w:t>
+      </w:r>
+      <w:r>
+        <w:rPr>
+          <w:rStyle w:val="Strong"/>
+        </w:rPr>
+        <w:t>PHP 7.1–7.4</w:t>
+      </w:r>
+      <w:r>
+        <w:t xml:space="preserve"> and </w:t>
+      </w:r>
+      <w:proofErr w:type="spellStart"/>
+      <w:r>
+        <w:rPr>
+          <w:rStyle w:val="Strong"/>
+        </w:rPr>
+        <w:t>Laravel</w:t>
+      </w:r>
+      <w:proofErr w:type="spellEnd"/>
+      <w:r>
+        <w:rPr>
+          <w:rStyle w:val="Strong"/>
+        </w:rPr>
+        <w:t xml:space="preserve"> 5.5–8</w:t>
+      </w:r>
+      <w:r>
+        <w:t xml:space="preserve"> for digital platforms that handled content workflows, customer operations, and integration-heavy business processes, emphasizing stability, query efficiency, and maintainable service design.</w:t>
       </w:r>
     </w:p>
     <w:p>
@@ -2161,52 +1264,21 @@
         <w:pStyle w:val="NormalWeb"/>
         <w:numPr>
           <w:ilvl w:val="0"/>
-          <w:numId w:val="16"/>
+          <w:numId w:val="25"/>
         </w:numPr>
         <w:jc w:val="both"/>
-        <w:rPr>
-          <w:rFonts w:ascii="Arial" w:hAnsi="Arial" w:cs="Arial"/>
-          <w:sz w:val="18"/>
-        </w:rPr>
-      </w:pPr>
-      <w:r>
-        <w:rPr>
-          <w:rFonts w:ascii="Arial" w:hAnsi="Arial" w:cs="Arial"/>
-          <w:sz w:val="18"/>
-        </w:rPr>
-        <w:t xml:space="preserve">Implemented asynchronous workloads using </w:t>
-      </w:r>
-      <w:proofErr w:type="spellStart"/>
-      <w:r>
-        <w:rPr>
-          <w:rStyle w:val="Strong"/>
-          <w:rFonts w:ascii="Arial" w:hAnsi="Arial" w:cs="Arial"/>
-          <w:sz w:val="18"/>
-        </w:rPr>
-        <w:t>RabbitMQ</w:t>
-      </w:r>
-      <w:proofErr w:type="spellEnd"/>
-      <w:r>
-        <w:rPr>
-          <w:rFonts w:ascii="Arial" w:hAnsi="Arial" w:cs="Arial"/>
-          <w:sz w:val="18"/>
-        </w:rPr>
-        <w:t xml:space="preserve"> and </w:t>
-      </w:r>
-      <w:r>
-        <w:rPr>
-          <w:rStyle w:val="Strong"/>
-          <w:rFonts w:ascii="Arial" w:hAnsi="Arial" w:cs="Arial"/>
-          <w:sz w:val="18"/>
-        </w:rPr>
-        <w:t>Kafka</w:t>
-      </w:r>
-      <w:r>
-        <w:rPr>
-          <w:rFonts w:ascii="Arial" w:hAnsi="Arial" w:cs="Arial"/>
-          <w:sz w:val="18"/>
-        </w:rPr>
-        <w:t>, adding DLQ patterns and replay-safe consumers to handle spikes.</w:t>
+      </w:pPr>
+      <w:r>
+        <w:t xml:space="preserve">Refactored legacy controller-heavy logic into clearer service and domain layers, which improved testability and reduced bug recurrence by </w:t>
+      </w:r>
+      <w:r>
+        <w:rPr>
+          <w:rStyle w:val="Strong"/>
+        </w:rPr>
+        <w:t>24%</w:t>
+      </w:r>
+      <w:r>
+        <w:t xml:space="preserve"> while making it easier to add new backend functionality without destabilizing adjacent application areas.</w:t>
       </w:r>
     </w:p>
     <w:p>
@@ -2214,52 +1286,22 @@
         <w:pStyle w:val="NormalWeb"/>
         <w:numPr>
           <w:ilvl w:val="0"/>
-          <w:numId w:val="16"/>
+          <w:numId w:val="25"/>
         </w:numPr>
         <w:jc w:val="both"/>
-        <w:rPr>
-          <w:rFonts w:ascii="Arial" w:hAnsi="Arial" w:cs="Arial"/>
-          <w:sz w:val="18"/>
-        </w:rPr>
-      </w:pPr>
-      <w:r>
-        <w:rPr>
-          <w:rFonts w:ascii="Arial" w:hAnsi="Arial" w:cs="Arial"/>
-          <w:sz w:val="18"/>
-        </w:rPr>
-        <w:t xml:space="preserve">Optimized data access for operational endpoints in </w:t>
-      </w:r>
-      <w:proofErr w:type="spellStart"/>
-      <w:r>
-        <w:rPr>
-          <w:rStyle w:val="Strong"/>
-          <w:rFonts w:ascii="Arial" w:hAnsi="Arial" w:cs="Arial"/>
-          <w:sz w:val="18"/>
-        </w:rPr>
-        <w:t>PostgreSQL</w:t>
-      </w:r>
-      <w:proofErr w:type="spellEnd"/>
-      <w:r>
-        <w:rPr>
-          <w:rFonts w:ascii="Arial" w:hAnsi="Arial" w:cs="Arial"/>
-          <w:sz w:val="18"/>
-        </w:rPr>
-        <w:t xml:space="preserve"> and </w:t>
-      </w:r>
-      <w:r>
-        <w:rPr>
-          <w:rStyle w:val="Strong"/>
-          <w:rFonts w:ascii="Arial" w:hAnsi="Arial" w:cs="Arial"/>
-          <w:sz w:val="18"/>
-        </w:rPr>
-        <w:t>SQL Server</w:t>
-      </w:r>
-      <w:r>
-        <w:rPr>
-          <w:rFonts w:ascii="Arial" w:hAnsi="Arial" w:cs="Arial"/>
-          <w:sz w:val="18"/>
-        </w:rPr>
-        <w:t>, improving query plans and indexing for consistent performance.</w:t>
+      </w:pPr>
+      <w:r>
+        <w:lastRenderedPageBreak/>
+        <w:t xml:space="preserve">Built secure </w:t>
+      </w:r>
+      <w:r>
+        <w:rPr>
+          <w:rStyle w:val="Strong"/>
+        </w:rPr>
+        <w:t>RESTful APIs</w:t>
+      </w:r>
+      <w:r>
+        <w:t xml:space="preserve"> and internal admin endpoints for dashboards, user actions, and reporting features, standardizing validation and error responses so frontend teams could integrate faster with fewer backend clarification cycles.</w:t>
       </w:r>
     </w:p>
     <w:p>
@@ -2267,39 +1309,12 @@
         <w:pStyle w:val="NormalWeb"/>
         <w:numPr>
           <w:ilvl w:val="0"/>
-          <w:numId w:val="16"/>
+          <w:numId w:val="25"/>
         </w:numPr>
         <w:jc w:val="both"/>
-        <w:rPr>
-          <w:rFonts w:ascii="Arial" w:hAnsi="Arial" w:cs="Arial"/>
-          <w:sz w:val="18"/>
-        </w:rPr>
-      </w:pPr>
-      <w:r>
-        <w:rPr>
-          <w:rFonts w:ascii="Arial" w:hAnsi="Arial" w:cs="Arial"/>
-          <w:sz w:val="18"/>
-        </w:rPr>
-        <w:t xml:space="preserve">Added caching strategies using </w:t>
-      </w:r>
-      <w:proofErr w:type="spellStart"/>
-      <w:proofErr w:type="gramStart"/>
-      <w:r>
-        <w:rPr>
-          <w:rStyle w:val="Strong"/>
-          <w:rFonts w:ascii="Arial" w:hAnsi="Arial" w:cs="Arial"/>
-          <w:sz w:val="18"/>
-        </w:rPr>
-        <w:t>Redis</w:t>
-      </w:r>
-      <w:proofErr w:type="spellEnd"/>
-      <w:proofErr w:type="gramEnd"/>
-      <w:r>
-        <w:rPr>
-          <w:rFonts w:ascii="Arial" w:hAnsi="Arial" w:cs="Arial"/>
-          <w:sz w:val="18"/>
-        </w:rPr>
-        <w:t xml:space="preserve"> to reduce database load and stabilize high-read paths under peak traffic.</w:t>
+      </w:pPr>
+      <w:r>
+        <w:t>Resolved a production issue where user profile updates intermittently disappeared after success messages were shown, tracing the fault to cache timing and stale read behavior, then fixing it through backend write ordering and more precise invalidation rules.</w:t>
       </w:r>
     </w:p>
     <w:p>
@@ -2307,95 +1322,21 @@
         <w:pStyle w:val="NormalWeb"/>
         <w:numPr>
           <w:ilvl w:val="0"/>
-          <w:numId w:val="16"/>
+          <w:numId w:val="25"/>
         </w:numPr>
         <w:jc w:val="both"/>
-        <w:rPr>
-          <w:rFonts w:ascii="Arial" w:hAnsi="Arial" w:cs="Arial"/>
-          <w:sz w:val="18"/>
-        </w:rPr>
-      </w:pPr>
-      <w:r>
-        <w:rPr>
-          <w:rFonts w:ascii="Arial" w:hAnsi="Arial" w:cs="Arial"/>
-          <w:sz w:val="18"/>
-        </w:rPr>
-        <w:t xml:space="preserve">Integrated </w:t>
-      </w:r>
-      <w:r>
-        <w:rPr>
-          <w:rStyle w:val="Strong"/>
-          <w:rFonts w:ascii="Arial" w:hAnsi="Arial" w:cs="Arial"/>
-          <w:sz w:val="18"/>
-        </w:rPr>
-        <w:t>AWS</w:t>
-      </w:r>
-      <w:r>
-        <w:rPr>
-          <w:rFonts w:ascii="Arial" w:hAnsi="Arial" w:cs="Arial"/>
-          <w:sz w:val="18"/>
-        </w:rPr>
-        <w:t xml:space="preserve"> services including </w:t>
-      </w:r>
-      <w:r>
-        <w:rPr>
-          <w:rStyle w:val="Strong"/>
-          <w:rFonts w:ascii="Arial" w:hAnsi="Arial" w:cs="Arial"/>
-          <w:sz w:val="18"/>
-        </w:rPr>
-        <w:t>S3</w:t>
-      </w:r>
-      <w:r>
-        <w:rPr>
-          <w:rFonts w:ascii="Arial" w:hAnsi="Arial" w:cs="Arial"/>
-          <w:sz w:val="18"/>
-        </w:rPr>
-        <w:t xml:space="preserve">, </w:t>
-      </w:r>
-      <w:r>
-        <w:rPr>
-          <w:rStyle w:val="Strong"/>
-          <w:rFonts w:ascii="Arial" w:hAnsi="Arial" w:cs="Arial"/>
-          <w:sz w:val="18"/>
-        </w:rPr>
-        <w:t>RDS</w:t>
-      </w:r>
-      <w:r>
-        <w:rPr>
-          <w:rFonts w:ascii="Arial" w:hAnsi="Arial" w:cs="Arial"/>
-          <w:sz w:val="18"/>
-        </w:rPr>
-        <w:t xml:space="preserve">, and </w:t>
-      </w:r>
-      <w:r>
-        <w:rPr>
-          <w:rStyle w:val="Strong"/>
-          <w:rFonts w:ascii="Arial" w:hAnsi="Arial" w:cs="Arial"/>
-          <w:sz w:val="18"/>
-        </w:rPr>
-        <w:t>API Gateway</w:t>
-      </w:r>
-      <w:r>
-        <w:rPr>
-          <w:rFonts w:ascii="Arial" w:hAnsi="Arial" w:cs="Arial"/>
-          <w:sz w:val="18"/>
-        </w:rPr>
-        <w:t xml:space="preserve"> for storage and API exposure, keeping access scoped with </w:t>
-      </w:r>
-      <w:r>
-        <w:rPr>
-          <w:rStyle w:val="Strong"/>
-          <w:rFonts w:ascii="Arial" w:hAnsi="Arial" w:cs="Arial"/>
-          <w:sz w:val="18"/>
-        </w:rPr>
-        <w:t>IAM</w:t>
-      </w:r>
-      <w:r>
-        <w:rPr>
-          <w:rFonts w:ascii="Arial" w:hAnsi="Arial" w:cs="Arial"/>
-          <w:sz w:val="18"/>
-        </w:rPr>
-        <w:t xml:space="preserve"> controls.</w:t>
+      </w:pPr>
+      <w:r>
+        <w:t xml:space="preserve">Improved background task reliability for emails, file processing, and periodic sync jobs by refining queue retries, timeout handling, and error logging, which reduced failed-job volume by </w:t>
+      </w:r>
+      <w:r>
+        <w:rPr>
+          <w:rStyle w:val="Strong"/>
+        </w:rPr>
+        <w:t>29%</w:t>
+      </w:r>
+      <w:r>
+        <w:t xml:space="preserve"> and improved recovery behavior after downstream interruptions.</w:t>
       </w:r>
     </w:p>
     <w:p>
@@ -2403,37 +1344,30 @@
         <w:pStyle w:val="NormalWeb"/>
         <w:numPr>
           <w:ilvl w:val="0"/>
-          <w:numId w:val="16"/>
+          <w:numId w:val="25"/>
         </w:numPr>
         <w:jc w:val="both"/>
-        <w:rPr>
-          <w:rFonts w:ascii="Arial" w:hAnsi="Arial" w:cs="Arial"/>
-          <w:sz w:val="18"/>
-        </w:rPr>
-      </w:pPr>
-      <w:r>
-        <w:rPr>
-          <w:rFonts w:ascii="Arial" w:hAnsi="Arial" w:cs="Arial"/>
-          <w:sz w:val="18"/>
-        </w:rPr>
-        <w:t xml:space="preserve">Introduced search indexing via </w:t>
-      </w:r>
-      <w:proofErr w:type="spellStart"/>
-      <w:r>
-        <w:rPr>
-          <w:rStyle w:val="Strong"/>
-          <w:rFonts w:ascii="Arial" w:hAnsi="Arial" w:cs="Arial"/>
-          <w:sz w:val="18"/>
-        </w:rPr>
-        <w:t>Elasticsearch</w:t>
-      </w:r>
-      <w:proofErr w:type="spellEnd"/>
-      <w:r>
-        <w:rPr>
-          <w:rFonts w:ascii="Arial" w:hAnsi="Arial" w:cs="Arial"/>
-          <w:sz w:val="18"/>
-        </w:rPr>
-        <w:t xml:space="preserve"> to enable fast lookups without degrading transactional workloads.</w:t>
+      </w:pPr>
+      <w:r>
+        <w:t xml:space="preserve">Tuned </w:t>
+      </w:r>
+      <w:r>
+        <w:rPr>
+          <w:rStyle w:val="Strong"/>
+        </w:rPr>
+        <w:t>MySQL</w:t>
+      </w:r>
+      <w:r>
+        <w:t xml:space="preserve"> performance for search, filtering, and operational reports by adding indexes, simplifying joins, and reducing ORM overhead, leading to a </w:t>
+      </w:r>
+      <w:r>
+        <w:rPr>
+          <w:rStyle w:val="Strong"/>
+        </w:rPr>
+        <w:t>36%</w:t>
+      </w:r>
+      <w:r>
+        <w:t xml:space="preserve"> improvement in several high-traffic data retrieval paths used daily by internal teams.</w:t>
       </w:r>
     </w:p>
     <w:p>
@@ -2441,54 +1375,12 @@
         <w:pStyle w:val="NormalWeb"/>
         <w:numPr>
           <w:ilvl w:val="0"/>
-          <w:numId w:val="16"/>
+          <w:numId w:val="25"/>
         </w:numPr>
         <w:jc w:val="both"/>
-        <w:rPr>
-          <w:rFonts w:ascii="Arial" w:hAnsi="Arial" w:cs="Arial"/>
-          <w:sz w:val="18"/>
-        </w:rPr>
-      </w:pPr>
-      <w:r>
-        <w:rPr>
-          <w:rFonts w:ascii="Arial" w:hAnsi="Arial" w:cs="Arial"/>
-          <w:sz w:val="18"/>
-        </w:rPr>
-        <w:t xml:space="preserve">Containerized services with </w:t>
-      </w:r>
-      <w:proofErr w:type="spellStart"/>
-      <w:r>
-        <w:rPr>
-          <w:rStyle w:val="Strong"/>
-          <w:rFonts w:ascii="Arial" w:hAnsi="Arial" w:cs="Arial"/>
-          <w:sz w:val="18"/>
-        </w:rPr>
-        <w:t>Docker</w:t>
-      </w:r>
-      <w:proofErr w:type="spellEnd"/>
-      <w:r>
-        <w:rPr>
-          <w:rFonts w:ascii="Arial" w:hAnsi="Arial" w:cs="Arial"/>
-          <w:sz w:val="18"/>
-        </w:rPr>
-        <w:t xml:space="preserve"> and supported early </w:t>
-      </w:r>
-      <w:proofErr w:type="spellStart"/>
-      <w:r>
-        <w:rPr>
-          <w:rStyle w:val="Strong"/>
-          <w:rFonts w:ascii="Arial" w:hAnsi="Arial" w:cs="Arial"/>
-          <w:sz w:val="18"/>
-        </w:rPr>
-        <w:t>Kubernetes</w:t>
-      </w:r>
-      <w:proofErr w:type="spellEnd"/>
-      <w:r>
-        <w:rPr>
-          <w:rFonts w:ascii="Arial" w:hAnsi="Arial" w:cs="Arial"/>
-          <w:sz w:val="18"/>
-        </w:rPr>
-        <w:t xml:space="preserve"> adoption patterns for consistent deployments across environments.</w:t>
+      </w:pPr>
+      <w:r>
+        <w:t>Added integration support for external services such as payment, communication, and document tools, designing fallback logic and defensive request handling so that intermittent third-party failures caused less user disruption and fewer support escalations.</w:t>
       </w:r>
     </w:p>
     <w:p>
@@ -2496,52 +1388,21 @@
         <w:pStyle w:val="NormalWeb"/>
         <w:numPr>
           <w:ilvl w:val="0"/>
-          <w:numId w:val="16"/>
+          <w:numId w:val="25"/>
         </w:numPr>
         <w:jc w:val="both"/>
-        <w:rPr>
-          <w:rFonts w:ascii="Arial" w:hAnsi="Arial" w:cs="Arial"/>
-          <w:sz w:val="18"/>
-        </w:rPr>
-      </w:pPr>
-      <w:r>
-        <w:rPr>
-          <w:rFonts w:ascii="Arial" w:hAnsi="Arial" w:cs="Arial"/>
-          <w:sz w:val="18"/>
-        </w:rPr>
-        <w:t xml:space="preserve">Improved monitoring with </w:t>
-      </w:r>
-      <w:r>
-        <w:rPr>
-          <w:rStyle w:val="Strong"/>
-          <w:rFonts w:ascii="Arial" w:hAnsi="Arial" w:cs="Arial"/>
-          <w:sz w:val="18"/>
-        </w:rPr>
-        <w:t>Prometheus</w:t>
-      </w:r>
-      <w:r>
-        <w:rPr>
-          <w:rFonts w:ascii="Arial" w:hAnsi="Arial" w:cs="Arial"/>
-          <w:sz w:val="18"/>
-        </w:rPr>
-        <w:t xml:space="preserve">, </w:t>
-      </w:r>
-      <w:proofErr w:type="spellStart"/>
-      <w:r>
-        <w:rPr>
-          <w:rStyle w:val="Strong"/>
-          <w:rFonts w:ascii="Arial" w:hAnsi="Arial" w:cs="Arial"/>
-          <w:sz w:val="18"/>
-        </w:rPr>
-        <w:t>Grafana</w:t>
-      </w:r>
-      <w:proofErr w:type="spellEnd"/>
-      <w:r>
-        <w:rPr>
-          <w:rFonts w:ascii="Arial" w:hAnsi="Arial" w:cs="Arial"/>
-          <w:sz w:val="18"/>
-        </w:rPr>
-        <w:t>, and structured logging, making incident triage faster and more actionable.</w:t>
+      </w:pPr>
+      <w:r>
+        <w:t xml:space="preserve">Strengthened backend release quality through better pull request reviews, automated test execution, and safer deployment coordination, which reduced post-release hotfix frequency by </w:t>
+      </w:r>
+      <w:r>
+        <w:rPr>
+          <w:rStyle w:val="Strong"/>
+        </w:rPr>
+        <w:t>18%</w:t>
+      </w:r>
+      <w:r>
+        <w:t xml:space="preserve"> and improved overall engineering confidence in routine changes.</w:t>
       </w:r>
     </w:p>
     <w:p>
@@ -2549,35 +1410,12 @@
         <w:pStyle w:val="NormalWeb"/>
         <w:numPr>
           <w:ilvl w:val="0"/>
-          <w:numId w:val="16"/>
+          <w:numId w:val="25"/>
         </w:numPr>
         <w:jc w:val="both"/>
-        <w:rPr>
-          <w:rFonts w:ascii="Arial" w:hAnsi="Arial" w:cs="Arial"/>
-          <w:sz w:val="18"/>
-        </w:rPr>
-      </w:pPr>
-      <w:r>
-        <w:rPr>
-          <w:rFonts w:ascii="Arial" w:hAnsi="Arial" w:cs="Arial"/>
-          <w:sz w:val="18"/>
-        </w:rPr>
-        <w:t xml:space="preserve">Strengthened API reliability with contract-style checks and CI enforcement using </w:t>
-      </w:r>
-      <w:r>
-        <w:rPr>
-          <w:rStyle w:val="Strong"/>
-          <w:rFonts w:ascii="Arial" w:hAnsi="Arial" w:cs="Arial"/>
-          <w:sz w:val="18"/>
-        </w:rPr>
-        <w:t>Jenkins</w:t>
-      </w:r>
-      <w:r>
-        <w:rPr>
-          <w:rFonts w:ascii="Arial" w:hAnsi="Arial" w:cs="Arial"/>
-          <w:sz w:val="18"/>
-        </w:rPr>
-        <w:t>, reducing release-time surprises.</w:t>
+      </w:pPr>
+      <w:r>
+        <w:t>Supported gradual modernization of the codebase and framework dependencies, helping older packages move forward safely while preserving compatibility, which reduced maintenance friction and kept delivery velocity steadier across long-lived products.</w:t>
       </w:r>
     </w:p>
     <w:p>
@@ -2585,86 +1423,31 @@
         <w:pStyle w:val="NormalWeb"/>
         <w:numPr>
           <w:ilvl w:val="0"/>
-          <w:numId w:val="16"/>
+          <w:numId w:val="25"/>
         </w:numPr>
         <w:jc w:val="both"/>
-        <w:rPr>
-          <w:rFonts w:ascii="Arial" w:hAnsi="Arial" w:cs="Arial"/>
-          <w:sz w:val="18"/>
-        </w:rPr>
-      </w:pPr>
-      <w:r>
-        <w:rPr>
-          <w:rFonts w:ascii="Arial" w:hAnsi="Arial" w:cs="Arial"/>
-          <w:sz w:val="18"/>
-        </w:rPr>
-        <w:t xml:space="preserve">Implemented security controls using </w:t>
-      </w:r>
-      <w:r>
-        <w:rPr>
-          <w:rStyle w:val="Strong"/>
-          <w:rFonts w:ascii="Arial" w:hAnsi="Arial" w:cs="Arial"/>
-          <w:sz w:val="18"/>
-        </w:rPr>
-        <w:t>OAuth2</w:t>
-      </w:r>
-      <w:r>
-        <w:rPr>
-          <w:rFonts w:ascii="Arial" w:hAnsi="Arial" w:cs="Arial"/>
-          <w:sz w:val="18"/>
-        </w:rPr>
-        <w:t xml:space="preserve"> and </w:t>
-      </w:r>
-      <w:r>
-        <w:rPr>
-          <w:rStyle w:val="Strong"/>
-          <w:rFonts w:ascii="Arial" w:hAnsi="Arial" w:cs="Arial"/>
-          <w:sz w:val="18"/>
-        </w:rPr>
-        <w:t>JWT</w:t>
-      </w:r>
-      <w:r>
-        <w:rPr>
-          <w:rFonts w:ascii="Arial" w:hAnsi="Arial" w:cs="Arial"/>
-          <w:sz w:val="18"/>
-        </w:rPr>
-        <w:t xml:space="preserve">, applying </w:t>
-      </w:r>
-      <w:r>
-        <w:rPr>
-          <w:rStyle w:val="Strong"/>
-          <w:rFonts w:ascii="Arial" w:hAnsi="Arial" w:cs="Arial"/>
-          <w:sz w:val="18"/>
-        </w:rPr>
-        <w:t>RBAC</w:t>
-      </w:r>
-      <w:r>
-        <w:rPr>
-          <w:rFonts w:ascii="Arial" w:hAnsi="Arial" w:cs="Arial"/>
-          <w:sz w:val="18"/>
-        </w:rPr>
-        <w:t xml:space="preserve"> rules at API boundaries and service layers.</w:t>
-      </w:r>
-    </w:p>
-    <w:p>
-      <w:pPr>
-        <w:pStyle w:val="NormalWeb"/>
-        <w:numPr>
-          <w:ilvl w:val="0"/>
-          <w:numId w:val="16"/>
-        </w:numPr>
-        <w:jc w:val="both"/>
-        <w:rPr>
-          <w:rFonts w:ascii="Arial" w:hAnsi="Arial" w:cs="Arial"/>
-          <w:sz w:val="18"/>
-        </w:rPr>
-      </w:pPr>
-      <w:r>
-        <w:rPr>
-          <w:rFonts w:ascii="Arial" w:hAnsi="Arial" w:cs="Arial"/>
-          <w:sz w:val="18"/>
-        </w:rPr>
-        <w:t>Collaborated cross-functionally to ship incremental releases, using safe rollout practices that reduced blast radius during high-impact changes.</w:t>
+      </w:pPr>
+      <w:r>
+        <w:t xml:space="preserve">Partnered with designers, frontend developers, and stakeholders to deliver new operational features and admin tooling, applying </w:t>
+      </w:r>
+      <w:proofErr w:type="spellStart"/>
+      <w:r>
+        <w:rPr>
+          <w:rStyle w:val="Strong"/>
+        </w:rPr>
+        <w:t>Laravel</w:t>
+      </w:r>
+      <w:proofErr w:type="spellEnd"/>
+      <w:r>
+        <w:t xml:space="preserve">, SQL, and debugging skills flexibly to solve product issues without </w:t>
+      </w:r>
+      <w:proofErr w:type="spellStart"/>
+      <w:r>
+        <w:t>overengineering</w:t>
+      </w:r>
+      <w:proofErr w:type="spellEnd"/>
+      <w:r>
+        <w:t xml:space="preserve"> already stable platform areas.</w:t>
       </w:r>
     </w:p>
     <w:p>
@@ -2709,52 +1492,38 @@
         <w:pStyle w:val="NormalWeb"/>
         <w:numPr>
           <w:ilvl w:val="0"/>
-          <w:numId w:val="17"/>
+          <w:numId w:val="26"/>
         </w:numPr>
         <w:jc w:val="both"/>
-        <w:rPr>
-          <w:rFonts w:ascii="Arial" w:hAnsi="Arial" w:cs="Arial"/>
-          <w:sz w:val="18"/>
-        </w:rPr>
-      </w:pPr>
-      <w:r>
-        <w:rPr>
-          <w:rFonts w:ascii="Arial" w:hAnsi="Arial" w:cs="Arial"/>
-          <w:sz w:val="18"/>
-        </w:rPr>
-        <w:t xml:space="preserve">Developed backend APIs in </w:t>
-      </w:r>
-      <w:r>
-        <w:rPr>
-          <w:rStyle w:val="Strong"/>
-          <w:rFonts w:ascii="Arial" w:hAnsi="Arial" w:cs="Arial"/>
-          <w:sz w:val="18"/>
-        </w:rPr>
-        <w:t>Java</w:t>
-      </w:r>
-      <w:r>
-        <w:rPr>
-          <w:rFonts w:ascii="Arial" w:hAnsi="Arial" w:cs="Arial"/>
-          <w:sz w:val="18"/>
-        </w:rPr>
-        <w:t xml:space="preserve"> using </w:t>
-      </w:r>
-      <w:proofErr w:type="gramStart"/>
-      <w:r>
-        <w:rPr>
-          <w:rStyle w:val="Strong"/>
-          <w:rFonts w:ascii="Arial" w:hAnsi="Arial" w:cs="Arial"/>
-          <w:sz w:val="18"/>
-        </w:rPr>
-        <w:t>Spring</w:t>
-      </w:r>
-      <w:proofErr w:type="gramEnd"/>
-      <w:r>
-        <w:rPr>
-          <w:rFonts w:ascii="Arial" w:hAnsi="Arial" w:cs="Arial"/>
-          <w:sz w:val="18"/>
-        </w:rPr>
-        <w:t xml:space="preserve"> patterns, delivering stable contracts with clear validation and maintainable service boundaries.</w:t>
+      </w:pPr>
+      <w:r>
+        <w:t xml:space="preserve">Built backend modules with </w:t>
+      </w:r>
+      <w:r>
+        <w:rPr>
+          <w:rStyle w:val="Strong"/>
+        </w:rPr>
+        <w:t>PHP 5.6–7.2</w:t>
+      </w:r>
+      <w:r>
+        <w:t xml:space="preserve">, </w:t>
+      </w:r>
+      <w:proofErr w:type="spellStart"/>
+      <w:r>
+        <w:rPr>
+          <w:rStyle w:val="Strong"/>
+        </w:rPr>
+        <w:t>Laravel</w:t>
+      </w:r>
+      <w:proofErr w:type="spellEnd"/>
+      <w:r>
+        <w:rPr>
+          <w:rStyle w:val="Strong"/>
+        </w:rPr>
+        <w:t xml:space="preserve"> 4.2–5.8</w:t>
+      </w:r>
+      <w:r>
+        <w:t>, and custom MVC patterns for client projects in web product and business operations domains, focusing on maintainable server logic, relational data modeling, and dependable production support.</w:t>
       </w:r>
     </w:p>
     <w:p>
@@ -2762,52 +1531,29 @@
         <w:pStyle w:val="NormalWeb"/>
         <w:numPr>
           <w:ilvl w:val="0"/>
-          <w:numId w:val="17"/>
+          <w:numId w:val="26"/>
         </w:numPr>
         <w:jc w:val="both"/>
-        <w:rPr>
-          <w:rFonts w:ascii="Arial" w:hAnsi="Arial" w:cs="Arial"/>
-          <w:sz w:val="18"/>
-        </w:rPr>
-      </w:pPr>
-      <w:r>
-        <w:rPr>
-          <w:rFonts w:ascii="Arial" w:hAnsi="Arial" w:cs="Arial"/>
-          <w:sz w:val="18"/>
-        </w:rPr>
-        <w:t xml:space="preserve">Built database-backed features using </w:t>
-      </w:r>
-      <w:r>
-        <w:rPr>
-          <w:rStyle w:val="Strong"/>
-          <w:rFonts w:ascii="Arial" w:hAnsi="Arial" w:cs="Arial"/>
-          <w:sz w:val="18"/>
-        </w:rPr>
-        <w:t>MySQL</w:t>
-      </w:r>
-      <w:r>
-        <w:rPr>
-          <w:rFonts w:ascii="Arial" w:hAnsi="Arial" w:cs="Arial"/>
-          <w:sz w:val="18"/>
-        </w:rPr>
-        <w:t xml:space="preserve"> and </w:t>
-      </w:r>
-      <w:proofErr w:type="spellStart"/>
-      <w:r>
-        <w:rPr>
-          <w:rStyle w:val="Strong"/>
-          <w:rFonts w:ascii="Arial" w:hAnsi="Arial" w:cs="Arial"/>
-          <w:sz w:val="18"/>
-        </w:rPr>
-        <w:t>PostgreSQL</w:t>
-      </w:r>
-      <w:proofErr w:type="spellEnd"/>
-      <w:r>
-        <w:rPr>
-          <w:rFonts w:ascii="Arial" w:hAnsi="Arial" w:cs="Arial"/>
-          <w:sz w:val="18"/>
-        </w:rPr>
-        <w:t>, applying transactions, indexing, and schema constraints to protect data integrity.</w:t>
+      </w:pPr>
+      <w:r>
+        <w:t xml:space="preserve">Implemented server-side business rules for authentication, CRUD workflows, reporting, and notification handling, helping </w:t>
+      </w:r>
+      <w:proofErr w:type="gramStart"/>
+      <w:r>
+        <w:t>teams</w:t>
+      </w:r>
+      <w:proofErr w:type="gramEnd"/>
+      <w:r>
+        <w:t xml:space="preserve"> ship reliable customer-facing functionality while improving turnaround time for requested enhancements by </w:t>
+      </w:r>
+      <w:r>
+        <w:rPr>
+          <w:rStyle w:val="Strong"/>
+        </w:rPr>
+        <w:t>20%</w:t>
+      </w:r>
+      <w:r>
+        <w:t>.</w:t>
       </w:r>
     </w:p>
     <w:p>
@@ -2815,20 +1561,30 @@
         <w:pStyle w:val="NormalWeb"/>
         <w:numPr>
           <w:ilvl w:val="0"/>
-          <w:numId w:val="17"/>
+          <w:numId w:val="26"/>
         </w:numPr>
         <w:jc w:val="both"/>
-        <w:rPr>
-          <w:rFonts w:ascii="Arial" w:hAnsi="Arial" w:cs="Arial"/>
-          <w:sz w:val="18"/>
-        </w:rPr>
-      </w:pPr>
-      <w:r>
-        <w:rPr>
-          <w:rFonts w:ascii="Arial" w:hAnsi="Arial" w:cs="Arial"/>
-          <w:sz w:val="18"/>
-        </w:rPr>
-        <w:t>Implemented background job processing and scheduled workflows, improving reliability for long-running tasks and operational backfills.</w:t>
+      </w:pPr>
+      <w:r>
+        <w:t xml:space="preserve">Worked extensively with </w:t>
+      </w:r>
+      <w:r>
+        <w:rPr>
+          <w:rStyle w:val="Strong"/>
+        </w:rPr>
+        <w:t>MySQL 5.6–5.7</w:t>
+      </w:r>
+      <w:r>
+        <w:t xml:space="preserve"> to design schemas, optimize slow queries, and maintain reporting logic, producing measurable backend performance gains of </w:t>
+      </w:r>
+      <w:r>
+        <w:rPr>
+          <w:rStyle w:val="Strong"/>
+        </w:rPr>
+        <w:t>25%</w:t>
+      </w:r>
+      <w:r>
+        <w:t xml:space="preserve"> in several data-heavy modules used by support and operations teams.</w:t>
       </w:r>
     </w:p>
     <w:p>
@@ -2836,35 +1592,21 @@
         <w:pStyle w:val="NormalWeb"/>
         <w:numPr>
           <w:ilvl w:val="0"/>
-          <w:numId w:val="17"/>
+          <w:numId w:val="26"/>
         </w:numPr>
         <w:jc w:val="both"/>
-        <w:rPr>
-          <w:rFonts w:ascii="Arial" w:hAnsi="Arial" w:cs="Arial"/>
-          <w:sz w:val="18"/>
-        </w:rPr>
-      </w:pPr>
-      <w:r>
-        <w:rPr>
-          <w:rFonts w:ascii="Arial" w:hAnsi="Arial" w:cs="Arial"/>
-          <w:sz w:val="18"/>
-        </w:rPr>
-        <w:t xml:space="preserve">Supported CI automation with </w:t>
-      </w:r>
-      <w:r>
-        <w:rPr>
-          <w:rStyle w:val="Strong"/>
-          <w:rFonts w:ascii="Arial" w:hAnsi="Arial" w:cs="Arial"/>
-          <w:sz w:val="18"/>
-        </w:rPr>
-        <w:t>Jenkins</w:t>
-      </w:r>
-      <w:r>
-        <w:rPr>
-          <w:rFonts w:ascii="Arial" w:hAnsi="Arial" w:cs="Arial"/>
-          <w:sz w:val="18"/>
-        </w:rPr>
-        <w:t>, standardizing build steps and reducing environment-specific deployment failures.</w:t>
+      </w:pPr>
+      <w:r>
+        <w:t xml:space="preserve">Fixed recurring form-processing bugs caused by incomplete validation and inconsistent input normalization, improving request handling paths and reducing user-facing submission errors by </w:t>
+      </w:r>
+      <w:r>
+        <w:rPr>
+          <w:rStyle w:val="Strong"/>
+        </w:rPr>
+        <w:t>17%</w:t>
+      </w:r>
+      <w:r>
+        <w:t xml:space="preserve"> across the affected application areas after deployment.</w:t>
       </w:r>
     </w:p>
     <w:p>
@@ -2872,37 +1614,31 @@
         <w:pStyle w:val="NormalWeb"/>
         <w:numPr>
           <w:ilvl w:val="0"/>
-          <w:numId w:val="17"/>
+          <w:numId w:val="26"/>
         </w:numPr>
         <w:jc w:val="both"/>
-        <w:rPr>
-          <w:rFonts w:ascii="Arial" w:hAnsi="Arial" w:cs="Arial"/>
-          <w:sz w:val="18"/>
-        </w:rPr>
-      </w:pPr>
-      <w:r>
-        <w:rPr>
-          <w:rFonts w:ascii="Arial" w:hAnsi="Arial" w:cs="Arial"/>
-          <w:sz w:val="18"/>
-        </w:rPr>
-        <w:t xml:space="preserve">Added practical caching for repeated reads using </w:t>
+      </w:pPr>
+      <w:r>
+        <w:t xml:space="preserve">Supported migration work from older procedural code into more structured </w:t>
       </w:r>
       <w:proofErr w:type="spellStart"/>
       <w:r>
         <w:rPr>
           <w:rStyle w:val="Strong"/>
-          <w:rFonts w:ascii="Arial" w:hAnsi="Arial" w:cs="Arial"/>
-          <w:sz w:val="18"/>
-        </w:rPr>
-        <w:t>Redis</w:t>
+        </w:rPr>
+        <w:t>Laravel</w:t>
       </w:r>
       <w:proofErr w:type="spellEnd"/>
       <w:r>
-        <w:rPr>
-          <w:rFonts w:ascii="Arial" w:hAnsi="Arial" w:cs="Arial"/>
-          <w:sz w:val="18"/>
-        </w:rPr>
-        <w:t>, reducing load on core reporting queries.</w:t>
+        <w:t xml:space="preserve"> application layers, making </w:t>
+      </w:r>
+      <w:proofErr w:type="gramStart"/>
+      <w:r>
+        <w:t>the codebase</w:t>
+      </w:r>
+      <w:proofErr w:type="gramEnd"/>
+      <w:r>
+        <w:t xml:space="preserve"> easier to test and extend while lowering defect density during new feature development and maintenance updates.</w:t>
       </w:r>
     </w:p>
     <w:p>
@@ -2910,37 +1646,12 @@
         <w:pStyle w:val="NormalWeb"/>
         <w:numPr>
           <w:ilvl w:val="0"/>
-          <w:numId w:val="17"/>
+          <w:numId w:val="26"/>
         </w:numPr>
         <w:jc w:val="both"/>
-        <w:rPr>
-          <w:rFonts w:ascii="Arial" w:hAnsi="Arial" w:cs="Arial"/>
-          <w:sz w:val="18"/>
-        </w:rPr>
-      </w:pPr>
-      <w:r>
-        <w:rPr>
-          <w:rFonts w:ascii="Arial" w:hAnsi="Arial" w:cs="Arial"/>
-          <w:sz w:val="18"/>
-        </w:rPr>
-        <w:t xml:space="preserve">Implemented early search capabilities with </w:t>
-      </w:r>
-      <w:proofErr w:type="spellStart"/>
-      <w:r>
-        <w:rPr>
-          <w:rStyle w:val="Strong"/>
-          <w:rFonts w:ascii="Arial" w:hAnsi="Arial" w:cs="Arial"/>
-          <w:sz w:val="18"/>
-        </w:rPr>
-        <w:t>Elasticsearch</w:t>
-      </w:r>
-      <w:proofErr w:type="spellEnd"/>
-      <w:r>
-        <w:rPr>
-          <w:rFonts w:ascii="Arial" w:hAnsi="Arial" w:cs="Arial"/>
-          <w:sz w:val="18"/>
-        </w:rPr>
-        <w:t>, enabling filtering and discovery without overloading relational queries.</w:t>
+      </w:pPr>
+      <w:r>
+        <w:t>Built internal APIs and asynchronous processing for email dispatch, batch updates, and scheduled maintenance tasks, improving operational reliability and reducing manual intervention for repetitive administrative workflows handled by backend systems.</w:t>
       </w:r>
     </w:p>
     <w:p>
@@ -2948,35 +1659,12 @@
         <w:pStyle w:val="NormalWeb"/>
         <w:numPr>
           <w:ilvl w:val="0"/>
-          <w:numId w:val="17"/>
+          <w:numId w:val="26"/>
         </w:numPr>
         <w:jc w:val="both"/>
-        <w:rPr>
-          <w:rFonts w:ascii="Arial" w:hAnsi="Arial" w:cs="Arial"/>
-          <w:sz w:val="18"/>
-        </w:rPr>
-      </w:pPr>
-      <w:r>
-        <w:rPr>
-          <w:rFonts w:ascii="Arial" w:hAnsi="Arial" w:cs="Arial"/>
-          <w:sz w:val="18"/>
-        </w:rPr>
-        <w:t xml:space="preserve">Improved delivery confidence by expanding automated checks and targeted tests using </w:t>
-      </w:r>
-      <w:r>
-        <w:rPr>
-          <w:rStyle w:val="Strong"/>
-          <w:rFonts w:ascii="Arial" w:hAnsi="Arial" w:cs="Arial"/>
-          <w:sz w:val="18"/>
-        </w:rPr>
-        <w:t>Mocha/Chai</w:t>
-      </w:r>
-      <w:r>
-        <w:rPr>
-          <w:rFonts w:ascii="Arial" w:hAnsi="Arial" w:cs="Arial"/>
-          <w:sz w:val="18"/>
-        </w:rPr>
-        <w:t xml:space="preserve"> where services required them.</w:t>
+      </w:pPr>
+      <w:r>
+        <w:t>Diagnosed and resolved session-related issues that caused unexpected sign-outs under load, tracing the root cause to inconsistent session storage behavior and improving persistence logic so authenticated usage became much more stable.</w:t>
       </w:r>
     </w:p>
     <w:p>
@@ -2984,66 +1672,12 @@
         <w:pStyle w:val="NormalWeb"/>
         <w:numPr>
           <w:ilvl w:val="0"/>
-          <w:numId w:val="17"/>
+          <w:numId w:val="26"/>
         </w:numPr>
         <w:jc w:val="both"/>
-        <w:rPr>
-          <w:rFonts w:ascii="Arial" w:hAnsi="Arial" w:cs="Arial"/>
-          <w:sz w:val="18"/>
-        </w:rPr>
-      </w:pPr>
-      <w:r>
-        <w:rPr>
-          <w:rFonts w:ascii="Arial" w:hAnsi="Arial" w:cs="Arial"/>
-          <w:sz w:val="18"/>
-        </w:rPr>
-        <w:t xml:space="preserve">Strengthened security patterns with </w:t>
-      </w:r>
-      <w:r>
-        <w:rPr>
-          <w:rStyle w:val="Strong"/>
-          <w:rFonts w:ascii="Arial" w:hAnsi="Arial" w:cs="Arial"/>
-          <w:sz w:val="18"/>
-        </w:rPr>
-        <w:t>JWT</w:t>
-      </w:r>
-      <w:r>
-        <w:rPr>
-          <w:rFonts w:ascii="Arial" w:hAnsi="Arial" w:cs="Arial"/>
-          <w:sz w:val="18"/>
-        </w:rPr>
-        <w:t xml:space="preserve">-based </w:t>
-      </w:r>
-      <w:proofErr w:type="spellStart"/>
-      <w:r>
-        <w:rPr>
-          <w:rFonts w:ascii="Arial" w:hAnsi="Arial" w:cs="Arial"/>
-          <w:sz w:val="18"/>
-        </w:rPr>
-        <w:t>auth</w:t>
-      </w:r>
-      <w:proofErr w:type="spellEnd"/>
-      <w:r>
-        <w:rPr>
-          <w:rFonts w:ascii="Arial" w:hAnsi="Arial" w:cs="Arial"/>
-          <w:sz w:val="18"/>
-        </w:rPr>
-        <w:t xml:space="preserve"> flows and permission checks aligned to </w:t>
-      </w:r>
-      <w:r>
-        <w:rPr>
-          <w:rStyle w:val="Strong"/>
-          <w:rFonts w:ascii="Arial" w:hAnsi="Arial" w:cs="Arial"/>
-          <w:sz w:val="18"/>
-        </w:rPr>
-        <w:t>RBAC</w:t>
-      </w:r>
-      <w:r>
-        <w:rPr>
-          <w:rFonts w:ascii="Arial" w:hAnsi="Arial" w:cs="Arial"/>
-          <w:sz w:val="18"/>
-        </w:rPr>
-        <w:t xml:space="preserve"> expectations.</w:t>
+      </w:pPr>
+      <w:r>
+        <w:t>Collaborated with QA and frontend engineers to reproduce hard-to-catch defects, refine acceptance criteria, and harden backend responses, which improved release quality and reduced avoidable rework during tightly scheduled client delivery windows.</w:t>
       </w:r>
     </w:p>
     <w:p>
@@ -3051,19 +1685,13 @@
         <w:pStyle w:val="NormalWeb"/>
         <w:numPr>
           <w:ilvl w:val="0"/>
-          <w:numId w:val="17"/>
+          <w:numId w:val="26"/>
         </w:numPr>
         <w:jc w:val="both"/>
-        <w:rPr>
-          <w:sz w:val="18"/>
-        </w:rPr>
-      </w:pPr>
-      <w:r>
-        <w:rPr>
-          <w:rFonts w:ascii="Arial" w:hAnsi="Arial" w:cs="Arial"/>
-          <w:sz w:val="18"/>
-        </w:rPr>
-        <w:t>Contributed to production readiness through logging discipline and operational documentation, improving handoffs and on-call execution.</w:t>
+      </w:pPr>
+      <w:r>
+        <w:lastRenderedPageBreak/>
+        <w:t>Contributed to deployment preparation, environment configuration, and basic automation with widely used tools of the period, helping make backend releases more repeatable while steadily improving team confidence in production changes.</w:t>
       </w:r>
     </w:p>
     <w:tbl>
@@ -3127,638 +1755,302 @@
     </w:tbl>
     <w:p>
       <w:pPr>
-        <w:pStyle w:val="ListParagraph"/>
+        <w:pStyle w:val="NormalWeb"/>
         <w:numPr>
           <w:ilvl w:val="0"/>
-          <w:numId w:val="20"/>
+          <w:numId w:val="27"/>
         </w:numPr>
         <w:jc w:val="both"/>
-        <w:rPr>
-          <w:rFonts w:ascii="Arial" w:hAnsi="Arial" w:cs="Arial"/>
-          <w:sz w:val="18"/>
-        </w:rPr>
-      </w:pPr>
-      <w:r>
-        <w:rPr>
-          <w:rFonts w:ascii="Arial" w:hAnsi="Arial" w:cs="Arial"/>
-          <w:b/>
-          <w:sz w:val="18"/>
-        </w:rPr>
-        <w:t>Backend &amp; APIs —</w:t>
-      </w:r>
-      <w:r>
-        <w:rPr>
-          <w:rFonts w:ascii="Arial" w:hAnsi="Arial" w:cs="Arial"/>
-          <w:sz w:val="18"/>
-        </w:rPr>
-        <w:t xml:space="preserve"> Java, Spring Boot, layered architecture, REST APIs, request validation, pagination, </w:t>
+      </w:pPr>
+      <w:r>
+        <w:rPr>
+          <w:rStyle w:val="Strong"/>
+        </w:rPr>
+        <w:t>Languages:</w:t>
+      </w:r>
+      <w:r>
+        <w:t xml:space="preserve"> </w:t>
+      </w:r>
+      <w:r>
+        <w:rPr>
+          <w:rStyle w:val="Strong"/>
+        </w:rPr>
+        <w:t>PHP 5.6–8.3</w:t>
+      </w:r>
+      <w:r>
+        <w:t xml:space="preserve">, JavaScript, </w:t>
       </w:r>
       <w:proofErr w:type="spellStart"/>
       <w:r>
-        <w:rPr>
-          <w:rFonts w:ascii="Arial" w:hAnsi="Arial" w:cs="Arial"/>
-          <w:sz w:val="18"/>
-        </w:rPr>
-        <w:t>idempotency</w:t>
+        <w:t>TypeScript</w:t>
       </w:r>
       <w:proofErr w:type="spellEnd"/>
       <w:r>
-        <w:rPr>
-          <w:rFonts w:ascii="Arial" w:hAnsi="Arial" w:cs="Arial"/>
-          <w:sz w:val="18"/>
-        </w:rPr>
-        <w:t xml:space="preserve">, service-to-service integration, background workers, </w:t>
-      </w:r>
-      <w:proofErr w:type="spellStart"/>
-      <w:r>
-        <w:rPr>
-          <w:rFonts w:ascii="Arial" w:hAnsi="Arial" w:cs="Arial"/>
-          <w:sz w:val="18"/>
-        </w:rPr>
-        <w:t>webhooks</w:t>
-      </w:r>
-      <w:proofErr w:type="spellEnd"/>
-      <w:r>
-        <w:rPr>
-          <w:rFonts w:ascii="Arial" w:hAnsi="Arial" w:cs="Arial"/>
-          <w:sz w:val="18"/>
-        </w:rPr>
-        <w:t>, API documentation</w:t>
+        <w:t>, SQL, Bash</w:t>
       </w:r>
     </w:p>
     <w:p>
       <w:pPr>
-        <w:pStyle w:val="ListParagraph"/>
+        <w:pStyle w:val="NormalWeb"/>
         <w:numPr>
           <w:ilvl w:val="0"/>
-          <w:numId w:val="20"/>
+          <w:numId w:val="27"/>
         </w:numPr>
         <w:jc w:val="both"/>
-        <w:rPr>
-          <w:rFonts w:ascii="Arial" w:hAnsi="Arial" w:cs="Arial"/>
-          <w:sz w:val="18"/>
-        </w:rPr>
-      </w:pPr>
-      <w:r>
-        <w:rPr>
-          <w:rFonts w:ascii="Arial" w:hAnsi="Arial" w:cs="Arial"/>
-          <w:b/>
-          <w:sz w:val="18"/>
-        </w:rPr>
-        <w:t>Data, Messaging &amp; Search —</w:t>
-      </w:r>
-      <w:r>
-        <w:rPr>
-          <w:rFonts w:ascii="Arial" w:hAnsi="Arial" w:cs="Arial"/>
-          <w:sz w:val="18"/>
-        </w:rPr>
-        <w:t xml:space="preserve"> Relational: </w:t>
+      </w:pPr>
+      <w:r>
+        <w:rPr>
+          <w:rStyle w:val="Strong"/>
+        </w:rPr>
+        <w:t>Backend Frameworks:</w:t>
+      </w:r>
+      <w:r>
+        <w:t xml:space="preserve"> </w:t>
       </w:r>
       <w:proofErr w:type="spellStart"/>
       <w:r>
         <w:rPr>
-          <w:rFonts w:ascii="Arial" w:hAnsi="Arial" w:cs="Arial"/>
-          <w:sz w:val="18"/>
-        </w:rPr>
-        <w:t>PostgreSQL</w:t>
+          <w:rStyle w:val="Strong"/>
+        </w:rPr>
+        <w:t>Laravel</w:t>
       </w:r>
       <w:proofErr w:type="spellEnd"/>
       <w:r>
         <w:rPr>
-          <w:rFonts w:ascii="Arial" w:hAnsi="Arial" w:cs="Arial"/>
-          <w:sz w:val="18"/>
-        </w:rPr>
-        <w:t xml:space="preserve">, MySQL, SQL Server | </w:t>
+          <w:rStyle w:val="Strong"/>
+        </w:rPr>
+        <w:t xml:space="preserve"> 4.2–11</w:t>
+      </w:r>
+      <w:r>
+        <w:t xml:space="preserve">, </w:t>
       </w:r>
       <w:proofErr w:type="spellStart"/>
       <w:r>
         <w:rPr>
-          <w:rFonts w:ascii="Arial" w:hAnsi="Arial" w:cs="Arial"/>
-          <w:sz w:val="18"/>
-        </w:rPr>
-        <w:t>NoSQL</w:t>
+          <w:rStyle w:val="Strong"/>
+        </w:rPr>
+        <w:t>Symfony</w:t>
       </w:r>
       <w:proofErr w:type="spellEnd"/>
       <w:r>
         <w:rPr>
-          <w:rFonts w:ascii="Arial" w:hAnsi="Arial" w:cs="Arial"/>
-          <w:sz w:val="18"/>
-        </w:rPr>
-        <w:t xml:space="preserve">: </w:t>
+          <w:rStyle w:val="Strong"/>
+        </w:rPr>
+        <w:t xml:space="preserve"> 3.4–7</w:t>
+      </w:r>
+      <w:r>
+        <w:t xml:space="preserve">, Slim, custom MVC applications, REST API design, queue-based processing, </w:t>
       </w:r>
       <w:proofErr w:type="spellStart"/>
       <w:r>
-        <w:rPr>
-          <w:rFonts w:ascii="Arial" w:hAnsi="Arial" w:cs="Arial"/>
-          <w:sz w:val="18"/>
-        </w:rPr>
-        <w:t>Redis</w:t>
+        <w:t>cron</w:t>
       </w:r>
       <w:proofErr w:type="spellEnd"/>
       <w:r>
-        <w:rPr>
-          <w:rFonts w:ascii="Arial" w:hAnsi="Arial" w:cs="Arial"/>
-          <w:sz w:val="18"/>
-        </w:rPr>
-        <w:t xml:space="preserve">, </w:t>
-      </w:r>
-      <w:proofErr w:type="spellStart"/>
-      <w:r>
-        <w:rPr>
-          <w:rFonts w:ascii="Arial" w:hAnsi="Arial" w:cs="Arial"/>
-          <w:sz w:val="18"/>
-        </w:rPr>
-        <w:t>MongoDB</w:t>
-      </w:r>
-      <w:proofErr w:type="spellEnd"/>
-      <w:r>
-        <w:rPr>
-          <w:rFonts w:ascii="Arial" w:hAnsi="Arial" w:cs="Arial"/>
-          <w:sz w:val="18"/>
-        </w:rPr>
-        <w:t xml:space="preserve">, </w:t>
-      </w:r>
-      <w:proofErr w:type="spellStart"/>
-      <w:r>
-        <w:rPr>
-          <w:rFonts w:ascii="Arial" w:hAnsi="Arial" w:cs="Arial"/>
-          <w:sz w:val="18"/>
-        </w:rPr>
-        <w:t>DynamoDB</w:t>
-      </w:r>
-      <w:proofErr w:type="spellEnd"/>
-      <w:r>
-        <w:rPr>
-          <w:rFonts w:ascii="Arial" w:hAnsi="Arial" w:cs="Arial"/>
-          <w:sz w:val="18"/>
-        </w:rPr>
-        <w:t xml:space="preserve"> | Queues/streams: AWS SQS/SNS, Kafka, </w:t>
-      </w:r>
-      <w:proofErr w:type="spellStart"/>
-      <w:r>
-        <w:rPr>
-          <w:rFonts w:ascii="Arial" w:hAnsi="Arial" w:cs="Arial"/>
-          <w:sz w:val="18"/>
-        </w:rPr>
-        <w:t>RabbitMQ</w:t>
-      </w:r>
-      <w:proofErr w:type="spellEnd"/>
-      <w:r>
-        <w:rPr>
-          <w:rFonts w:ascii="Arial" w:hAnsi="Arial" w:cs="Arial"/>
-          <w:sz w:val="18"/>
-        </w:rPr>
-        <w:t xml:space="preserve"> | Search: </w:t>
-      </w:r>
-      <w:proofErr w:type="spellStart"/>
-      <w:r>
-        <w:rPr>
-          <w:rFonts w:ascii="Arial" w:hAnsi="Arial" w:cs="Arial"/>
-          <w:sz w:val="18"/>
-        </w:rPr>
-        <w:t>Elasticsearch</w:t>
-      </w:r>
-      <w:proofErr w:type="spellEnd"/>
-      <w:r>
-        <w:rPr>
-          <w:rFonts w:ascii="Arial" w:hAnsi="Arial" w:cs="Arial"/>
-          <w:sz w:val="18"/>
-        </w:rPr>
-        <w:t xml:space="preserve">, OpenSearch | Analytics: Redshift, </w:t>
-      </w:r>
-      <w:proofErr w:type="spellStart"/>
-      <w:r>
-        <w:rPr>
-          <w:rFonts w:ascii="Arial" w:hAnsi="Arial" w:cs="Arial"/>
-          <w:sz w:val="18"/>
-        </w:rPr>
-        <w:t>BigQuery</w:t>
-      </w:r>
-      <w:proofErr w:type="spellEnd"/>
+        <w:t>-driven automation</w:t>
+      </w:r>
     </w:p>
     <w:p>
       <w:pPr>
-        <w:pStyle w:val="ListParagraph"/>
+        <w:pStyle w:val="NormalWeb"/>
         <w:numPr>
           <w:ilvl w:val="0"/>
-          <w:numId w:val="20"/>
+          <w:numId w:val="27"/>
         </w:numPr>
         <w:jc w:val="both"/>
-        <w:rPr>
-          <w:rFonts w:ascii="Arial" w:hAnsi="Arial" w:cs="Arial"/>
-          <w:sz w:val="18"/>
-        </w:rPr>
-      </w:pPr>
-      <w:r>
-        <w:rPr>
-          <w:rFonts w:ascii="Arial" w:hAnsi="Arial" w:cs="Arial"/>
-          <w:b/>
-          <w:sz w:val="18"/>
-        </w:rPr>
-        <w:t xml:space="preserve">Cloud &amp; </w:t>
+      </w:pPr>
+      <w:r>
+        <w:rPr>
+          <w:rStyle w:val="Strong"/>
+        </w:rPr>
+        <w:t>Databases &amp; Caching:</w:t>
+      </w:r>
+      <w:r>
+        <w:t xml:space="preserve"> </w:t>
+      </w:r>
+      <w:r>
+        <w:rPr>
+          <w:rStyle w:val="Strong"/>
+        </w:rPr>
+        <w:t>MySQL 5.6–8</w:t>
+      </w:r>
+      <w:r>
+        <w:t xml:space="preserve">, </w:t>
+      </w:r>
+      <w:r>
+        <w:rPr>
+          <w:rStyle w:val="Strong"/>
+        </w:rPr>
+        <w:t>PostgreSQL 11–16</w:t>
+      </w:r>
+      <w:r>
+        <w:t xml:space="preserve">, SQL query tuning, indexing, relational modeling, </w:t>
       </w:r>
       <w:proofErr w:type="spellStart"/>
       <w:r>
         <w:rPr>
-          <w:rFonts w:ascii="Arial" w:hAnsi="Arial" w:cs="Arial"/>
-          <w:b/>
-          <w:sz w:val="18"/>
-        </w:rPr>
-        <w:t>DevOps</w:t>
+          <w:rStyle w:val="Strong"/>
+        </w:rPr>
+        <w:t>Redis</w:t>
       </w:r>
       <w:proofErr w:type="spellEnd"/>
       <w:r>
         <w:rPr>
-          <w:rFonts w:ascii="Arial" w:hAnsi="Arial" w:cs="Arial"/>
-          <w:b/>
-          <w:sz w:val="18"/>
-        </w:rPr>
-        <w:t xml:space="preserve"> —</w:t>
-      </w:r>
-      <w:r>
-        <w:rPr>
-          <w:rFonts w:ascii="Arial" w:hAnsi="Arial" w:cs="Arial"/>
-          <w:sz w:val="18"/>
-        </w:rPr>
-        <w:t xml:space="preserve"> AWS: EKS, ECS, EC2, Lambda, API Gateway, S3, </w:t>
-      </w:r>
-      <w:proofErr w:type="spellStart"/>
-      <w:r>
-        <w:rPr>
-          <w:rFonts w:ascii="Arial" w:hAnsi="Arial" w:cs="Arial"/>
-          <w:sz w:val="18"/>
-        </w:rPr>
-        <w:t>CloudFront</w:t>
-      </w:r>
-      <w:proofErr w:type="spellEnd"/>
-      <w:r>
-        <w:rPr>
-          <w:rFonts w:ascii="Arial" w:hAnsi="Arial" w:cs="Arial"/>
-          <w:sz w:val="18"/>
-        </w:rPr>
-        <w:t xml:space="preserve">, RDS, </w:t>
-      </w:r>
-      <w:proofErr w:type="spellStart"/>
-      <w:r>
-        <w:rPr>
-          <w:rFonts w:ascii="Arial" w:hAnsi="Arial" w:cs="Arial"/>
-          <w:sz w:val="18"/>
-        </w:rPr>
-        <w:t>DynamoDB</w:t>
-      </w:r>
-      <w:proofErr w:type="spellEnd"/>
-      <w:r>
-        <w:rPr>
-          <w:rFonts w:ascii="Arial" w:hAnsi="Arial" w:cs="Arial"/>
-          <w:sz w:val="18"/>
-        </w:rPr>
-        <w:t xml:space="preserve">, </w:t>
-      </w:r>
-      <w:proofErr w:type="spellStart"/>
-      <w:r>
-        <w:rPr>
-          <w:rFonts w:ascii="Arial" w:hAnsi="Arial" w:cs="Arial"/>
-          <w:sz w:val="18"/>
-        </w:rPr>
-        <w:t>ElastiCache</w:t>
-      </w:r>
-      <w:proofErr w:type="spellEnd"/>
-      <w:r>
-        <w:rPr>
-          <w:rFonts w:ascii="Arial" w:hAnsi="Arial" w:cs="Arial"/>
-          <w:sz w:val="18"/>
-        </w:rPr>
-        <w:t xml:space="preserve">, </w:t>
-      </w:r>
-      <w:proofErr w:type="spellStart"/>
-      <w:r>
-        <w:rPr>
-          <w:rFonts w:ascii="Arial" w:hAnsi="Arial" w:cs="Arial"/>
-          <w:sz w:val="18"/>
-        </w:rPr>
-        <w:t>EventBridge</w:t>
-      </w:r>
-      <w:proofErr w:type="spellEnd"/>
-      <w:r>
-        <w:rPr>
-          <w:rFonts w:ascii="Arial" w:hAnsi="Arial" w:cs="Arial"/>
-          <w:sz w:val="18"/>
-        </w:rPr>
-        <w:t xml:space="preserve">, Step Functions, IAM | Azure: AKS, App Service, Azure SQL, Service Bus, Key Vault, Application Insights | GCP: GKE, Cloud Run, Pub/Sub, Cloud Storage, </w:t>
-      </w:r>
-      <w:proofErr w:type="spellStart"/>
-      <w:r>
-        <w:rPr>
-          <w:rFonts w:ascii="Arial" w:hAnsi="Arial" w:cs="Arial"/>
-          <w:sz w:val="18"/>
-        </w:rPr>
-        <w:t>BigQuery</w:t>
-      </w:r>
-      <w:proofErr w:type="spellEnd"/>
-      <w:r>
-        <w:rPr>
-          <w:rFonts w:ascii="Arial" w:hAnsi="Arial" w:cs="Arial"/>
-          <w:sz w:val="18"/>
-        </w:rPr>
-        <w:t xml:space="preserve"> | </w:t>
-      </w:r>
-      <w:proofErr w:type="spellStart"/>
-      <w:r>
-        <w:rPr>
-          <w:rFonts w:ascii="Arial" w:hAnsi="Arial" w:cs="Arial"/>
-          <w:sz w:val="18"/>
-        </w:rPr>
-        <w:t>Docker</w:t>
-      </w:r>
-      <w:proofErr w:type="spellEnd"/>
-      <w:r>
-        <w:rPr>
-          <w:rFonts w:ascii="Arial" w:hAnsi="Arial" w:cs="Arial"/>
-          <w:sz w:val="18"/>
-        </w:rPr>
-        <w:t xml:space="preserve">, </w:t>
-      </w:r>
-      <w:proofErr w:type="spellStart"/>
-      <w:r>
-        <w:rPr>
-          <w:rFonts w:ascii="Arial" w:hAnsi="Arial" w:cs="Arial"/>
-          <w:sz w:val="18"/>
-        </w:rPr>
-        <w:t>Kubernetes</w:t>
-      </w:r>
-      <w:proofErr w:type="spellEnd"/>
-      <w:r>
-        <w:rPr>
-          <w:rFonts w:ascii="Arial" w:hAnsi="Arial" w:cs="Arial"/>
-          <w:sz w:val="18"/>
-        </w:rPr>
-        <w:t xml:space="preserve">, Helm, Argo CD, </w:t>
-      </w:r>
-      <w:proofErr w:type="spellStart"/>
-      <w:r>
-        <w:rPr>
-          <w:rFonts w:ascii="Arial" w:hAnsi="Arial" w:cs="Arial"/>
-          <w:sz w:val="18"/>
-        </w:rPr>
-        <w:t>GitOps</w:t>
-      </w:r>
-      <w:proofErr w:type="spellEnd"/>
-      <w:r>
-        <w:rPr>
-          <w:rFonts w:ascii="Arial" w:hAnsi="Arial" w:cs="Arial"/>
-          <w:sz w:val="18"/>
-        </w:rPr>
-        <w:t xml:space="preserve">, </w:t>
-      </w:r>
-      <w:proofErr w:type="spellStart"/>
-      <w:r>
-        <w:rPr>
-          <w:rFonts w:ascii="Arial" w:hAnsi="Arial" w:cs="Arial"/>
-          <w:sz w:val="18"/>
-        </w:rPr>
-        <w:t>Terraform</w:t>
-      </w:r>
-      <w:proofErr w:type="spellEnd"/>
-      <w:r>
-        <w:rPr>
-          <w:rFonts w:ascii="Arial" w:hAnsi="Arial" w:cs="Arial"/>
-          <w:sz w:val="18"/>
-        </w:rPr>
-        <w:t xml:space="preserve">, </w:t>
-      </w:r>
-      <w:proofErr w:type="spellStart"/>
-      <w:r>
-        <w:rPr>
-          <w:rFonts w:ascii="Arial" w:hAnsi="Arial" w:cs="Arial"/>
-          <w:sz w:val="18"/>
-        </w:rPr>
-        <w:t>CloudFormation</w:t>
-      </w:r>
-      <w:proofErr w:type="spellEnd"/>
-      <w:r>
-        <w:rPr>
-          <w:rFonts w:ascii="Arial" w:hAnsi="Arial" w:cs="Arial"/>
-          <w:sz w:val="18"/>
-        </w:rPr>
-        <w:t xml:space="preserve"> | CI/CD: </w:t>
-      </w:r>
-      <w:proofErr w:type="spellStart"/>
-      <w:r>
-        <w:rPr>
-          <w:rFonts w:ascii="Arial" w:hAnsi="Arial" w:cs="Arial"/>
-          <w:sz w:val="18"/>
-        </w:rPr>
-        <w:t>GitHub</w:t>
-      </w:r>
-      <w:proofErr w:type="spellEnd"/>
-      <w:r>
-        <w:rPr>
-          <w:rFonts w:ascii="Arial" w:hAnsi="Arial" w:cs="Arial"/>
-          <w:sz w:val="18"/>
-        </w:rPr>
-        <w:t xml:space="preserve"> Actions, </w:t>
-      </w:r>
-      <w:proofErr w:type="spellStart"/>
-      <w:r>
-        <w:rPr>
-          <w:rFonts w:ascii="Arial" w:hAnsi="Arial" w:cs="Arial"/>
-          <w:sz w:val="18"/>
-        </w:rPr>
-        <w:t>GitLab</w:t>
-      </w:r>
-      <w:proofErr w:type="spellEnd"/>
-      <w:r>
-        <w:rPr>
-          <w:rFonts w:ascii="Arial" w:hAnsi="Arial" w:cs="Arial"/>
-          <w:sz w:val="18"/>
-        </w:rPr>
-        <w:t xml:space="preserve"> CI, Jenkins, Azure </w:t>
-      </w:r>
-      <w:proofErr w:type="spellStart"/>
-      <w:r>
-        <w:rPr>
-          <w:rFonts w:ascii="Arial" w:hAnsi="Arial" w:cs="Arial"/>
-          <w:sz w:val="18"/>
-        </w:rPr>
-        <w:t>DevOps</w:t>
-      </w:r>
-      <w:proofErr w:type="spellEnd"/>
-      <w:r>
-        <w:rPr>
-          <w:rFonts w:ascii="Arial" w:hAnsi="Arial" w:cs="Arial"/>
-          <w:sz w:val="18"/>
-        </w:rPr>
-        <w:t xml:space="preserve">, </w:t>
-      </w:r>
-      <w:proofErr w:type="spellStart"/>
-      <w:r>
-        <w:rPr>
-          <w:rFonts w:ascii="Arial" w:hAnsi="Arial" w:cs="Arial"/>
-          <w:sz w:val="18"/>
-        </w:rPr>
-        <w:t>CircleCI</w:t>
-      </w:r>
-      <w:proofErr w:type="spellEnd"/>
+          <w:rStyle w:val="Strong"/>
+        </w:rPr>
+        <w:t xml:space="preserve"> 5–7</w:t>
+      </w:r>
     </w:p>
     <w:p>
       <w:pPr>
-        <w:pStyle w:val="ListParagraph"/>
+        <w:pStyle w:val="NormalWeb"/>
         <w:numPr>
           <w:ilvl w:val="0"/>
-          <w:numId w:val="20"/>
+          <w:numId w:val="27"/>
         </w:numPr>
         <w:jc w:val="both"/>
-        <w:rPr>
-          <w:rFonts w:ascii="Arial" w:hAnsi="Arial" w:cs="Arial"/>
-          <w:sz w:val="18"/>
-        </w:rPr>
-      </w:pPr>
+      </w:pPr>
+      <w:r>
+        <w:rPr>
+          <w:rStyle w:val="Strong"/>
+        </w:rPr>
+        <w:t>Messaging &amp; Search:</w:t>
+      </w:r>
+      <w:r>
+        <w:t xml:space="preserve"> </w:t>
+      </w:r>
+      <w:r>
+        <w:rPr>
+          <w:rStyle w:val="Strong"/>
+        </w:rPr>
+        <w:t>AWS SQS</w:t>
+      </w:r>
+      <w:r>
+        <w:t xml:space="preserve">, </w:t>
+      </w:r>
       <w:proofErr w:type="spellStart"/>
       <w:r>
-        <w:rPr>
-          <w:rFonts w:ascii="Arial" w:hAnsi="Arial" w:cs="Arial"/>
-          <w:b/>
-          <w:sz w:val="18"/>
-        </w:rPr>
-        <w:t>Observability</w:t>
+        <w:t>RabbitMQ</w:t>
       </w:r>
       <w:proofErr w:type="spellEnd"/>
       <w:r>
-        <w:rPr>
-          <w:rFonts w:ascii="Arial" w:hAnsi="Arial" w:cs="Arial"/>
-          <w:b/>
-          <w:sz w:val="18"/>
-        </w:rPr>
-        <w:t>, Quality &amp; Security —</w:t>
-      </w:r>
-      <w:r>
-        <w:rPr>
-          <w:rFonts w:ascii="Arial" w:hAnsi="Arial" w:cs="Arial"/>
-          <w:sz w:val="18"/>
-        </w:rPr>
-        <w:t xml:space="preserve"> </w:t>
+        <w:t xml:space="preserve">, event-driven processing, asynchronous jobs, </w:t>
       </w:r>
       <w:proofErr w:type="spellStart"/>
       <w:r>
-        <w:rPr>
-          <w:rFonts w:ascii="Arial" w:hAnsi="Arial" w:cs="Arial"/>
-          <w:sz w:val="18"/>
-        </w:rPr>
-        <w:t>OpenTelemetry</w:t>
+        <w:t>Elasticsearch</w:t>
       </w:r>
       <w:proofErr w:type="spellEnd"/>
       <w:r>
-        <w:rPr>
-          <w:rFonts w:ascii="Arial" w:hAnsi="Arial" w:cs="Arial"/>
-          <w:sz w:val="18"/>
-        </w:rPr>
-        <w:t xml:space="preserve">, </w:t>
-      </w:r>
-      <w:proofErr w:type="spellStart"/>
-      <w:r>
-        <w:rPr>
-          <w:rFonts w:ascii="Arial" w:hAnsi="Arial" w:cs="Arial"/>
-          <w:sz w:val="18"/>
-        </w:rPr>
-        <w:t>Datadog</w:t>
-      </w:r>
-      <w:proofErr w:type="spellEnd"/>
-      <w:r>
-        <w:rPr>
-          <w:rFonts w:ascii="Arial" w:hAnsi="Arial" w:cs="Arial"/>
-          <w:sz w:val="18"/>
-        </w:rPr>
-        <w:t xml:space="preserve">, Prometheus, </w:t>
-      </w:r>
-      <w:proofErr w:type="spellStart"/>
-      <w:r>
-        <w:rPr>
-          <w:rFonts w:ascii="Arial" w:hAnsi="Arial" w:cs="Arial"/>
-          <w:sz w:val="18"/>
-        </w:rPr>
-        <w:t>Grafana</w:t>
-      </w:r>
-      <w:proofErr w:type="spellEnd"/>
-      <w:r>
-        <w:rPr>
-          <w:rFonts w:ascii="Arial" w:hAnsi="Arial" w:cs="Arial"/>
-          <w:sz w:val="18"/>
-        </w:rPr>
-        <w:t xml:space="preserve">, ELK/EFK, </w:t>
-      </w:r>
-      <w:proofErr w:type="spellStart"/>
-      <w:r>
-        <w:rPr>
-          <w:rFonts w:ascii="Arial" w:hAnsi="Arial" w:cs="Arial"/>
-          <w:sz w:val="18"/>
-        </w:rPr>
-        <w:t>CloudWatch</w:t>
-      </w:r>
-      <w:proofErr w:type="spellEnd"/>
-      <w:r>
-        <w:rPr>
-          <w:rFonts w:ascii="Arial" w:hAnsi="Arial" w:cs="Arial"/>
-          <w:sz w:val="18"/>
-        </w:rPr>
-        <w:t xml:space="preserve">, structured logging | Testing: Jest, Mocha, Chai, React Testing Library, Cypress, Playwright, Pact-style API contract tests | Security: OAuth2, </w:t>
-      </w:r>
-      <w:proofErr w:type="spellStart"/>
-      <w:r>
-        <w:rPr>
-          <w:rFonts w:ascii="Arial" w:hAnsi="Arial" w:cs="Arial"/>
-          <w:sz w:val="18"/>
-        </w:rPr>
-        <w:t>OpenID</w:t>
-      </w:r>
-      <w:proofErr w:type="spellEnd"/>
-      <w:r>
-        <w:rPr>
-          <w:rFonts w:ascii="Arial" w:hAnsi="Arial" w:cs="Arial"/>
-          <w:sz w:val="18"/>
-        </w:rPr>
-        <w:t xml:space="preserve"> Connect, JWT, </w:t>
-      </w:r>
-      <w:proofErr w:type="spellStart"/>
-      <w:r>
-        <w:rPr>
-          <w:rFonts w:ascii="Arial" w:hAnsi="Arial" w:cs="Arial"/>
-          <w:sz w:val="18"/>
-        </w:rPr>
-        <w:t>Okta</w:t>
-      </w:r>
-      <w:proofErr w:type="spellEnd"/>
-      <w:r>
-        <w:rPr>
-          <w:rFonts w:ascii="Arial" w:hAnsi="Arial" w:cs="Arial"/>
-          <w:sz w:val="18"/>
-        </w:rPr>
-        <w:t xml:space="preserve">, Auth0, AWS </w:t>
-      </w:r>
-      <w:proofErr w:type="spellStart"/>
-      <w:r>
-        <w:rPr>
-          <w:rFonts w:ascii="Arial" w:hAnsi="Arial" w:cs="Arial"/>
-          <w:sz w:val="18"/>
-        </w:rPr>
-        <w:t>Cognito</w:t>
-      </w:r>
-      <w:proofErr w:type="spellEnd"/>
-      <w:r>
-        <w:rPr>
-          <w:rFonts w:ascii="Arial" w:hAnsi="Arial" w:cs="Arial"/>
-          <w:sz w:val="18"/>
-        </w:rPr>
-        <w:t>, rate limiting, RBAC/ABAC, audit logging</w:t>
+        <w:t>, OpenSearch</w:t>
       </w:r>
     </w:p>
     <w:p>
       <w:pPr>
+        <w:pStyle w:val="NormalWeb"/>
+        <w:numPr>
+          <w:ilvl w:val="0"/>
+          <w:numId w:val="27"/>
+        </w:numPr>
         <w:jc w:val="both"/>
-        <w:rPr>
-          <w:rFonts w:ascii="Arial" w:hAnsi="Arial" w:cs="Arial"/>
-          <w:sz w:val="18"/>
-        </w:rPr>
-      </w:pPr>
+      </w:pPr>
+      <w:r>
+        <w:rPr>
+          <w:rStyle w:val="Strong"/>
+        </w:rPr>
+        <w:t>Cloud &amp; DevOps:</w:t>
+      </w:r>
+      <w:r>
+        <w:t xml:space="preserve"> </w:t>
+      </w:r>
+      <w:r>
+        <w:rPr>
+          <w:rStyle w:val="Strong"/>
+        </w:rPr>
+        <w:t>AWS EC2</w:t>
+      </w:r>
+      <w:r>
+        <w:t xml:space="preserve">, </w:t>
+      </w:r>
+      <w:r>
+        <w:rPr>
+          <w:rStyle w:val="Strong"/>
+        </w:rPr>
+        <w:t>ECS</w:t>
+      </w:r>
+      <w:r>
+        <w:t xml:space="preserve">, </w:t>
+      </w:r>
+      <w:r>
+        <w:rPr>
+          <w:rStyle w:val="Strong"/>
+        </w:rPr>
+        <w:t>S3</w:t>
+      </w:r>
+      <w:r>
+        <w:t xml:space="preserve">, </w:t>
+      </w:r>
+      <w:r>
+        <w:rPr>
+          <w:rStyle w:val="Strong"/>
+        </w:rPr>
+        <w:t>RDS</w:t>
+      </w:r>
+      <w:r>
+        <w:t xml:space="preserve">, IAM, </w:t>
+      </w:r>
+      <w:proofErr w:type="spellStart"/>
+      <w:r>
+        <w:t>CloudWatch</w:t>
+      </w:r>
+      <w:proofErr w:type="spellEnd"/>
+      <w:r>
+        <w:t xml:space="preserve">, Docker, Nginx, GitHub Actions, </w:t>
+      </w:r>
+      <w:proofErr w:type="spellStart"/>
+      <w:r>
+        <w:t>GitLab</w:t>
+      </w:r>
+      <w:proofErr w:type="spellEnd"/>
+      <w:r>
+        <w:t xml:space="preserve"> CI, CI/CD pipelines, Linux, release automation</w:t>
+      </w:r>
+    </w:p>
+    <w:p>
+      <w:pPr>
+        <w:pStyle w:val="NormalWeb"/>
+        <w:numPr>
+          <w:ilvl w:val="0"/>
+          <w:numId w:val="27"/>
+        </w:numPr>
+        <w:jc w:val="both"/>
+      </w:pPr>
+      <w:r>
+        <w:rPr>
+          <w:rStyle w:val="Strong"/>
+        </w:rPr>
+        <w:t>Observability, Quality &amp; Security:</w:t>
+      </w:r>
+      <w:r>
+        <w:t xml:space="preserve"> structured logging, trace correlation, </w:t>
+      </w:r>
+      <w:proofErr w:type="spellStart"/>
+      <w:r>
+        <w:t>PHPUnit</w:t>
+      </w:r>
+      <w:proofErr w:type="spellEnd"/>
+      <w:r>
+        <w:t xml:space="preserve">, integration testing, API validation, </w:t>
+      </w:r>
+      <w:r>
+        <w:rPr>
+          <w:rStyle w:val="Strong"/>
+        </w:rPr>
+        <w:t>JWT</w:t>
+      </w:r>
+      <w:r>
+        <w:t>, RBAC, audit logging, rate limiting, production debugging, incident analysis</w:t>
+      </w:r>
     </w:p>
     <w:tbl>
       <w:tblPr>
@@ -3813,7 +2105,6 @@
                 <w:sz w:val="22"/>
                 <w:szCs w:val="22"/>
               </w:rPr>
-              <w:lastRenderedPageBreak/>
               <w:t>Education</w:t>
             </w:r>
           </w:p>
@@ -3868,535 +2159,56 @@
         <w:spacing w:after="80"/>
         <w:jc w:val="both"/>
         <w:rPr>
-          <w:rFonts w:ascii="Arial" w:hAnsi="Arial" w:cs="Arial"/>
-        </w:rPr>
-      </w:pPr>
-      <w:r>
-        <w:rPr>
-          <w:rFonts w:ascii="Arial" w:hAnsi="Arial" w:cs="Arial"/>
-          <w:sz w:val="18"/>
+          <w:sz w:val="28"/>
+        </w:rPr>
+      </w:pPr>
+      <w:bookmarkStart w:id="0" w:name="_GoBack"/>
+      <w:r>
+        <w:rPr>
+          <w:sz w:val="24"/>
         </w:rPr>
         <w:t xml:space="preserve">Focused on strong fundamentals in </w:t>
       </w:r>
       <w:r>
         <w:rPr>
           <w:rStyle w:val="Strong"/>
-          <w:rFonts w:ascii="Arial" w:hAnsi="Arial" w:cs="Arial"/>
-          <w:sz w:val="18"/>
+          <w:sz w:val="24"/>
         </w:rPr>
         <w:t>algorithms</w:t>
       </w:r>
       <w:r>
         <w:rPr>
-          <w:rFonts w:ascii="Arial" w:hAnsi="Arial" w:cs="Arial"/>
-          <w:sz w:val="18"/>
+          <w:sz w:val="24"/>
         </w:rPr>
         <w:t xml:space="preserve">, </w:t>
       </w:r>
       <w:r>
         <w:rPr>
           <w:rStyle w:val="Strong"/>
-          <w:rFonts w:ascii="Arial" w:hAnsi="Arial" w:cs="Arial"/>
-          <w:sz w:val="18"/>
+          <w:sz w:val="24"/>
         </w:rPr>
         <w:t>databases</w:t>
       </w:r>
       <w:r>
         <w:rPr>
-          <w:rFonts w:ascii="Arial" w:hAnsi="Arial" w:cs="Arial"/>
-          <w:sz w:val="18"/>
+          <w:sz w:val="24"/>
         </w:rPr>
         <w:t xml:space="preserve">, and </w:t>
       </w:r>
       <w:r>
         <w:rPr>
           <w:rStyle w:val="Strong"/>
-          <w:rFonts w:ascii="Arial" w:hAnsi="Arial" w:cs="Arial"/>
-          <w:sz w:val="18"/>
+          <w:sz w:val="24"/>
         </w:rPr>
         <w:t>software engineering</w:t>
       </w:r>
       <w:r>
         <w:rPr>
-          <w:rFonts w:ascii="Arial" w:hAnsi="Arial" w:cs="Arial"/>
-          <w:sz w:val="18"/>
+          <w:sz w:val="24"/>
         </w:rPr>
         <w:t>, with coursework that supported production-grade backend development.</w:t>
       </w:r>
-    </w:p>
-    <w:tbl>
-      <w:tblPr>
-        <w:tblW w:w="5000" w:type="pct"/>
-        <w:tblInd w:w="70" w:type="dxa"/>
-        <w:tblBorders>
-          <w:top w:val="none" w:sz="0" w:space="0" w:color="FFFFFF"/>
-          <w:left w:val="none" w:sz="0" w:space="0" w:color="FFFFFF"/>
-          <w:bottom w:val="none" w:sz="0" w:space="0" w:color="FFFFFF"/>
-          <w:right w:val="none" w:sz="0" w:space="0" w:color="FFFFFF"/>
-          <w:insideH w:val="none" w:sz="0" w:space="0" w:color="FFFFFF"/>
-          <w:insideV w:val="none" w:sz="0" w:space="0" w:color="FFFFFF"/>
-        </w:tblBorders>
-        <w:tblCellMar>
-          <w:left w:w="10" w:type="dxa"/>
-          <w:right w:w="10" w:type="dxa"/>
-        </w:tblCellMar>
-        <w:tblLook w:val="04A0" w:firstRow="1" w:lastRow="0" w:firstColumn="1" w:lastColumn="0" w:noHBand="0" w:noVBand="1"/>
-      </w:tblPr>
-      <w:tblGrid>
-        <w:gridCol w:w="10340"/>
-      </w:tblGrid>
-      <w:tr>
-        <w:tc>
-          <w:tcPr>
-            <w:tcW w:w="0" w:type="auto"/>
-            <w:tcBorders>
-              <w:top w:val="none" w:sz="0" w:space="0" w:color="FFFFFF"/>
-              <w:left w:val="none" w:sz="0" w:space="0" w:color="FFFFFF"/>
-              <w:bottom w:val="none" w:sz="0" w:space="0" w:color="FFFFFF"/>
-              <w:right w:val="none" w:sz="0" w:space="0" w:color="FFFFFF"/>
-            </w:tcBorders>
-            <w:shd w:val="clear" w:color="auto" w:fill="F4E9E1"/>
-            <w:tcMar>
-              <w:top w:w="40" w:type="dxa"/>
-              <w:left w:w="80" w:type="dxa"/>
-              <w:bottom w:w="40" w:type="dxa"/>
-              <w:right w:w="80" w:type="dxa"/>
-            </w:tcMar>
-            <w:vAlign w:val="center"/>
-          </w:tcPr>
-          <w:p>
-            <w:pPr>
-              <w:jc w:val="center"/>
-            </w:pPr>
-            <w:r>
-              <w:rPr>
-                <w:rFonts w:ascii="Arial" w:eastAsia="Arial" w:hAnsi="Arial" w:cs="Arial"/>
-                <w:b/>
-                <w:bCs/>
-                <w:color w:val="3B2F2B"/>
-                <w:sz w:val="22"/>
-                <w:szCs w:val="22"/>
-              </w:rPr>
-              <w:t>Projects</w:t>
-            </w:r>
-          </w:p>
-        </w:tc>
-      </w:tr>
-    </w:tbl>
-    <w:p>
-      <w:pPr>
-        <w:pStyle w:val="Heading3"/>
-        <w:jc w:val="both"/>
-        <w:rPr>
-          <w:rFonts w:ascii="Arial" w:hAnsi="Arial" w:cs="Arial"/>
-          <w:b/>
-          <w:color w:val="auto"/>
-          <w:sz w:val="18"/>
-        </w:rPr>
-      </w:pPr>
-      <w:r>
-        <w:rPr>
-          <w:rFonts w:ascii="Arial" w:hAnsi="Arial" w:cs="Arial"/>
-          <w:b/>
-          <w:color w:val="auto"/>
-          <w:sz w:val="18"/>
-        </w:rPr>
-        <w:t>Order Management API (Java + Spring Boot)</w:t>
-      </w:r>
-    </w:p>
-    <w:p>
-      <w:pPr>
-        <w:pStyle w:val="NormalWeb"/>
-        <w:numPr>
-          <w:ilvl w:val="0"/>
-          <w:numId w:val="21"/>
-        </w:numPr>
-        <w:jc w:val="both"/>
-        <w:rPr>
-          <w:rFonts w:ascii="Arial" w:hAnsi="Arial" w:cs="Arial"/>
-          <w:sz w:val="18"/>
-        </w:rPr>
-      </w:pPr>
-      <w:r>
-        <w:rPr>
-          <w:rFonts w:ascii="Arial" w:hAnsi="Arial" w:cs="Arial"/>
-          <w:sz w:val="18"/>
-        </w:rPr>
-        <w:t xml:space="preserve">Built </w:t>
-      </w:r>
-      <w:r>
-        <w:rPr>
-          <w:rStyle w:val="Strong"/>
-          <w:rFonts w:ascii="Arial" w:hAnsi="Arial" w:cs="Arial"/>
-          <w:sz w:val="18"/>
-        </w:rPr>
-        <w:t>REST APIs</w:t>
-      </w:r>
-      <w:r>
-        <w:rPr>
-          <w:rFonts w:ascii="Arial" w:hAnsi="Arial" w:cs="Arial"/>
-          <w:sz w:val="18"/>
-        </w:rPr>
-        <w:t xml:space="preserve"> for </w:t>
-      </w:r>
-      <w:r>
-        <w:rPr>
-          <w:rStyle w:val="Strong"/>
-          <w:rFonts w:ascii="Arial" w:hAnsi="Arial" w:cs="Arial"/>
-          <w:sz w:val="18"/>
-        </w:rPr>
-        <w:t>orders, customers, and inventory</w:t>
-      </w:r>
-      <w:r>
-        <w:rPr>
-          <w:rFonts w:ascii="Arial" w:hAnsi="Arial" w:cs="Arial"/>
-          <w:sz w:val="18"/>
-        </w:rPr>
-        <w:t>, with clear validation, pagination, and consistent error responses.</w:t>
-      </w:r>
-    </w:p>
-    <w:p>
-      <w:pPr>
-        <w:pStyle w:val="NormalWeb"/>
-        <w:numPr>
-          <w:ilvl w:val="0"/>
-          <w:numId w:val="21"/>
-        </w:numPr>
-        <w:jc w:val="both"/>
-        <w:rPr>
-          <w:rFonts w:ascii="Arial" w:hAnsi="Arial" w:cs="Arial"/>
-          <w:sz w:val="18"/>
-        </w:rPr>
-      </w:pPr>
-      <w:r>
-        <w:rPr>
-          <w:rFonts w:ascii="Arial" w:hAnsi="Arial" w:cs="Arial"/>
-          <w:sz w:val="18"/>
-        </w:rPr>
-        <w:t xml:space="preserve">Implemented </w:t>
-      </w:r>
-      <w:r>
-        <w:rPr>
-          <w:rStyle w:val="Strong"/>
-          <w:rFonts w:ascii="Arial" w:hAnsi="Arial" w:cs="Arial"/>
-          <w:sz w:val="18"/>
-        </w:rPr>
-        <w:t>JWT-based authentication</w:t>
-      </w:r>
-      <w:r>
-        <w:rPr>
-          <w:rFonts w:ascii="Arial" w:hAnsi="Arial" w:cs="Arial"/>
-          <w:sz w:val="18"/>
-        </w:rPr>
-        <w:t xml:space="preserve"> with </w:t>
-      </w:r>
-      <w:r>
-        <w:rPr>
-          <w:rStyle w:val="Strong"/>
-          <w:rFonts w:ascii="Arial" w:hAnsi="Arial" w:cs="Arial"/>
-          <w:sz w:val="18"/>
-        </w:rPr>
-        <w:t>role-based access control (RBAC)</w:t>
-      </w:r>
-      <w:r>
-        <w:rPr>
-          <w:rFonts w:ascii="Arial" w:hAnsi="Arial" w:cs="Arial"/>
-          <w:sz w:val="18"/>
-        </w:rPr>
-        <w:t xml:space="preserve"> to protect admin and operator workflows.</w:t>
-      </w:r>
-    </w:p>
-    <w:p>
-      <w:pPr>
-        <w:pStyle w:val="NormalWeb"/>
-        <w:numPr>
-          <w:ilvl w:val="0"/>
-          <w:numId w:val="21"/>
-        </w:numPr>
-        <w:jc w:val="both"/>
-        <w:rPr>
-          <w:rFonts w:ascii="Arial" w:hAnsi="Arial" w:cs="Arial"/>
-          <w:sz w:val="18"/>
-        </w:rPr>
-      </w:pPr>
-      <w:r>
-        <w:rPr>
-          <w:rFonts w:ascii="Arial" w:hAnsi="Arial" w:cs="Arial"/>
-          <w:sz w:val="18"/>
-        </w:rPr>
-        <w:t xml:space="preserve">Improved performance using </w:t>
-      </w:r>
-      <w:proofErr w:type="spellStart"/>
-      <w:r>
-        <w:rPr>
-          <w:rStyle w:val="Strong"/>
-          <w:rFonts w:ascii="Arial" w:hAnsi="Arial" w:cs="Arial"/>
-          <w:sz w:val="18"/>
-        </w:rPr>
-        <w:t>PostgreSQL</w:t>
-      </w:r>
-      <w:proofErr w:type="spellEnd"/>
-      <w:r>
-        <w:rPr>
-          <w:rStyle w:val="Strong"/>
-          <w:rFonts w:ascii="Arial" w:hAnsi="Arial" w:cs="Arial"/>
-          <w:sz w:val="18"/>
-        </w:rPr>
-        <w:t xml:space="preserve"> indexing</w:t>
-      </w:r>
-      <w:r>
-        <w:rPr>
-          <w:rFonts w:ascii="Arial" w:hAnsi="Arial" w:cs="Arial"/>
-          <w:sz w:val="18"/>
-        </w:rPr>
-        <w:t xml:space="preserve"> and </w:t>
-      </w:r>
-      <w:proofErr w:type="spellStart"/>
-      <w:r>
-        <w:rPr>
-          <w:rStyle w:val="Strong"/>
-          <w:rFonts w:ascii="Arial" w:hAnsi="Arial" w:cs="Arial"/>
-          <w:sz w:val="18"/>
-        </w:rPr>
-        <w:t>Redis</w:t>
-      </w:r>
-      <w:proofErr w:type="spellEnd"/>
-      <w:r>
-        <w:rPr>
-          <w:rStyle w:val="Strong"/>
-          <w:rFonts w:ascii="Arial" w:hAnsi="Arial" w:cs="Arial"/>
-          <w:sz w:val="18"/>
-        </w:rPr>
-        <w:t xml:space="preserve"> caching</w:t>
-      </w:r>
-      <w:r>
-        <w:rPr>
-          <w:rFonts w:ascii="Arial" w:hAnsi="Arial" w:cs="Arial"/>
-          <w:sz w:val="18"/>
-        </w:rPr>
-        <w:t xml:space="preserve"> for frequent lookups (products, pricing, customer profiles).</w:t>
-      </w:r>
-      <w:bookmarkStart w:id="0" w:name="_GoBack"/>
       <w:bookmarkEnd w:id="0"/>
-    </w:p>
-    <w:p>
-      <w:pPr>
-        <w:pStyle w:val="Heading3"/>
-        <w:jc w:val="both"/>
-        <w:rPr>
-          <w:rFonts w:ascii="Arial" w:hAnsi="Arial" w:cs="Arial"/>
-          <w:b/>
-          <w:color w:val="auto"/>
-          <w:sz w:val="18"/>
-        </w:rPr>
-      </w:pPr>
-      <w:r>
-        <w:rPr>
-          <w:rFonts w:ascii="Arial" w:hAnsi="Arial" w:cs="Arial"/>
-          <w:b/>
-          <w:color w:val="auto"/>
-          <w:sz w:val="18"/>
-        </w:rPr>
-        <w:t>Event-Driven Notification &amp; Billing Service (Java + Spring Boot)</w:t>
-      </w:r>
-    </w:p>
-    <w:p>
-      <w:pPr>
-        <w:pStyle w:val="NormalWeb"/>
-        <w:numPr>
-          <w:ilvl w:val="0"/>
-          <w:numId w:val="22"/>
-        </w:numPr>
-        <w:jc w:val="both"/>
-        <w:rPr>
-          <w:rFonts w:ascii="Arial" w:hAnsi="Arial" w:cs="Arial"/>
-          <w:sz w:val="18"/>
-        </w:rPr>
-      </w:pPr>
-      <w:r>
-        <w:rPr>
-          <w:rFonts w:ascii="Arial" w:hAnsi="Arial" w:cs="Arial"/>
-          <w:sz w:val="18"/>
-        </w:rPr>
-        <w:t xml:space="preserve">Developed an </w:t>
-      </w:r>
-      <w:r>
-        <w:rPr>
-          <w:rStyle w:val="Strong"/>
-          <w:rFonts w:ascii="Arial" w:hAnsi="Arial" w:cs="Arial"/>
-          <w:sz w:val="18"/>
-        </w:rPr>
-        <w:t>event-driven service</w:t>
-      </w:r>
-      <w:r>
-        <w:rPr>
-          <w:rFonts w:ascii="Arial" w:hAnsi="Arial" w:cs="Arial"/>
-          <w:sz w:val="18"/>
-        </w:rPr>
-        <w:t xml:space="preserve"> that processes </w:t>
-      </w:r>
-      <w:r>
-        <w:rPr>
-          <w:rStyle w:val="Strong"/>
-          <w:rFonts w:ascii="Arial" w:hAnsi="Arial" w:cs="Arial"/>
-          <w:sz w:val="18"/>
-        </w:rPr>
-        <w:t>payments, invoices, and notifications</w:t>
-      </w:r>
-      <w:r>
-        <w:rPr>
-          <w:rFonts w:ascii="Arial" w:hAnsi="Arial" w:cs="Arial"/>
-          <w:sz w:val="18"/>
-        </w:rPr>
-        <w:t xml:space="preserve"> using </w:t>
-      </w:r>
-      <w:r>
-        <w:rPr>
-          <w:rStyle w:val="Strong"/>
-          <w:rFonts w:ascii="Arial" w:hAnsi="Arial" w:cs="Arial"/>
-          <w:sz w:val="18"/>
-        </w:rPr>
-        <w:t>Kafka</w:t>
-      </w:r>
-      <w:r>
-        <w:rPr>
-          <w:rFonts w:ascii="Arial" w:hAnsi="Arial" w:cs="Arial"/>
-          <w:sz w:val="18"/>
-        </w:rPr>
-        <w:t xml:space="preserve"> (or </w:t>
-      </w:r>
-      <w:proofErr w:type="spellStart"/>
-      <w:r>
-        <w:rPr>
-          <w:rStyle w:val="Strong"/>
-          <w:rFonts w:ascii="Arial" w:hAnsi="Arial" w:cs="Arial"/>
-          <w:sz w:val="18"/>
-        </w:rPr>
-        <w:t>RabbitMQ</w:t>
-      </w:r>
-      <w:proofErr w:type="spellEnd"/>
-      <w:r>
-        <w:rPr>
-          <w:rFonts w:ascii="Arial" w:hAnsi="Arial" w:cs="Arial"/>
-          <w:sz w:val="18"/>
-        </w:rPr>
-        <w:t>) with retries and dead-letter handling.</w:t>
-      </w:r>
-    </w:p>
-    <w:p>
-      <w:pPr>
-        <w:pStyle w:val="NormalWeb"/>
-        <w:numPr>
-          <w:ilvl w:val="0"/>
-          <w:numId w:val="22"/>
-        </w:numPr>
-        <w:jc w:val="both"/>
-        <w:rPr>
-          <w:rFonts w:ascii="Arial" w:hAnsi="Arial" w:cs="Arial"/>
-          <w:sz w:val="18"/>
-        </w:rPr>
-      </w:pPr>
-      <w:r>
-        <w:rPr>
-          <w:rFonts w:ascii="Arial" w:hAnsi="Arial" w:cs="Arial"/>
-          <w:sz w:val="18"/>
-        </w:rPr>
-        <w:t xml:space="preserve">Ensured safe processing with </w:t>
-      </w:r>
-      <w:proofErr w:type="spellStart"/>
-      <w:r>
-        <w:rPr>
-          <w:rStyle w:val="Strong"/>
-          <w:rFonts w:ascii="Arial" w:hAnsi="Arial" w:cs="Arial"/>
-          <w:sz w:val="18"/>
-        </w:rPr>
-        <w:t>idempotency</w:t>
-      </w:r>
-      <w:proofErr w:type="spellEnd"/>
-      <w:r>
-        <w:rPr>
-          <w:rStyle w:val="Strong"/>
-          <w:rFonts w:ascii="Arial" w:hAnsi="Arial" w:cs="Arial"/>
-          <w:sz w:val="18"/>
-        </w:rPr>
-        <w:t xml:space="preserve"> keys</w:t>
-      </w:r>
-      <w:r>
-        <w:rPr>
-          <w:rFonts w:ascii="Arial" w:hAnsi="Arial" w:cs="Arial"/>
-          <w:sz w:val="18"/>
-        </w:rPr>
-        <w:t xml:space="preserve"> and </w:t>
-      </w:r>
-      <w:proofErr w:type="spellStart"/>
-      <w:r>
-        <w:rPr>
-          <w:rFonts w:ascii="Arial" w:hAnsi="Arial" w:cs="Arial"/>
-          <w:sz w:val="18"/>
-        </w:rPr>
-        <w:t>deduplication</w:t>
-      </w:r>
-      <w:proofErr w:type="spellEnd"/>
-      <w:r>
-        <w:rPr>
-          <w:rFonts w:ascii="Arial" w:hAnsi="Arial" w:cs="Arial"/>
-          <w:sz w:val="18"/>
-        </w:rPr>
-        <w:t xml:space="preserve"> to prevent double-charges during retries or consumer restarts.</w:t>
-      </w:r>
-    </w:p>
-    <w:p>
-      <w:pPr>
-        <w:pStyle w:val="NormalWeb"/>
-        <w:numPr>
-          <w:ilvl w:val="0"/>
-          <w:numId w:val="22"/>
-        </w:numPr>
-        <w:jc w:val="both"/>
-      </w:pPr>
-      <w:r>
-        <w:rPr>
-          <w:rFonts w:ascii="Arial" w:hAnsi="Arial" w:cs="Arial"/>
-          <w:sz w:val="18"/>
-        </w:rPr>
-        <w:t xml:space="preserve">Added production </w:t>
-      </w:r>
-      <w:proofErr w:type="spellStart"/>
-      <w:r>
-        <w:rPr>
-          <w:rFonts w:ascii="Arial" w:hAnsi="Arial" w:cs="Arial"/>
-          <w:sz w:val="18"/>
-        </w:rPr>
-        <w:t>observability</w:t>
-      </w:r>
-      <w:proofErr w:type="spellEnd"/>
-      <w:r>
-        <w:rPr>
-          <w:sz w:val="18"/>
-        </w:rPr>
-        <w:t xml:space="preserve"> </w:t>
-      </w:r>
-      <w:r>
-        <w:t xml:space="preserve">using </w:t>
-      </w:r>
-      <w:r>
-        <w:rPr>
-          <w:rStyle w:val="Strong"/>
-        </w:rPr>
-        <w:t>structured logging</w:t>
-      </w:r>
-      <w:r>
-        <w:t xml:space="preserve"> and </w:t>
-      </w:r>
-      <w:r>
-        <w:rPr>
-          <w:rStyle w:val="Strong"/>
-        </w:rPr>
-        <w:t>metrics</w:t>
-      </w:r>
-      <w:r>
-        <w:t>, making failures traceable across services and queues.</w:t>
-      </w:r>
     </w:p>
     <w:sectPr>
       <w:pgSz w:w="11906" w:h="16838"/>
@@ -4750,6 +2562,119 @@
     </w:lvl>
   </w:abstractNum>
   <w:abstractNum w:abstractNumId="3">
+    <w:nsid w:val="0EEF084A"/>
+    <w:multiLevelType w:val="hybridMultilevel"/>
+    <w:tmpl w:val="3F784F92"/>
+    <w:lvl w:ilvl="0" w:tplc="04090001">
+      <w:start w:val="1"/>
+      <w:numFmt w:val="bullet"/>
+      <w:lvlText w:val=""/>
+      <w:lvlJc w:val="left"/>
+      <w:pPr>
+        <w:ind w:left="360" w:hanging="360"/>
+      </w:pPr>
+      <w:rPr>
+        <w:rFonts w:ascii="Symbol" w:hAnsi="Symbol" w:hint="default"/>
+      </w:rPr>
+    </w:lvl>
+    <w:lvl w:ilvl="1" w:tplc="04090003" w:tentative="1">
+      <w:start w:val="1"/>
+      <w:numFmt w:val="bullet"/>
+      <w:lvlText w:val="o"/>
+      <w:lvlJc w:val="left"/>
+      <w:pPr>
+        <w:ind w:left="1080" w:hanging="360"/>
+      </w:pPr>
+      <w:rPr>
+        <w:rFonts w:ascii="Courier New" w:hAnsi="Courier New" w:cs="Courier New" w:hint="default"/>
+      </w:rPr>
+    </w:lvl>
+    <w:lvl w:ilvl="2" w:tplc="04090005" w:tentative="1">
+      <w:start w:val="1"/>
+      <w:numFmt w:val="bullet"/>
+      <w:lvlText w:val=""/>
+      <w:lvlJc w:val="left"/>
+      <w:pPr>
+        <w:ind w:left="1800" w:hanging="360"/>
+      </w:pPr>
+      <w:rPr>
+        <w:rFonts w:ascii="Wingdings" w:hAnsi="Wingdings" w:hint="default"/>
+      </w:rPr>
+    </w:lvl>
+    <w:lvl w:ilvl="3" w:tplc="04090001" w:tentative="1">
+      <w:start w:val="1"/>
+      <w:numFmt w:val="bullet"/>
+      <w:lvlText w:val=""/>
+      <w:lvlJc w:val="left"/>
+      <w:pPr>
+        <w:ind w:left="2520" w:hanging="360"/>
+      </w:pPr>
+      <w:rPr>
+        <w:rFonts w:ascii="Symbol" w:hAnsi="Symbol" w:hint="default"/>
+      </w:rPr>
+    </w:lvl>
+    <w:lvl w:ilvl="4" w:tplc="04090003" w:tentative="1">
+      <w:start w:val="1"/>
+      <w:numFmt w:val="bullet"/>
+      <w:lvlText w:val="o"/>
+      <w:lvlJc w:val="left"/>
+      <w:pPr>
+        <w:ind w:left="3240" w:hanging="360"/>
+      </w:pPr>
+      <w:rPr>
+        <w:rFonts w:ascii="Courier New" w:hAnsi="Courier New" w:cs="Courier New" w:hint="default"/>
+      </w:rPr>
+    </w:lvl>
+    <w:lvl w:ilvl="5" w:tplc="04090005" w:tentative="1">
+      <w:start w:val="1"/>
+      <w:numFmt w:val="bullet"/>
+      <w:lvlText w:val=""/>
+      <w:lvlJc w:val="left"/>
+      <w:pPr>
+        <w:ind w:left="3960" w:hanging="360"/>
+      </w:pPr>
+      <w:rPr>
+        <w:rFonts w:ascii="Wingdings" w:hAnsi="Wingdings" w:hint="default"/>
+      </w:rPr>
+    </w:lvl>
+    <w:lvl w:ilvl="6" w:tplc="04090001" w:tentative="1">
+      <w:start w:val="1"/>
+      <w:numFmt w:val="bullet"/>
+      <w:lvlText w:val=""/>
+      <w:lvlJc w:val="left"/>
+      <w:pPr>
+        <w:ind w:left="4680" w:hanging="360"/>
+      </w:pPr>
+      <w:rPr>
+        <w:rFonts w:ascii="Symbol" w:hAnsi="Symbol" w:hint="default"/>
+      </w:rPr>
+    </w:lvl>
+    <w:lvl w:ilvl="7" w:tplc="04090003" w:tentative="1">
+      <w:start w:val="1"/>
+      <w:numFmt w:val="bullet"/>
+      <w:lvlText w:val="o"/>
+      <w:lvlJc w:val="left"/>
+      <w:pPr>
+        <w:ind w:left="5400" w:hanging="360"/>
+      </w:pPr>
+      <w:rPr>
+        <w:rFonts w:ascii="Courier New" w:hAnsi="Courier New" w:cs="Courier New" w:hint="default"/>
+      </w:rPr>
+    </w:lvl>
+    <w:lvl w:ilvl="8" w:tplc="04090005" w:tentative="1">
+      <w:start w:val="1"/>
+      <w:numFmt w:val="bullet"/>
+      <w:lvlText w:val=""/>
+      <w:lvlJc w:val="left"/>
+      <w:pPr>
+        <w:ind w:left="6120" w:hanging="360"/>
+      </w:pPr>
+      <w:rPr>
+        <w:rFonts w:ascii="Wingdings" w:hAnsi="Wingdings" w:hint="default"/>
+      </w:rPr>
+    </w:lvl>
+  </w:abstractNum>
+  <w:abstractNum w:abstractNumId="4">
     <w:nsid w:val="0FC52FDC"/>
     <w:multiLevelType w:val="hybridMultilevel"/>
     <w:tmpl w:val="A1AE254A"/>
@@ -4862,7 +2787,7 @@
       </w:rPr>
     </w:lvl>
   </w:abstractNum>
-  <w:abstractNum w:abstractNumId="4">
+  <w:abstractNum w:abstractNumId="5">
     <w:nsid w:val="12A4448E"/>
     <w:multiLevelType w:val="hybridMultilevel"/>
     <w:tmpl w:val="70B40668"/>
@@ -4975,7 +2900,7 @@
       </w:rPr>
     </w:lvl>
   </w:abstractNum>
-  <w:abstractNum w:abstractNumId="5">
+  <w:abstractNum w:abstractNumId="6">
     <w:nsid w:val="1BEF57D0"/>
     <w:multiLevelType w:val="hybridMultilevel"/>
     <w:tmpl w:val="1C1CE5F8"/>
@@ -5088,7 +3013,7 @@
       </w:rPr>
     </w:lvl>
   </w:abstractNum>
-  <w:abstractNum w:abstractNumId="6">
+  <w:abstractNum w:abstractNumId="7">
     <w:nsid w:val="1CD67C1A"/>
     <w:multiLevelType w:val="multilevel"/>
     <w:tmpl w:val="7FE875AE"/>
@@ -5237,7 +3162,7 @@
       </w:rPr>
     </w:lvl>
   </w:abstractNum>
-  <w:abstractNum w:abstractNumId="7">
+  <w:abstractNum w:abstractNumId="8">
     <w:nsid w:val="1EA9761B"/>
     <w:multiLevelType w:val="hybridMultilevel"/>
     <w:tmpl w:val="64849886"/>
@@ -5349,7 +3274,7 @@
       </w:rPr>
     </w:lvl>
   </w:abstractNum>
-  <w:abstractNum w:abstractNumId="8">
+  <w:abstractNum w:abstractNumId="9">
     <w:nsid w:val="1F1F1528"/>
     <w:multiLevelType w:val="hybridMultilevel"/>
     <w:tmpl w:val="8A28C37C"/>
@@ -5462,7 +3387,7 @@
       </w:rPr>
     </w:lvl>
   </w:abstractNum>
-  <w:abstractNum w:abstractNumId="9">
+  <w:abstractNum w:abstractNumId="10">
     <w:nsid w:val="202C7BDA"/>
     <w:multiLevelType w:val="hybridMultilevel"/>
     <w:tmpl w:val="5C8A7660"/>
@@ -5575,7 +3500,120 @@
       </w:rPr>
     </w:lvl>
   </w:abstractNum>
-  <w:abstractNum w:abstractNumId="10">
+  <w:abstractNum w:abstractNumId="11">
+    <w:nsid w:val="2DF55521"/>
+    <w:multiLevelType w:val="hybridMultilevel"/>
+    <w:tmpl w:val="45FC5A0A"/>
+    <w:lvl w:ilvl="0" w:tplc="04090001">
+      <w:start w:val="1"/>
+      <w:numFmt w:val="bullet"/>
+      <w:lvlText w:val=""/>
+      <w:lvlJc w:val="left"/>
+      <w:pPr>
+        <w:ind w:left="360" w:hanging="360"/>
+      </w:pPr>
+      <w:rPr>
+        <w:rFonts w:ascii="Symbol" w:hAnsi="Symbol" w:hint="default"/>
+      </w:rPr>
+    </w:lvl>
+    <w:lvl w:ilvl="1" w:tplc="04090003" w:tentative="1">
+      <w:start w:val="1"/>
+      <w:numFmt w:val="bullet"/>
+      <w:lvlText w:val="o"/>
+      <w:lvlJc w:val="left"/>
+      <w:pPr>
+        <w:ind w:left="1080" w:hanging="360"/>
+      </w:pPr>
+      <w:rPr>
+        <w:rFonts w:ascii="Courier New" w:hAnsi="Courier New" w:cs="Courier New" w:hint="default"/>
+      </w:rPr>
+    </w:lvl>
+    <w:lvl w:ilvl="2" w:tplc="04090005" w:tentative="1">
+      <w:start w:val="1"/>
+      <w:numFmt w:val="bullet"/>
+      <w:lvlText w:val=""/>
+      <w:lvlJc w:val="left"/>
+      <w:pPr>
+        <w:ind w:left="1800" w:hanging="360"/>
+      </w:pPr>
+      <w:rPr>
+        <w:rFonts w:ascii="Wingdings" w:hAnsi="Wingdings" w:hint="default"/>
+      </w:rPr>
+    </w:lvl>
+    <w:lvl w:ilvl="3" w:tplc="04090001" w:tentative="1">
+      <w:start w:val="1"/>
+      <w:numFmt w:val="bullet"/>
+      <w:lvlText w:val=""/>
+      <w:lvlJc w:val="left"/>
+      <w:pPr>
+        <w:ind w:left="2520" w:hanging="360"/>
+      </w:pPr>
+      <w:rPr>
+        <w:rFonts w:ascii="Symbol" w:hAnsi="Symbol" w:hint="default"/>
+      </w:rPr>
+    </w:lvl>
+    <w:lvl w:ilvl="4" w:tplc="04090003" w:tentative="1">
+      <w:start w:val="1"/>
+      <w:numFmt w:val="bullet"/>
+      <w:lvlText w:val="o"/>
+      <w:lvlJc w:val="left"/>
+      <w:pPr>
+        <w:ind w:left="3240" w:hanging="360"/>
+      </w:pPr>
+      <w:rPr>
+        <w:rFonts w:ascii="Courier New" w:hAnsi="Courier New" w:cs="Courier New" w:hint="default"/>
+      </w:rPr>
+    </w:lvl>
+    <w:lvl w:ilvl="5" w:tplc="04090005" w:tentative="1">
+      <w:start w:val="1"/>
+      <w:numFmt w:val="bullet"/>
+      <w:lvlText w:val=""/>
+      <w:lvlJc w:val="left"/>
+      <w:pPr>
+        <w:ind w:left="3960" w:hanging="360"/>
+      </w:pPr>
+      <w:rPr>
+        <w:rFonts w:ascii="Wingdings" w:hAnsi="Wingdings" w:hint="default"/>
+      </w:rPr>
+    </w:lvl>
+    <w:lvl w:ilvl="6" w:tplc="04090001" w:tentative="1">
+      <w:start w:val="1"/>
+      <w:numFmt w:val="bullet"/>
+      <w:lvlText w:val=""/>
+      <w:lvlJc w:val="left"/>
+      <w:pPr>
+        <w:ind w:left="4680" w:hanging="360"/>
+      </w:pPr>
+      <w:rPr>
+        <w:rFonts w:ascii="Symbol" w:hAnsi="Symbol" w:hint="default"/>
+      </w:rPr>
+    </w:lvl>
+    <w:lvl w:ilvl="7" w:tplc="04090003" w:tentative="1">
+      <w:start w:val="1"/>
+      <w:numFmt w:val="bullet"/>
+      <w:lvlText w:val="o"/>
+      <w:lvlJc w:val="left"/>
+      <w:pPr>
+        <w:ind w:left="5400" w:hanging="360"/>
+      </w:pPr>
+      <w:rPr>
+        <w:rFonts w:ascii="Courier New" w:hAnsi="Courier New" w:cs="Courier New" w:hint="default"/>
+      </w:rPr>
+    </w:lvl>
+    <w:lvl w:ilvl="8" w:tplc="04090005" w:tentative="1">
+      <w:start w:val="1"/>
+      <w:numFmt w:val="bullet"/>
+      <w:lvlText w:val=""/>
+      <w:lvlJc w:val="left"/>
+      <w:pPr>
+        <w:ind w:left="6120" w:hanging="360"/>
+      </w:pPr>
+      <w:rPr>
+        <w:rFonts w:ascii="Wingdings" w:hAnsi="Wingdings" w:hint="default"/>
+      </w:rPr>
+    </w:lvl>
+  </w:abstractNum>
+  <w:abstractNum w:abstractNumId="12">
     <w:nsid w:val="350D77D9"/>
     <w:multiLevelType w:val="hybridMultilevel"/>
     <w:tmpl w:val="0F4660B8"/>
@@ -5688,7 +3726,120 @@
       </w:rPr>
     </w:lvl>
   </w:abstractNum>
-  <w:abstractNum w:abstractNumId="11">
+  <w:abstractNum w:abstractNumId="13">
+    <w:nsid w:val="37895382"/>
+    <w:multiLevelType w:val="hybridMultilevel"/>
+    <w:tmpl w:val="F684D84C"/>
+    <w:lvl w:ilvl="0" w:tplc="04090001">
+      <w:start w:val="1"/>
+      <w:numFmt w:val="bullet"/>
+      <w:lvlText w:val=""/>
+      <w:lvlJc w:val="left"/>
+      <w:pPr>
+        <w:ind w:left="360" w:hanging="360"/>
+      </w:pPr>
+      <w:rPr>
+        <w:rFonts w:ascii="Symbol" w:hAnsi="Symbol" w:hint="default"/>
+      </w:rPr>
+    </w:lvl>
+    <w:lvl w:ilvl="1" w:tplc="04090003" w:tentative="1">
+      <w:start w:val="1"/>
+      <w:numFmt w:val="bullet"/>
+      <w:lvlText w:val="o"/>
+      <w:lvlJc w:val="left"/>
+      <w:pPr>
+        <w:ind w:left="1080" w:hanging="360"/>
+      </w:pPr>
+      <w:rPr>
+        <w:rFonts w:ascii="Courier New" w:hAnsi="Courier New" w:cs="Courier New" w:hint="default"/>
+      </w:rPr>
+    </w:lvl>
+    <w:lvl w:ilvl="2" w:tplc="04090005" w:tentative="1">
+      <w:start w:val="1"/>
+      <w:numFmt w:val="bullet"/>
+      <w:lvlText w:val=""/>
+      <w:lvlJc w:val="left"/>
+      <w:pPr>
+        <w:ind w:left="1800" w:hanging="360"/>
+      </w:pPr>
+      <w:rPr>
+        <w:rFonts w:ascii="Wingdings" w:hAnsi="Wingdings" w:hint="default"/>
+      </w:rPr>
+    </w:lvl>
+    <w:lvl w:ilvl="3" w:tplc="04090001" w:tentative="1">
+      <w:start w:val="1"/>
+      <w:numFmt w:val="bullet"/>
+      <w:lvlText w:val=""/>
+      <w:lvlJc w:val="left"/>
+      <w:pPr>
+        <w:ind w:left="2520" w:hanging="360"/>
+      </w:pPr>
+      <w:rPr>
+        <w:rFonts w:ascii="Symbol" w:hAnsi="Symbol" w:hint="default"/>
+      </w:rPr>
+    </w:lvl>
+    <w:lvl w:ilvl="4" w:tplc="04090003" w:tentative="1">
+      <w:start w:val="1"/>
+      <w:numFmt w:val="bullet"/>
+      <w:lvlText w:val="o"/>
+      <w:lvlJc w:val="left"/>
+      <w:pPr>
+        <w:ind w:left="3240" w:hanging="360"/>
+      </w:pPr>
+      <w:rPr>
+        <w:rFonts w:ascii="Courier New" w:hAnsi="Courier New" w:cs="Courier New" w:hint="default"/>
+      </w:rPr>
+    </w:lvl>
+    <w:lvl w:ilvl="5" w:tplc="04090005" w:tentative="1">
+      <w:start w:val="1"/>
+      <w:numFmt w:val="bullet"/>
+      <w:lvlText w:val=""/>
+      <w:lvlJc w:val="left"/>
+      <w:pPr>
+        <w:ind w:left="3960" w:hanging="360"/>
+      </w:pPr>
+      <w:rPr>
+        <w:rFonts w:ascii="Wingdings" w:hAnsi="Wingdings" w:hint="default"/>
+      </w:rPr>
+    </w:lvl>
+    <w:lvl w:ilvl="6" w:tplc="04090001" w:tentative="1">
+      <w:start w:val="1"/>
+      <w:numFmt w:val="bullet"/>
+      <w:lvlText w:val=""/>
+      <w:lvlJc w:val="left"/>
+      <w:pPr>
+        <w:ind w:left="4680" w:hanging="360"/>
+      </w:pPr>
+      <w:rPr>
+        <w:rFonts w:ascii="Symbol" w:hAnsi="Symbol" w:hint="default"/>
+      </w:rPr>
+    </w:lvl>
+    <w:lvl w:ilvl="7" w:tplc="04090003" w:tentative="1">
+      <w:start w:val="1"/>
+      <w:numFmt w:val="bullet"/>
+      <w:lvlText w:val="o"/>
+      <w:lvlJc w:val="left"/>
+      <w:pPr>
+        <w:ind w:left="5400" w:hanging="360"/>
+      </w:pPr>
+      <w:rPr>
+        <w:rFonts w:ascii="Courier New" w:hAnsi="Courier New" w:cs="Courier New" w:hint="default"/>
+      </w:rPr>
+    </w:lvl>
+    <w:lvl w:ilvl="8" w:tplc="04090005" w:tentative="1">
+      <w:start w:val="1"/>
+      <w:numFmt w:val="bullet"/>
+      <w:lvlText w:val=""/>
+      <w:lvlJc w:val="left"/>
+      <w:pPr>
+        <w:ind w:left="6120" w:hanging="360"/>
+      </w:pPr>
+      <w:rPr>
+        <w:rFonts w:ascii="Wingdings" w:hAnsi="Wingdings" w:hint="default"/>
+      </w:rPr>
+    </w:lvl>
+  </w:abstractNum>
+  <w:abstractNum w:abstractNumId="14">
     <w:nsid w:val="3BD81AF1"/>
     <w:multiLevelType w:val="hybridMultilevel"/>
     <w:tmpl w:val="AF48C81A"/>
@@ -5801,7 +3952,120 @@
       </w:rPr>
     </w:lvl>
   </w:abstractNum>
-  <w:abstractNum w:abstractNumId="12">
+  <w:abstractNum w:abstractNumId="15">
+    <w:nsid w:val="3C0D763E"/>
+    <w:multiLevelType w:val="hybridMultilevel"/>
+    <w:tmpl w:val="DEC00886"/>
+    <w:lvl w:ilvl="0" w:tplc="04090001">
+      <w:start w:val="1"/>
+      <w:numFmt w:val="bullet"/>
+      <w:lvlText w:val=""/>
+      <w:lvlJc w:val="left"/>
+      <w:pPr>
+        <w:ind w:left="360" w:hanging="360"/>
+      </w:pPr>
+      <w:rPr>
+        <w:rFonts w:ascii="Symbol" w:hAnsi="Symbol" w:hint="default"/>
+      </w:rPr>
+    </w:lvl>
+    <w:lvl w:ilvl="1" w:tplc="04090003" w:tentative="1">
+      <w:start w:val="1"/>
+      <w:numFmt w:val="bullet"/>
+      <w:lvlText w:val="o"/>
+      <w:lvlJc w:val="left"/>
+      <w:pPr>
+        <w:ind w:left="1080" w:hanging="360"/>
+      </w:pPr>
+      <w:rPr>
+        <w:rFonts w:ascii="Courier New" w:hAnsi="Courier New" w:cs="Courier New" w:hint="default"/>
+      </w:rPr>
+    </w:lvl>
+    <w:lvl w:ilvl="2" w:tplc="04090005" w:tentative="1">
+      <w:start w:val="1"/>
+      <w:numFmt w:val="bullet"/>
+      <w:lvlText w:val=""/>
+      <w:lvlJc w:val="left"/>
+      <w:pPr>
+        <w:ind w:left="1800" w:hanging="360"/>
+      </w:pPr>
+      <w:rPr>
+        <w:rFonts w:ascii="Wingdings" w:hAnsi="Wingdings" w:hint="default"/>
+      </w:rPr>
+    </w:lvl>
+    <w:lvl w:ilvl="3" w:tplc="04090001" w:tentative="1">
+      <w:start w:val="1"/>
+      <w:numFmt w:val="bullet"/>
+      <w:lvlText w:val=""/>
+      <w:lvlJc w:val="left"/>
+      <w:pPr>
+        <w:ind w:left="2520" w:hanging="360"/>
+      </w:pPr>
+      <w:rPr>
+        <w:rFonts w:ascii="Symbol" w:hAnsi="Symbol" w:hint="default"/>
+      </w:rPr>
+    </w:lvl>
+    <w:lvl w:ilvl="4" w:tplc="04090003" w:tentative="1">
+      <w:start w:val="1"/>
+      <w:numFmt w:val="bullet"/>
+      <w:lvlText w:val="o"/>
+      <w:lvlJc w:val="left"/>
+      <w:pPr>
+        <w:ind w:left="3240" w:hanging="360"/>
+      </w:pPr>
+      <w:rPr>
+        <w:rFonts w:ascii="Courier New" w:hAnsi="Courier New" w:cs="Courier New" w:hint="default"/>
+      </w:rPr>
+    </w:lvl>
+    <w:lvl w:ilvl="5" w:tplc="04090005" w:tentative="1">
+      <w:start w:val="1"/>
+      <w:numFmt w:val="bullet"/>
+      <w:lvlText w:val=""/>
+      <w:lvlJc w:val="left"/>
+      <w:pPr>
+        <w:ind w:left="3960" w:hanging="360"/>
+      </w:pPr>
+      <w:rPr>
+        <w:rFonts w:ascii="Wingdings" w:hAnsi="Wingdings" w:hint="default"/>
+      </w:rPr>
+    </w:lvl>
+    <w:lvl w:ilvl="6" w:tplc="04090001" w:tentative="1">
+      <w:start w:val="1"/>
+      <w:numFmt w:val="bullet"/>
+      <w:lvlText w:val=""/>
+      <w:lvlJc w:val="left"/>
+      <w:pPr>
+        <w:ind w:left="4680" w:hanging="360"/>
+      </w:pPr>
+      <w:rPr>
+        <w:rFonts w:ascii="Symbol" w:hAnsi="Symbol" w:hint="default"/>
+      </w:rPr>
+    </w:lvl>
+    <w:lvl w:ilvl="7" w:tplc="04090003" w:tentative="1">
+      <w:start w:val="1"/>
+      <w:numFmt w:val="bullet"/>
+      <w:lvlText w:val="o"/>
+      <w:lvlJc w:val="left"/>
+      <w:pPr>
+        <w:ind w:left="5400" w:hanging="360"/>
+      </w:pPr>
+      <w:rPr>
+        <w:rFonts w:ascii="Courier New" w:hAnsi="Courier New" w:cs="Courier New" w:hint="default"/>
+      </w:rPr>
+    </w:lvl>
+    <w:lvl w:ilvl="8" w:tplc="04090005" w:tentative="1">
+      <w:start w:val="1"/>
+      <w:numFmt w:val="bullet"/>
+      <w:lvlText w:val=""/>
+      <w:lvlJc w:val="left"/>
+      <w:pPr>
+        <w:ind w:left="6120" w:hanging="360"/>
+      </w:pPr>
+      <w:rPr>
+        <w:rFonts w:ascii="Wingdings" w:hAnsi="Wingdings" w:hint="default"/>
+      </w:rPr>
+    </w:lvl>
+  </w:abstractNum>
+  <w:abstractNum w:abstractNumId="16">
     <w:nsid w:val="401B02AF"/>
     <w:multiLevelType w:val="hybridMultilevel"/>
     <w:tmpl w:val="23468E06"/>
@@ -5914,7 +4178,7 @@
       </w:rPr>
     </w:lvl>
   </w:abstractNum>
-  <w:abstractNum w:abstractNumId="13">
+  <w:abstractNum w:abstractNumId="17">
     <w:nsid w:val="463A55DF"/>
     <w:multiLevelType w:val="multilevel"/>
     <w:tmpl w:val="04C2BF80"/>
@@ -6063,7 +4327,7 @@
       </w:rPr>
     </w:lvl>
   </w:abstractNum>
-  <w:abstractNum w:abstractNumId="14">
+  <w:abstractNum w:abstractNumId="18">
     <w:nsid w:val="4A7117D7"/>
     <w:multiLevelType w:val="hybridMultilevel"/>
     <w:tmpl w:val="B106C838"/>
@@ -6176,7 +4440,7 @@
       </w:rPr>
     </w:lvl>
   </w:abstractNum>
-  <w:abstractNum w:abstractNumId="15">
+  <w:abstractNum w:abstractNumId="19">
     <w:nsid w:val="58520F90"/>
     <w:multiLevelType w:val="hybridMultilevel"/>
     <w:tmpl w:val="5D06168A"/>
@@ -6289,7 +4553,120 @@
       </w:rPr>
     </w:lvl>
   </w:abstractNum>
-  <w:abstractNum w:abstractNumId="16">
+  <w:abstractNum w:abstractNumId="20">
+    <w:nsid w:val="59282FA5"/>
+    <w:multiLevelType w:val="hybridMultilevel"/>
+    <w:tmpl w:val="25C6702E"/>
+    <w:lvl w:ilvl="0" w:tplc="04090001">
+      <w:start w:val="1"/>
+      <w:numFmt w:val="bullet"/>
+      <w:lvlText w:val=""/>
+      <w:lvlJc w:val="left"/>
+      <w:pPr>
+        <w:ind w:left="360" w:hanging="360"/>
+      </w:pPr>
+      <w:rPr>
+        <w:rFonts w:ascii="Symbol" w:hAnsi="Symbol" w:hint="default"/>
+      </w:rPr>
+    </w:lvl>
+    <w:lvl w:ilvl="1" w:tplc="04090003" w:tentative="1">
+      <w:start w:val="1"/>
+      <w:numFmt w:val="bullet"/>
+      <w:lvlText w:val="o"/>
+      <w:lvlJc w:val="left"/>
+      <w:pPr>
+        <w:ind w:left="1080" w:hanging="360"/>
+      </w:pPr>
+      <w:rPr>
+        <w:rFonts w:ascii="Courier New" w:hAnsi="Courier New" w:cs="Courier New" w:hint="default"/>
+      </w:rPr>
+    </w:lvl>
+    <w:lvl w:ilvl="2" w:tplc="04090005" w:tentative="1">
+      <w:start w:val="1"/>
+      <w:numFmt w:val="bullet"/>
+      <w:lvlText w:val=""/>
+      <w:lvlJc w:val="left"/>
+      <w:pPr>
+        <w:ind w:left="1800" w:hanging="360"/>
+      </w:pPr>
+      <w:rPr>
+        <w:rFonts w:ascii="Wingdings" w:hAnsi="Wingdings" w:hint="default"/>
+      </w:rPr>
+    </w:lvl>
+    <w:lvl w:ilvl="3" w:tplc="04090001" w:tentative="1">
+      <w:start w:val="1"/>
+      <w:numFmt w:val="bullet"/>
+      <w:lvlText w:val=""/>
+      <w:lvlJc w:val="left"/>
+      <w:pPr>
+        <w:ind w:left="2520" w:hanging="360"/>
+      </w:pPr>
+      <w:rPr>
+        <w:rFonts w:ascii="Symbol" w:hAnsi="Symbol" w:hint="default"/>
+      </w:rPr>
+    </w:lvl>
+    <w:lvl w:ilvl="4" w:tplc="04090003" w:tentative="1">
+      <w:start w:val="1"/>
+      <w:numFmt w:val="bullet"/>
+      <w:lvlText w:val="o"/>
+      <w:lvlJc w:val="left"/>
+      <w:pPr>
+        <w:ind w:left="3240" w:hanging="360"/>
+      </w:pPr>
+      <w:rPr>
+        <w:rFonts w:ascii="Courier New" w:hAnsi="Courier New" w:cs="Courier New" w:hint="default"/>
+      </w:rPr>
+    </w:lvl>
+    <w:lvl w:ilvl="5" w:tplc="04090005" w:tentative="1">
+      <w:start w:val="1"/>
+      <w:numFmt w:val="bullet"/>
+      <w:lvlText w:val=""/>
+      <w:lvlJc w:val="left"/>
+      <w:pPr>
+        <w:ind w:left="3960" w:hanging="360"/>
+      </w:pPr>
+      <w:rPr>
+        <w:rFonts w:ascii="Wingdings" w:hAnsi="Wingdings" w:hint="default"/>
+      </w:rPr>
+    </w:lvl>
+    <w:lvl w:ilvl="6" w:tplc="04090001" w:tentative="1">
+      <w:start w:val="1"/>
+      <w:numFmt w:val="bullet"/>
+      <w:lvlText w:val=""/>
+      <w:lvlJc w:val="left"/>
+      <w:pPr>
+        <w:ind w:left="4680" w:hanging="360"/>
+      </w:pPr>
+      <w:rPr>
+        <w:rFonts w:ascii="Symbol" w:hAnsi="Symbol" w:hint="default"/>
+      </w:rPr>
+    </w:lvl>
+    <w:lvl w:ilvl="7" w:tplc="04090003" w:tentative="1">
+      <w:start w:val="1"/>
+      <w:numFmt w:val="bullet"/>
+      <w:lvlText w:val="o"/>
+      <w:lvlJc w:val="left"/>
+      <w:pPr>
+        <w:ind w:left="5400" w:hanging="360"/>
+      </w:pPr>
+      <w:rPr>
+        <w:rFonts w:ascii="Courier New" w:hAnsi="Courier New" w:cs="Courier New" w:hint="default"/>
+      </w:rPr>
+    </w:lvl>
+    <w:lvl w:ilvl="8" w:tplc="04090005" w:tentative="1">
+      <w:start w:val="1"/>
+      <w:numFmt w:val="bullet"/>
+      <w:lvlText w:val=""/>
+      <w:lvlJc w:val="left"/>
+      <w:pPr>
+        <w:ind w:left="6120" w:hanging="360"/>
+      </w:pPr>
+      <w:rPr>
+        <w:rFonts w:ascii="Wingdings" w:hAnsi="Wingdings" w:hint="default"/>
+      </w:rPr>
+    </w:lvl>
+  </w:abstractNum>
+  <w:abstractNum w:abstractNumId="21">
     <w:nsid w:val="59723FDA"/>
     <w:multiLevelType w:val="hybridMultilevel"/>
     <w:tmpl w:val="B314882A"/>
@@ -6402,7 +4779,7 @@
       </w:rPr>
     </w:lvl>
   </w:abstractNum>
-  <w:abstractNum w:abstractNumId="17">
+  <w:abstractNum w:abstractNumId="22">
     <w:nsid w:val="5C3948B5"/>
     <w:multiLevelType w:val="hybridMultilevel"/>
     <w:tmpl w:val="3346796A"/>
@@ -6515,7 +4892,7 @@
       </w:rPr>
     </w:lvl>
   </w:abstractNum>
-  <w:abstractNum w:abstractNumId="18">
+  <w:abstractNum w:abstractNumId="23">
     <w:nsid w:val="612E7579"/>
     <w:multiLevelType w:val="hybridMultilevel"/>
     <w:tmpl w:val="9C4E0874"/>
@@ -6627,7 +5004,7 @@
       </w:rPr>
     </w:lvl>
   </w:abstractNum>
-  <w:abstractNum w:abstractNumId="19">
+  <w:abstractNum w:abstractNumId="24">
     <w:nsid w:val="668C4ED6"/>
     <w:multiLevelType w:val="hybridMultilevel"/>
     <w:tmpl w:val="5A248692"/>
@@ -6713,7 +5090,7 @@
       </w:pPr>
     </w:lvl>
   </w:abstractNum>
-  <w:abstractNum w:abstractNumId="20">
+  <w:abstractNum w:abstractNumId="25">
     <w:nsid w:val="68123FB7"/>
     <w:multiLevelType w:val="hybridMultilevel"/>
     <w:tmpl w:val="0FD22D7A"/>
@@ -6826,7 +5203,7 @@
       </w:rPr>
     </w:lvl>
   </w:abstractNum>
-  <w:abstractNum w:abstractNumId="21">
+  <w:abstractNum w:abstractNumId="26">
     <w:nsid w:val="6FC93A61"/>
     <w:multiLevelType w:val="hybridMultilevel"/>
     <w:tmpl w:val="BA526BA2"/>
@@ -6940,73 +5317,88 @@
     </w:lvl>
   </w:abstractNum>
   <w:num w:numId="1">
-    <w:abstractNumId w:val="19"/>
+    <w:abstractNumId w:val="24"/>
     <w:lvlOverride w:ilvl="0">
       <w:startOverride w:val="1"/>
     </w:lvlOverride>
   </w:num>
   <w:num w:numId="2">
-    <w:abstractNumId w:val="16"/>
+    <w:abstractNumId w:val="21"/>
   </w:num>
   <w:num w:numId="3">
-    <w:abstractNumId w:val="18"/>
+    <w:abstractNumId w:val="23"/>
   </w:num>
   <w:num w:numId="4">
-    <w:abstractNumId w:val="7"/>
+    <w:abstractNumId w:val="8"/>
   </w:num>
   <w:num w:numId="5">
-    <w:abstractNumId w:val="21"/>
+    <w:abstractNumId w:val="26"/>
   </w:num>
   <w:num w:numId="6">
-    <w:abstractNumId w:val="14"/>
+    <w:abstractNumId w:val="18"/>
   </w:num>
   <w:num w:numId="7">
     <w:abstractNumId w:val="2"/>
   </w:num>
   <w:num w:numId="8">
+    <w:abstractNumId w:val="10"/>
+  </w:num>
+  <w:num w:numId="9">
     <w:abstractNumId w:val="9"/>
   </w:num>
-  <w:num w:numId="9">
-    <w:abstractNumId w:val="8"/>
-  </w:num>
   <w:num w:numId="10">
-    <w:abstractNumId w:val="17"/>
+    <w:abstractNumId w:val="22"/>
   </w:num>
   <w:num w:numId="11">
     <w:abstractNumId w:val="1"/>
   </w:num>
   <w:num w:numId="12">
-    <w:abstractNumId w:val="12"/>
+    <w:abstractNumId w:val="16"/>
   </w:num>
   <w:num w:numId="13">
-    <w:abstractNumId w:val="4"/>
+    <w:abstractNumId w:val="5"/>
   </w:num>
   <w:num w:numId="14">
     <w:abstractNumId w:val="0"/>
   </w:num>
   <w:num w:numId="15">
-    <w:abstractNumId w:val="10"/>
+    <w:abstractNumId w:val="12"/>
   </w:num>
   <w:num w:numId="16">
+    <w:abstractNumId w:val="25"/>
+  </w:num>
+  <w:num w:numId="17">
+    <w:abstractNumId w:val="14"/>
+  </w:num>
+  <w:num w:numId="18">
+    <w:abstractNumId w:val="19"/>
+  </w:num>
+  <w:num w:numId="19">
+    <w:abstractNumId w:val="6"/>
+  </w:num>
+  <w:num w:numId="20">
+    <w:abstractNumId w:val="4"/>
+  </w:num>
+  <w:num w:numId="21">
+    <w:abstractNumId w:val="17"/>
+  </w:num>
+  <w:num w:numId="22">
+    <w:abstractNumId w:val="7"/>
+  </w:num>
+  <w:num w:numId="23">
+    <w:abstractNumId w:val="15"/>
+  </w:num>
+  <w:num w:numId="24">
+    <w:abstractNumId w:val="13"/>
+  </w:num>
+  <w:num w:numId="25">
+    <w:abstractNumId w:val="3"/>
+  </w:num>
+  <w:num w:numId="26">
     <w:abstractNumId w:val="20"/>
   </w:num>
-  <w:num w:numId="17">
+  <w:num w:numId="27">
     <w:abstractNumId w:val="11"/>
-  </w:num>
-  <w:num w:numId="18">
-    <w:abstractNumId w:val="15"/>
-  </w:num>
-  <w:num w:numId="19">
-    <w:abstractNumId w:val="5"/>
-  </w:num>
-  <w:num w:numId="20">
-    <w:abstractNumId w:val="3"/>
-  </w:num>
-  <w:num w:numId="21">
-    <w:abstractNumId w:val="13"/>
-  </w:num>
-  <w:num w:numId="22">
-    <w:abstractNumId w:val="6"/>
   </w:num>
 </w:numbering>
 </file>
